--- a/swh/docx/011.content.docx
+++ b/swh/docx/011.content.docx
@@ -150,26 +150,6 @@
           <w:lang w:val="sw_KE" w:bidi="sw_KE"/>
         </w:rPr>
         <w:t>J</w:t>
-      </w:r>
-      <w:r>
-        <w:rPr>
-          <w:lang w:val="sw_KE" w:bidi="sw_KE"/>
-        </w:rPr>
-      </w:r>
-    </w:p>
-    <w:p>
-      <w:pPr/>
-      <w:r>
-        <w:rPr>
-          <w:lang w:val="sw_KE" w:bidi="sw_KE"/>
-        </w:rPr>
-      </w:r>
-      <w:r>
-        <w:rPr>
-          <w:i/>
-          <w:lang w:val="sw_KE" w:bidi="sw_KE"/>
-        </w:rPr>
-        <w:t>Jangwa, Jehanamu, Jiji la Rumi, Jiwe la Pembeni, Jua, Juda (Mtu)</w:t>
       </w:r>
       <w:r>
         <w:rPr>

--- a/swh/docx/011.content.docx
+++ b/swh/docx/011.content.docx
@@ -19,7 +19,7 @@
         <w:rPr>
           <w:lang w:val="sw_KE" w:bidi="sw_KE"/>
         </w:rPr>
-        <w:t>Resource: Kamusi ya Biblia (Tyndale)</w:t>
+        <w:t>Resource: Tyndale Open Bible Dictionary</w:t>
       </w:r>
       <w:r>
         <w:rPr>
@@ -112,7 +112,7 @@
         <w:rPr>
           <w:lang w:val="sw_KE" w:bidi="sw_KE"/>
         </w:rPr>
-        <w:t>Kamusi ya Biblia (Tyndale)</w:t>
+        <w:t>Tyndale Open Bible Dictionary</w:t>
       </w:r>
     </w:p>
     <w:p>

--- a/swh/docx/011.content.docx
+++ b/swh/docx/011.content.docx
@@ -19,7 +19,7 @@
         <w:rPr>
           <w:lang w:val="sw_KE" w:bidi="sw_KE"/>
         </w:rPr>
-        <w:t>Resource: Tyndale Open Bible Dictionary</w:t>
+        <w:t>Resource: Aquifer Open Bible Dictionary</w:t>
       </w:r>
       <w:r>
         <w:rPr>
@@ -112,7 +112,7 @@
         <w:rPr>
           <w:lang w:val="sw_KE" w:bidi="sw_KE"/>
         </w:rPr>
-        <w:t>Tyndale Open Bible Dictionary</w:t>
+        <w:t>Aquifer Open Bible Dictionary</w:t>
       </w:r>
     </w:p>
     <w:p>

--- a/swh/docx/011.content.docx
+++ b/swh/docx/011.content.docx
@@ -258,108 +258,72 @@
         </w:rPr>
         <w:t>Neno la Kiebrania linalotumika sana kwa jangwa linamaanisha "nyika." Inaweza kuwa inahusiana na kitenzi kinachomaanisha "kuendesha," kama vile mchungaji anavyoendesha kondoo kwenda malishoni. Neno la Kigiriki linalotumika sana katika Agano Jipya na Septuagint (tafsiri ya Kigiriki ya Agano la Kale) linamaanisha eneo la pori, wazi ambapo wanyama wa porini wanaishi (</w:t>
       </w:r>
-      <w:hyperlink r:id="rId13">
-        <w:r>
-          <w:rPr>
-            <w:lang w:val="sw_KE" w:bidi="sw_KE"/>
-          </w:rPr>
-          <w:rPr>
-            <w:color w:val="0000EE"/>
-            <w:u w:val="single"/>
-          </w:rPr>
-          <w:t>Kumbukumbu la Torati 32:10</w:t>
-        </w:r>
-      </w:hyperlink>
-      <w:r>
-        <w:rPr>
-          <w:lang w:val="sw_KE" w:bidi="sw_KE"/>
-        </w:rPr>
-        <w:t xml:space="preserve">; </w:t>
-      </w:r>
-      <w:hyperlink r:id="rId14">
-        <w:r>
-          <w:rPr>
-            <w:lang w:val="sw_KE" w:bidi="sw_KE"/>
-          </w:rPr>
-          <w:rPr>
-            <w:color w:val="0000EE"/>
-            <w:u w:val="single"/>
-          </w:rPr>
-          <w:t>Ayubu 24:5</w:t>
-        </w:r>
-      </w:hyperlink>
+      <w:r>
+        <w:rPr>
+          <w:lang w:val="sw_KE" w:bidi="sw_KE"/>
+        </w:rPr>
+        <w:t>Kumbukumbu la Torati 32:10</w:t>
+      </w:r>
+      <w:r>
+        <w:rPr>
+          <w:lang w:val="sw_KE" w:bidi="sw_KE"/>
+        </w:rPr>
+        <w:t xml:space="preserve">; </w:t>
+      </w:r>
+      <w:r>
+        <w:rPr>
+          <w:lang w:val="sw_KE" w:bidi="sw_KE"/>
+        </w:rPr>
+        <w:t>Ayubu 24:5</w:t>
+      </w:r>
       <w:r>
         <w:rPr>
           <w:lang w:val="sw_KE" w:bidi="sw_KE"/>
         </w:rPr>
         <w:t>). Nyika pia inaweza kuwa mahali pa malisho (</w:t>
       </w:r>
-      <w:hyperlink r:id="rId15">
-        <w:r>
-          <w:rPr>
-            <w:lang w:val="sw_KE" w:bidi="sw_KE"/>
-          </w:rPr>
-          <w:rPr>
-            <w:color w:val="0000EE"/>
-            <w:u w:val="single"/>
-          </w:rPr>
-          <w:t>Kutoka 3:1</w:t>
-        </w:r>
-      </w:hyperlink>
-      <w:r>
-        <w:rPr>
-          <w:lang w:val="sw_KE" w:bidi="sw_KE"/>
-        </w:rPr>
-        <w:t xml:space="preserve">; </w:t>
-      </w:r>
-      <w:hyperlink r:id="rId16">
-        <w:r>
-          <w:rPr>
-            <w:lang w:val="sw_KE" w:bidi="sw_KE"/>
-          </w:rPr>
-          <w:rPr>
-            <w:color w:val="0000EE"/>
-            <w:u w:val="single"/>
-          </w:rPr>
-          <w:t>Zaburi 65:12</w:t>
-        </w:r>
-      </w:hyperlink>
-      <w:r>
-        <w:rPr>
-          <w:lang w:val="sw_KE" w:bidi="sw_KE"/>
-        </w:rPr>
-        <w:t xml:space="preserve">; </w:t>
-      </w:r>
-      <w:hyperlink r:id="rId17">
-        <w:r>
-          <w:rPr>
-            <w:lang w:val="sw_KE" w:bidi="sw_KE"/>
-          </w:rPr>
-          <w:rPr>
-            <w:color w:val="0000EE"/>
-            <w:u w:val="single"/>
-          </w:rPr>
-          <w:t>Yeremia 23:10</w:t>
-        </w:r>
-      </w:hyperlink>
-      <w:r>
-        <w:rPr>
-          <w:lang w:val="sw_KE" w:bidi="sw_KE"/>
-        </w:rPr>
-        <w:t xml:space="preserve">; </w:t>
-      </w:r>
-      <w:hyperlink r:id="rId18">
-        <w:r>
-          <w:rPr>
-            <w:lang w:val="sw_KE" w:bidi="sw_KE"/>
-          </w:rPr>
-          <w:rPr>
-            <w:color w:val="0000EE"/>
-            <w:u w:val="single"/>
-          </w:rPr>
-          <w:t>Yoeli 2:22</w:t>
-        </w:r>
-      </w:hyperlink>
+      <w:r>
+        <w:rPr>
+          <w:lang w:val="sw_KE" w:bidi="sw_KE"/>
+        </w:rPr>
+        <w:t>Kutoka 3:1</w:t>
+      </w:r>
+      <w:r>
+        <w:rPr>
+          <w:lang w:val="sw_KE" w:bidi="sw_KE"/>
+        </w:rPr>
+        <w:t xml:space="preserve">; </w:t>
+      </w:r>
+      <w:r>
+        <w:rPr>
+          <w:lang w:val="sw_KE" w:bidi="sw_KE"/>
+        </w:rPr>
+        <w:t>Zaburi 65:12</w:t>
+      </w:r>
+      <w:r>
+        <w:rPr>
+          <w:lang w:val="sw_KE" w:bidi="sw_KE"/>
+        </w:rPr>
+        <w:t xml:space="preserve">; </w:t>
+      </w:r>
+      <w:r>
+        <w:rPr>
+          <w:lang w:val="sw_KE" w:bidi="sw_KE"/>
+        </w:rPr>
+        <w:t>Yeremia 23:10</w:t>
+      </w:r>
+      <w:r>
+        <w:rPr>
+          <w:lang w:val="sw_KE" w:bidi="sw_KE"/>
+        </w:rPr>
+        <w:t xml:space="preserve">; </w:t>
+      </w:r>
+      <w:r>
+        <w:rPr>
+          <w:lang w:val="sw_KE" w:bidi="sw_KE"/>
+        </w:rPr>
+        <w:t>Yoeli 2:22</w:t>
+      </w:r>
       <w:r>
         <w:rPr>
           <w:lang w:val="sw_KE" w:bidi="sw_KE"/>
@@ -380,198 +344,132 @@
         </w:rPr>
         <w:t>Biblia mara nyingi inataja maeneo ya nyika (</w:t>
       </w:r>
-      <w:hyperlink r:id="rId19">
-        <w:r>
-          <w:rPr>
-            <w:lang w:val="sw_KE" w:bidi="sw_KE"/>
-          </w:rPr>
-          <w:rPr>
-            <w:color w:val="0000EE"/>
-            <w:u w:val="single"/>
-          </w:rPr>
-          <w:t>Mwanzo 16:7</w:t>
-        </w:r>
-      </w:hyperlink>
-      <w:r>
-        <w:rPr>
-          <w:lang w:val="sw_KE" w:bidi="sw_KE"/>
-        </w:rPr>
-        <w:t xml:space="preserve">; </w:t>
-      </w:r>
-      <w:hyperlink r:id="rId20">
-        <w:r>
-          <w:rPr>
-            <w:lang w:val="sw_KE" w:bidi="sw_KE"/>
-          </w:rPr>
-          <w:rPr>
-            <w:color w:val="0000EE"/>
-            <w:u w:val="single"/>
-          </w:rPr>
-          <w:t>21:20</w:t>
-        </w:r>
-      </w:hyperlink>
-      <w:r>
-        <w:rPr>
-          <w:lang w:val="sw_KE" w:bidi="sw_KE"/>
-        </w:rPr>
-        <w:t xml:space="preserve">; </w:t>
-      </w:r>
-      <w:hyperlink r:id="rId21">
-        <w:r>
-          <w:rPr>
-            <w:lang w:val="sw_KE" w:bidi="sw_KE"/>
-          </w:rPr>
-          <w:rPr>
-            <w:color w:val="0000EE"/>
-            <w:u w:val="single"/>
-          </w:rPr>
-          <w:t>1 Samweli 17:28</w:t>
-        </w:r>
-      </w:hyperlink>
-      <w:r>
-        <w:rPr>
-          <w:lang w:val="sw_KE" w:bidi="sw_KE"/>
-        </w:rPr>
-        <w:t xml:space="preserve">; </w:t>
-      </w:r>
-      <w:hyperlink r:id="rId22">
-        <w:r>
-          <w:rPr>
-            <w:lang w:val="sw_KE" w:bidi="sw_KE"/>
-          </w:rPr>
-          <w:rPr>
-            <w:color w:val="0000EE"/>
-            <w:u w:val="single"/>
-          </w:rPr>
-          <w:t>Mathayo 3:1</w:t>
-        </w:r>
-      </w:hyperlink>
-      <w:r>
-        <w:rPr>
-          <w:lang w:val="sw_KE" w:bidi="sw_KE"/>
-        </w:rPr>
-        <w:t xml:space="preserve">; </w:t>
-      </w:r>
-      <w:hyperlink r:id="rId23">
-        <w:r>
-          <w:rPr>
-            <w:lang w:val="sw_KE" w:bidi="sw_KE"/>
-          </w:rPr>
-          <w:rPr>
-            <w:color w:val="0000EE"/>
-            <w:u w:val="single"/>
-          </w:rPr>
-          <w:t>Marko 1:13</w:t>
-        </w:r>
-      </w:hyperlink>
-      <w:r>
-        <w:rPr>
-          <w:lang w:val="sw_KE" w:bidi="sw_KE"/>
-        </w:rPr>
-        <w:t xml:space="preserve">; </w:t>
-      </w:r>
-      <w:hyperlink r:id="rId24">
-        <w:r>
-          <w:rPr>
-            <w:lang w:val="sw_KE" w:bidi="sw_KE"/>
-          </w:rPr>
-          <w:rPr>
-            <w:color w:val="0000EE"/>
-            <w:u w:val="single"/>
-          </w:rPr>
-          <w:t>Luka 15:4</w:t>
-        </w:r>
-      </w:hyperlink>
+      <w:r>
+        <w:rPr>
+          <w:lang w:val="sw_KE" w:bidi="sw_KE"/>
+        </w:rPr>
+        <w:t>Mwanzo 16:7</w:t>
+      </w:r>
+      <w:r>
+        <w:rPr>
+          <w:lang w:val="sw_KE" w:bidi="sw_KE"/>
+        </w:rPr>
+        <w:t xml:space="preserve">; </w:t>
+      </w:r>
+      <w:r>
+        <w:rPr>
+          <w:lang w:val="sw_KE" w:bidi="sw_KE"/>
+        </w:rPr>
+        <w:t>21:20</w:t>
+      </w:r>
+      <w:r>
+        <w:rPr>
+          <w:lang w:val="sw_KE" w:bidi="sw_KE"/>
+        </w:rPr>
+        <w:t xml:space="preserve">; </w:t>
+      </w:r>
+      <w:r>
+        <w:rPr>
+          <w:lang w:val="sw_KE" w:bidi="sw_KE"/>
+        </w:rPr>
+        <w:t>1 Samweli 17:28</w:t>
+      </w:r>
+      <w:r>
+        <w:rPr>
+          <w:lang w:val="sw_KE" w:bidi="sw_KE"/>
+        </w:rPr>
+        <w:t xml:space="preserve">; </w:t>
+      </w:r>
+      <w:r>
+        <w:rPr>
+          <w:lang w:val="sw_KE" w:bidi="sw_KE"/>
+        </w:rPr>
+        <w:t>Mathayo 3:1</w:t>
+      </w:r>
+      <w:r>
+        <w:rPr>
+          <w:lang w:val="sw_KE" w:bidi="sw_KE"/>
+        </w:rPr>
+        <w:t xml:space="preserve">; </w:t>
+      </w:r>
+      <w:r>
+        <w:rPr>
+          <w:lang w:val="sw_KE" w:bidi="sw_KE"/>
+        </w:rPr>
+        <w:t>Marko 1:13</w:t>
+      </w:r>
+      <w:r>
+        <w:rPr>
+          <w:lang w:val="sw_KE" w:bidi="sw_KE"/>
+        </w:rPr>
+        <w:t xml:space="preserve">; </w:t>
+      </w:r>
+      <w:r>
+        <w:rPr>
+          <w:lang w:val="sw_KE" w:bidi="sw_KE"/>
+        </w:rPr>
+        <w:t>Luka 15:4</w:t>
+      </w:r>
       <w:r>
         <w:rPr>
           <w:lang w:val="sw_KE" w:bidi="sw_KE"/>
         </w:rPr>
         <w:t>). “Nyika” kwa kawaida ni mahali ambapo hakuna watu wanaoishi (</w:t>
       </w:r>
-      <w:hyperlink r:id="rId25">
-        <w:r>
-          <w:rPr>
-            <w:lang w:val="sw_KE" w:bidi="sw_KE"/>
-          </w:rPr>
-          <w:rPr>
-            <w:color w:val="0000EE"/>
-            <w:u w:val="single"/>
-          </w:rPr>
-          <w:t>Hesabu 14:33</w:t>
-        </w:r>
-      </w:hyperlink>
-      <w:r>
-        <w:rPr>
-          <w:lang w:val="sw_KE" w:bidi="sw_KE"/>
-        </w:rPr>
-        <w:t xml:space="preserve">; </w:t>
-      </w:r>
-      <w:hyperlink r:id="rId13">
-        <w:r>
-          <w:rPr>
-            <w:lang w:val="sw_KE" w:bidi="sw_KE"/>
-          </w:rPr>
-          <w:rPr>
-            <w:color w:val="0000EE"/>
-            <w:u w:val="single"/>
-          </w:rPr>
-          <w:t>Kumbukumbu la Torati 32:10</w:t>
-        </w:r>
-      </w:hyperlink>
-      <w:r>
-        <w:rPr>
-          <w:lang w:val="sw_KE" w:bidi="sw_KE"/>
-        </w:rPr>
-        <w:t xml:space="preserve">; </w:t>
-      </w:r>
-      <w:hyperlink r:id="rId26">
-        <w:r>
-          <w:rPr>
-            <w:lang w:val="sw_KE" w:bidi="sw_KE"/>
-          </w:rPr>
-          <w:rPr>
-            <w:color w:val="0000EE"/>
-            <w:u w:val="single"/>
-          </w:rPr>
-          <w:t>Ayubu 38:26</w:t>
-        </w:r>
-      </w:hyperlink>
-      <w:r>
-        <w:rPr>
-          <w:lang w:val="sw_KE" w:bidi="sw_KE"/>
-        </w:rPr>
-        <w:t xml:space="preserve">; </w:t>
-      </w:r>
-      <w:hyperlink r:id="rId27">
-        <w:r>
-          <w:rPr>
-            <w:lang w:val="sw_KE" w:bidi="sw_KE"/>
-          </w:rPr>
-          <w:rPr>
-            <w:color w:val="0000EE"/>
-            <w:u w:val="single"/>
-          </w:rPr>
-          <w:t>Mithali 21:19</w:t>
-        </w:r>
-      </w:hyperlink>
-      <w:r>
-        <w:rPr>
-          <w:lang w:val="sw_KE" w:bidi="sw_KE"/>
-        </w:rPr>
-        <w:t xml:space="preserve">; </w:t>
-      </w:r>
-      <w:hyperlink r:id="rId28">
-        <w:r>
-          <w:rPr>
-            <w:lang w:val="sw_KE" w:bidi="sw_KE"/>
-          </w:rPr>
-          <w:rPr>
-            <w:color w:val="0000EE"/>
-            <w:u w:val="single"/>
-          </w:rPr>
-          <w:t>Yeremia 9:2</w:t>
-        </w:r>
-      </w:hyperlink>
+      <w:r>
+        <w:rPr>
+          <w:lang w:val="sw_KE" w:bidi="sw_KE"/>
+        </w:rPr>
+        <w:t>Hesabu 14:33</w:t>
+      </w:r>
+      <w:r>
+        <w:rPr>
+          <w:lang w:val="sw_KE" w:bidi="sw_KE"/>
+        </w:rPr>
+        <w:t xml:space="preserve">; </w:t>
+      </w:r>
+      <w:r>
+        <w:rPr>
+          <w:lang w:val="sw_KE" w:bidi="sw_KE"/>
+        </w:rPr>
+        <w:t>Kumbukumbu la Torati 32:10</w:t>
+      </w:r>
+      <w:r>
+        <w:rPr>
+          <w:lang w:val="sw_KE" w:bidi="sw_KE"/>
+        </w:rPr>
+        <w:t xml:space="preserve">; </w:t>
+      </w:r>
+      <w:r>
+        <w:rPr>
+          <w:lang w:val="sw_KE" w:bidi="sw_KE"/>
+        </w:rPr>
+        <w:t>Ayubu 38:26</w:t>
+      </w:r>
+      <w:r>
+        <w:rPr>
+          <w:lang w:val="sw_KE" w:bidi="sw_KE"/>
+        </w:rPr>
+        <w:t xml:space="preserve">; </w:t>
+      </w:r>
+      <w:r>
+        <w:rPr>
+          <w:lang w:val="sw_KE" w:bidi="sw_KE"/>
+        </w:rPr>
+        <w:t>Mithali 21:19</w:t>
+      </w:r>
+      <w:r>
+        <w:rPr>
+          <w:lang w:val="sw_KE" w:bidi="sw_KE"/>
+        </w:rPr>
+        <w:t xml:space="preserve">; </w:t>
+      </w:r>
+      <w:r>
+        <w:rPr>
+          <w:lang w:val="sw_KE" w:bidi="sw_KE"/>
+        </w:rPr>
+        <w:t>Yeremia 9:2</w:t>
+      </w:r>
       <w:r>
         <w:rPr>
           <w:lang w:val="sw_KE" w:bidi="sw_KE"/>
@@ -596,18 +494,12 @@
         </w:rPr>
         <w:t>Mwewe (</w:t>
       </w:r>
-      <w:hyperlink r:id="rId29">
-        <w:r>
-          <w:rPr>
-            <w:lang w:val="sw_KE" w:bidi="sw_KE"/>
-          </w:rPr>
-          <w:rPr>
-            <w:color w:val="0000EE"/>
-            <w:u w:val="single"/>
-          </w:rPr>
-          <w:t>Zaburi 102:6</w:t>
-        </w:r>
-      </w:hyperlink>
+      <w:r>
+        <w:rPr>
+          <w:lang w:val="sw_KE" w:bidi="sw_KE"/>
+        </w:rPr>
+        <w:t>Zaburi 102:6</w:t>
+      </w:r>
       <w:r>
         <w:rPr>
           <w:lang w:val="sw_KE" w:bidi="sw_KE"/>
@@ -632,18 +524,12 @@
         </w:rPr>
         <w:t>Punda wa porini (</w:t>
       </w:r>
-      <w:hyperlink r:id="rId14">
-        <w:r>
-          <w:rPr>
-            <w:lang w:val="sw_KE" w:bidi="sw_KE"/>
-          </w:rPr>
-          <w:rPr>
-            <w:color w:val="0000EE"/>
-            <w:u w:val="single"/>
-          </w:rPr>
-          <w:t>Ayubu 24:5</w:t>
-        </w:r>
-      </w:hyperlink>
+      <w:r>
+        <w:rPr>
+          <w:lang w:val="sw_KE" w:bidi="sw_KE"/>
+        </w:rPr>
+        <w:t>Ayubu 24:5</w:t>
+      </w:r>
       <w:r>
         <w:rPr>
           <w:lang w:val="sw_KE" w:bidi="sw_KE"/>
@@ -668,18 +554,12 @@
         </w:rPr>
         <w:t>Mbweha (</w:t>
       </w:r>
-      <w:hyperlink r:id="rId30">
-        <w:r>
-          <w:rPr>
-            <w:lang w:val="sw_KE" w:bidi="sw_KE"/>
-          </w:rPr>
-          <w:rPr>
-            <w:color w:val="0000EE"/>
-            <w:u w:val="single"/>
-          </w:rPr>
-          <w:t>Malaki 1:3</w:t>
-        </w:r>
-      </w:hyperlink>
+      <w:r>
+        <w:rPr>
+          <w:lang w:val="sw_KE" w:bidi="sw_KE"/>
+        </w:rPr>
+        <w:t>Malaki 1:3</w:t>
+      </w:r>
       <w:r>
         <w:rPr>
           <w:lang w:val="sw_KE" w:bidi="sw_KE"/>
@@ -704,18 +584,12 @@
         </w:rPr>
         <w:t>Mbuni (</w:t>
       </w:r>
-      <w:hyperlink r:id="rId31">
-        <w:r>
-          <w:rPr>
-            <w:lang w:val="sw_KE" w:bidi="sw_KE"/>
-          </w:rPr>
-          <w:rPr>
-            <w:color w:val="0000EE"/>
-            <w:u w:val="single"/>
-          </w:rPr>
-          <w:t>Maombolezo 4:3</w:t>
-        </w:r>
-      </w:hyperlink>
+      <w:r>
+        <w:rPr>
+          <w:lang w:val="sw_KE" w:bidi="sw_KE"/>
+        </w:rPr>
+        <w:t>Maombolezo 4:3</w:t>
+      </w:r>
       <w:r>
         <w:rPr>
           <w:lang w:val="sw_KE" w:bidi="sw_KE"/>
@@ -736,36 +610,24 @@
         </w:rPr>
         <w:t>Neno hili pia linatumika kwa njia ya mfano (</w:t>
       </w:r>
-      <w:hyperlink r:id="rId32">
-        <w:r>
-          <w:rPr>
-            <w:lang w:val="sw_KE" w:bidi="sw_KE"/>
-          </w:rPr>
-          <w:rPr>
-            <w:color w:val="0000EE"/>
-            <w:u w:val="single"/>
-          </w:rPr>
-          <w:t>Hosea 2:3</w:t>
-        </w:r>
-      </w:hyperlink>
-      <w:r>
-        <w:rPr>
-          <w:lang w:val="sw_KE" w:bidi="sw_KE"/>
-        </w:rPr>
-        <w:t xml:space="preserve">; </w:t>
-      </w:r>
-      <w:hyperlink r:id="rId33">
-        <w:r>
-          <w:rPr>
-            <w:lang w:val="sw_KE" w:bidi="sw_KE"/>
-          </w:rPr>
-          <w:rPr>
-            <w:color w:val="0000EE"/>
-            <w:u w:val="single"/>
-          </w:rPr>
-          <w:t>Yeremia 2:31</w:t>
-        </w:r>
-      </w:hyperlink>
+      <w:r>
+        <w:rPr>
+          <w:lang w:val="sw_KE" w:bidi="sw_KE"/>
+        </w:rPr>
+        <w:t>Hosea 2:3</w:t>
+      </w:r>
+      <w:r>
+        <w:rPr>
+          <w:lang w:val="sw_KE" w:bidi="sw_KE"/>
+        </w:rPr>
+        <w:t xml:space="preserve">; </w:t>
+      </w:r>
+      <w:r>
+        <w:rPr>
+          <w:lang w:val="sw_KE" w:bidi="sw_KE"/>
+        </w:rPr>
+        <w:t>Yeremia 2:31</w:t>
+      </w:r>
       <w:r>
         <w:rPr>
           <w:lang w:val="sw_KE" w:bidi="sw_KE"/>
@@ -799,162 +661,108 @@
         </w:rPr>
         <w:t>, linatokana na mzizi unaomaanisha "kuwa kame." Linarejelea eneo la ukiwa, nyasi tupu (</w:t>
       </w:r>
-      <w:hyperlink r:id="rId14">
-        <w:r>
-          <w:rPr>
-            <w:lang w:val="sw_KE" w:bidi="sw_KE"/>
-          </w:rPr>
-          <w:rPr>
-            <w:color w:val="0000EE"/>
-            <w:u w:val="single"/>
-          </w:rPr>
-          <w:t>Ayubu 24:5</w:t>
-        </w:r>
-      </w:hyperlink>
-      <w:r>
-        <w:rPr>
-          <w:lang w:val="sw_KE" w:bidi="sw_KE"/>
-        </w:rPr>
-        <w:t xml:space="preserve">; </w:t>
-      </w:r>
-      <w:hyperlink r:id="rId34">
-        <w:r>
-          <w:rPr>
-            <w:lang w:val="sw_KE" w:bidi="sw_KE"/>
-          </w:rPr>
-          <w:rPr>
-            <w:color w:val="0000EE"/>
-            <w:u w:val="single"/>
-          </w:rPr>
-          <w:t>Isaya 33:9</w:t>
-        </w:r>
-      </w:hyperlink>
-      <w:r>
-        <w:rPr>
-          <w:lang w:val="sw_KE" w:bidi="sw_KE"/>
-        </w:rPr>
-        <w:t xml:space="preserve">; </w:t>
-      </w:r>
-      <w:hyperlink r:id="rId35">
-        <w:r>
-          <w:rPr>
-            <w:lang w:val="sw_KE" w:bidi="sw_KE"/>
-          </w:rPr>
-          <w:rPr>
-            <w:color w:val="0000EE"/>
-            <w:u w:val="single"/>
-          </w:rPr>
-          <w:t>Yeremia 51:43</w:t>
-        </w:r>
-      </w:hyperlink>
+      <w:r>
+        <w:rPr>
+          <w:lang w:val="sw_KE" w:bidi="sw_KE"/>
+        </w:rPr>
+        <w:t>Ayubu 24:5</w:t>
+      </w:r>
+      <w:r>
+        <w:rPr>
+          <w:lang w:val="sw_KE" w:bidi="sw_KE"/>
+        </w:rPr>
+        <w:t xml:space="preserve">; </w:t>
+      </w:r>
+      <w:r>
+        <w:rPr>
+          <w:lang w:val="sw_KE" w:bidi="sw_KE"/>
+        </w:rPr>
+        <w:t>Isaya 33:9</w:t>
+      </w:r>
+      <w:r>
+        <w:rPr>
+          <w:lang w:val="sw_KE" w:bidi="sw_KE"/>
+        </w:rPr>
+        <w:t xml:space="preserve">; </w:t>
+      </w:r>
+      <w:r>
+        <w:rPr>
+          <w:lang w:val="sw_KE" w:bidi="sw_KE"/>
+        </w:rPr>
+        <w:t>Yeremia 51:43</w:t>
+      </w:r>
       <w:r>
         <w:rPr>
           <w:lang w:val="sw_KE" w:bidi="sw_KE"/>
         </w:rPr>
         <w:t>). Katika umbo lake la wingi, linaelezea sifa za jangwa la Uwanja wa Moabu (</w:t>
       </w:r>
-      <w:hyperlink r:id="rId36">
-        <w:r>
-          <w:rPr>
-            <w:lang w:val="sw_KE" w:bidi="sw_KE"/>
-          </w:rPr>
-          <w:rPr>
-            <w:color w:val="0000EE"/>
-            <w:u w:val="single"/>
-          </w:rPr>
-          <w:t>Hesabu 22:1</w:t>
-        </w:r>
-      </w:hyperlink>
-      <w:r>
-        <w:rPr>
-          <w:lang w:val="sw_KE" w:bidi="sw_KE"/>
-        </w:rPr>
-        <w:t xml:space="preserve">; </w:t>
-      </w:r>
-      <w:hyperlink r:id="rId37">
-        <w:r>
-          <w:rPr>
-            <w:lang w:val="sw_KE" w:bidi="sw_KE"/>
-          </w:rPr>
-          <w:rPr>
-            <w:color w:val="0000EE"/>
-            <w:u w:val="single"/>
-          </w:rPr>
-          <w:t>26:3, 63</w:t>
-        </w:r>
-      </w:hyperlink>
-      <w:r>
-        <w:rPr>
-          <w:lang w:val="sw_KE" w:bidi="sw_KE"/>
-        </w:rPr>
-        <w:t xml:space="preserve">; </w:t>
-      </w:r>
-      <w:hyperlink r:id="rId38">
-        <w:r>
-          <w:rPr>
-            <w:lang w:val="sw_KE" w:bidi="sw_KE"/>
-          </w:rPr>
-          <w:rPr>
-            <w:color w:val="0000EE"/>
-            <w:u w:val="single"/>
-          </w:rPr>
-          <w:t>Kumbukumbu la Torati 34:1</w:t>
-        </w:r>
-      </w:hyperlink>
+      <w:r>
+        <w:rPr>
+          <w:lang w:val="sw_KE" w:bidi="sw_KE"/>
+        </w:rPr>
+        <w:t>Hesabu 22:1</w:t>
+      </w:r>
+      <w:r>
+        <w:rPr>
+          <w:lang w:val="sw_KE" w:bidi="sw_KE"/>
+        </w:rPr>
+        <w:t xml:space="preserve">; </w:t>
+      </w:r>
+      <w:r>
+        <w:rPr>
+          <w:lang w:val="sw_KE" w:bidi="sw_KE"/>
+        </w:rPr>
+        <w:t>26:3, 63</w:t>
+      </w:r>
+      <w:r>
+        <w:rPr>
+          <w:lang w:val="sw_KE" w:bidi="sw_KE"/>
+        </w:rPr>
+        <w:t xml:space="preserve">; </w:t>
+      </w:r>
+      <w:r>
+        <w:rPr>
+          <w:lang w:val="sw_KE" w:bidi="sw_KE"/>
+        </w:rPr>
+        <w:t>Kumbukumbu la Torati 34:1</w:t>
+      </w:r>
       <w:r>
         <w:rPr>
           <w:lang w:val="sw_KE" w:bidi="sw_KE"/>
         </w:rPr>
         <w:t>) na Yeriko (</w:t>
       </w:r>
-      <w:hyperlink r:id="rId39">
-        <w:r>
-          <w:rPr>
-            <w:lang w:val="sw_KE" w:bidi="sw_KE"/>
-          </w:rPr>
-          <w:rPr>
-            <w:color w:val="0000EE"/>
-            <w:u w:val="single"/>
-          </w:rPr>
-          <w:t>Yoshua 4:13</w:t>
-        </w:r>
-      </w:hyperlink>
-      <w:r>
-        <w:rPr>
-          <w:lang w:val="sw_KE" w:bidi="sw_KE"/>
-        </w:rPr>
-        <w:t xml:space="preserve">; </w:t>
-      </w:r>
-      <w:hyperlink r:id="rId40">
-        <w:r>
-          <w:rPr>
-            <w:lang w:val="sw_KE" w:bidi="sw_KE"/>
-          </w:rPr>
-          <w:rPr>
-            <w:color w:val="0000EE"/>
-            <w:u w:val="single"/>
-          </w:rPr>
-          <w:t>5:10</w:t>
-        </w:r>
-      </w:hyperlink>
-      <w:r>
-        <w:rPr>
-          <w:lang w:val="sw_KE" w:bidi="sw_KE"/>
-        </w:rPr>
-        <w:t xml:space="preserve">; </w:t>
-      </w:r>
-      <w:hyperlink r:id="rId41">
-        <w:r>
-          <w:rPr>
-            <w:lang w:val="sw_KE" w:bidi="sw_KE"/>
-          </w:rPr>
-          <w:rPr>
-            <w:color w:val="0000EE"/>
-            <w:u w:val="single"/>
-          </w:rPr>
-          <w:t>2 Wafalme 25:5</w:t>
-        </w:r>
-      </w:hyperlink>
+      <w:r>
+        <w:rPr>
+          <w:lang w:val="sw_KE" w:bidi="sw_KE"/>
+        </w:rPr>
+        <w:t>Yoshua 4:13</w:t>
+      </w:r>
+      <w:r>
+        <w:rPr>
+          <w:lang w:val="sw_KE" w:bidi="sw_KE"/>
+        </w:rPr>
+        <w:t xml:space="preserve">; </w:t>
+      </w:r>
+      <w:r>
+        <w:rPr>
+          <w:lang w:val="sw_KE" w:bidi="sw_KE"/>
+        </w:rPr>
+        <w:t>5:10</w:t>
+      </w:r>
+      <w:r>
+        <w:rPr>
+          <w:lang w:val="sw_KE" w:bidi="sw_KE"/>
+        </w:rPr>
+        <w:t xml:space="preserve">; </w:t>
+      </w:r>
+      <w:r>
+        <w:rPr>
+          <w:lang w:val="sw_KE" w:bidi="sw_KE"/>
+        </w:rPr>
+        <w:t>2 Wafalme 25:5</w:t>
+      </w:r>
       <w:r>
         <w:rPr>
           <w:lang w:val="sw_KE" w:bidi="sw_KE"/>
@@ -975,288 +783,192 @@
         </w:rPr>
         <w:t>Maneno mengine mawili ya Kiebrania, yanayomaanisha "taka" na "uharibifu," yanarejelea maeneo ambayo yalikuwa na watu lakini baadaye yakaharibiwa (</w:t>
       </w:r>
-      <w:hyperlink r:id="rId42">
-        <w:r>
-          <w:rPr>
-            <w:lang w:val="sw_KE" w:bidi="sw_KE"/>
-          </w:rPr>
-          <w:rPr>
-            <w:color w:val="0000EE"/>
-            <w:u w:val="single"/>
-          </w:rPr>
-          <w:t>Isaya 1:7</w:t>
-        </w:r>
-      </w:hyperlink>
-      <w:r>
-        <w:rPr>
-          <w:lang w:val="sw_KE" w:bidi="sw_KE"/>
-        </w:rPr>
-        <w:t xml:space="preserve">; </w:t>
-      </w:r>
-      <w:hyperlink r:id="rId43">
-        <w:r>
-          <w:rPr>
-            <w:lang w:val="sw_KE" w:bidi="sw_KE"/>
-          </w:rPr>
-          <w:rPr>
-            <w:color w:val="0000EE"/>
-            <w:u w:val="single"/>
-          </w:rPr>
-          <w:t>5:9</w:t>
-        </w:r>
-      </w:hyperlink>
-      <w:r>
-        <w:rPr>
-          <w:lang w:val="sw_KE" w:bidi="sw_KE"/>
-        </w:rPr>
-        <w:t xml:space="preserve">; </w:t>
-      </w:r>
-      <w:hyperlink r:id="rId44">
-        <w:r>
-          <w:rPr>
-            <w:lang w:val="sw_KE" w:bidi="sw_KE"/>
-          </w:rPr>
-          <w:rPr>
-            <w:color w:val="0000EE"/>
-            <w:u w:val="single"/>
-          </w:rPr>
-          <w:t>6:11</w:t>
-        </w:r>
-      </w:hyperlink>
-      <w:r>
-        <w:rPr>
-          <w:lang w:val="sw_KE" w:bidi="sw_KE"/>
-        </w:rPr>
-        <w:t xml:space="preserve">; </w:t>
-      </w:r>
-      <w:hyperlink r:id="rId45">
-        <w:r>
-          <w:rPr>
-            <w:lang w:val="sw_KE" w:bidi="sw_KE"/>
-          </w:rPr>
-          <w:rPr>
-            <w:color w:val="0000EE"/>
-            <w:u w:val="single"/>
-          </w:rPr>
-          <w:t>Yeremia 42:18</w:t>
-        </w:r>
-      </w:hyperlink>
-      <w:r>
-        <w:rPr>
-          <w:lang w:val="sw_KE" w:bidi="sw_KE"/>
-        </w:rPr>
-        <w:t xml:space="preserve">; </w:t>
-      </w:r>
-      <w:hyperlink r:id="rId46">
-        <w:r>
-          <w:rPr>
-            <w:lang w:val="sw_KE" w:bidi="sw_KE"/>
-          </w:rPr>
-          <w:rPr>
-            <w:color w:val="0000EE"/>
-            <w:u w:val="single"/>
-          </w:rPr>
-          <w:t>Ezekieli 35:7</w:t>
-        </w:r>
-      </w:hyperlink>
+      <w:r>
+        <w:rPr>
+          <w:lang w:val="sw_KE" w:bidi="sw_KE"/>
+        </w:rPr>
+        <w:t>Isaya 1:7</w:t>
+      </w:r>
+      <w:r>
+        <w:rPr>
+          <w:lang w:val="sw_KE" w:bidi="sw_KE"/>
+        </w:rPr>
+        <w:t xml:space="preserve">; </w:t>
+      </w:r>
+      <w:r>
+        <w:rPr>
+          <w:lang w:val="sw_KE" w:bidi="sw_KE"/>
+        </w:rPr>
+        <w:t>5:9</w:t>
+      </w:r>
+      <w:r>
+        <w:rPr>
+          <w:lang w:val="sw_KE" w:bidi="sw_KE"/>
+        </w:rPr>
+        <w:t xml:space="preserve">; </w:t>
+      </w:r>
+      <w:r>
+        <w:rPr>
+          <w:lang w:val="sw_KE" w:bidi="sw_KE"/>
+        </w:rPr>
+        <w:t>6:11</w:t>
+      </w:r>
+      <w:r>
+        <w:rPr>
+          <w:lang w:val="sw_KE" w:bidi="sw_KE"/>
+        </w:rPr>
+        <w:t xml:space="preserve">; </w:t>
+      </w:r>
+      <w:r>
+        <w:rPr>
+          <w:lang w:val="sw_KE" w:bidi="sw_KE"/>
+        </w:rPr>
+        <w:t>Yeremia 42:18</w:t>
+      </w:r>
+      <w:r>
+        <w:rPr>
+          <w:lang w:val="sw_KE" w:bidi="sw_KE"/>
+        </w:rPr>
+        <w:t xml:space="preserve">; </w:t>
+      </w:r>
+      <w:r>
+        <w:rPr>
+          <w:lang w:val="sw_KE" w:bidi="sw_KE"/>
+        </w:rPr>
+        <w:t>Ezekieli 35:7</w:t>
+      </w:r>
       <w:r>
         <w:rPr>
           <w:lang w:val="sw_KE" w:bidi="sw_KE"/>
         </w:rPr>
         <w:t>). Yanahusu mahali popote palipoharibiwa (</w:t>
       </w:r>
-      <w:hyperlink r:id="rId47">
-        <w:r>
-          <w:rPr>
-            <w:lang w:val="sw_KE" w:bidi="sw_KE"/>
-          </w:rPr>
-          <w:rPr>
-            <w:color w:val="0000EE"/>
-            <w:u w:val="single"/>
-          </w:rPr>
-          <w:t>Mambo ya Walawi 26:31, 33</w:t>
-        </w:r>
-      </w:hyperlink>
-      <w:r>
-        <w:rPr>
-          <w:lang w:val="sw_KE" w:bidi="sw_KE"/>
-        </w:rPr>
-        <w:t xml:space="preserve">; </w:t>
-      </w:r>
-      <w:hyperlink r:id="rId48">
-        <w:r>
-          <w:rPr>
-            <w:lang w:val="sw_KE" w:bidi="sw_KE"/>
-          </w:rPr>
-          <w:rPr>
-            <w:color w:val="0000EE"/>
-            <w:u w:val="single"/>
-          </w:rPr>
-          <w:t>Ayubu 3:14</w:t>
-        </w:r>
-      </w:hyperlink>
-      <w:r>
-        <w:rPr>
-          <w:lang w:val="sw_KE" w:bidi="sw_KE"/>
-        </w:rPr>
-        <w:t xml:space="preserve">; </w:t>
-      </w:r>
-      <w:hyperlink r:id="rId49">
-        <w:r>
-          <w:rPr>
-            <w:lang w:val="sw_KE" w:bidi="sw_KE"/>
-          </w:rPr>
-          <w:rPr>
-            <w:color w:val="0000EE"/>
-            <w:u w:val="single"/>
-          </w:rPr>
-          <w:t>Zaburi 9:6</w:t>
-        </w:r>
-      </w:hyperlink>
-      <w:r>
-        <w:rPr>
-          <w:lang w:val="sw_KE" w:bidi="sw_KE"/>
-        </w:rPr>
-        <w:t xml:space="preserve">; </w:t>
-      </w:r>
-      <w:hyperlink r:id="rId50">
-        <w:r>
-          <w:rPr>
-            <w:lang w:val="sw_KE" w:bidi="sw_KE"/>
-          </w:rPr>
-          <w:rPr>
-            <w:color w:val="0000EE"/>
-            <w:u w:val="single"/>
-          </w:rPr>
-          <w:t>109:10</w:t>
-        </w:r>
-      </w:hyperlink>
-      <w:r>
-        <w:rPr>
-          <w:lang w:val="sw_KE" w:bidi="sw_KE"/>
-        </w:rPr>
-        <w:t xml:space="preserve">; </w:t>
-      </w:r>
-      <w:hyperlink r:id="rId51">
-        <w:r>
-          <w:rPr>
-            <w:lang w:val="sw_KE" w:bidi="sw_KE"/>
-          </w:rPr>
-          <w:rPr>
-            <w:color w:val="0000EE"/>
-            <w:u w:val="single"/>
-          </w:rPr>
-          <w:t>Isaya 5:17</w:t>
-        </w:r>
-      </w:hyperlink>
-      <w:r>
-        <w:rPr>
-          <w:lang w:val="sw_KE" w:bidi="sw_KE"/>
-        </w:rPr>
-        <w:t xml:space="preserve">; </w:t>
-      </w:r>
-      <w:hyperlink r:id="rId52">
-        <w:r>
-          <w:rPr>
-            <w:lang w:val="sw_KE" w:bidi="sw_KE"/>
-          </w:rPr>
-          <w:rPr>
-            <w:color w:val="0000EE"/>
-            <w:u w:val="single"/>
-          </w:rPr>
-          <w:t>44:26</w:t>
-        </w:r>
-      </w:hyperlink>
-      <w:r>
-        <w:rPr>
-          <w:lang w:val="sw_KE" w:bidi="sw_KE"/>
-        </w:rPr>
-        <w:t xml:space="preserve">; </w:t>
-      </w:r>
-      <w:hyperlink r:id="rId53">
-        <w:r>
-          <w:rPr>
-            <w:lang w:val="sw_KE" w:bidi="sw_KE"/>
-          </w:rPr>
-          <w:rPr>
-            <w:color w:val="0000EE"/>
-            <w:u w:val="single"/>
-          </w:rPr>
-          <w:t>51:3</w:t>
-        </w:r>
-      </w:hyperlink>
-      <w:r>
-        <w:rPr>
-          <w:lang w:val="sw_KE" w:bidi="sw_KE"/>
-        </w:rPr>
-        <w:t xml:space="preserve">; </w:t>
-      </w:r>
-      <w:hyperlink r:id="rId54">
-        <w:r>
-          <w:rPr>
-            <w:lang w:val="sw_KE" w:bidi="sw_KE"/>
-          </w:rPr>
-          <w:rPr>
-            <w:color w:val="0000EE"/>
-            <w:u w:val="single"/>
-          </w:rPr>
-          <w:t>52:9</w:t>
-        </w:r>
-      </w:hyperlink>
-      <w:r>
-        <w:rPr>
-          <w:lang w:val="sw_KE" w:bidi="sw_KE"/>
-        </w:rPr>
-        <w:t xml:space="preserve">; </w:t>
-      </w:r>
-      <w:hyperlink r:id="rId55">
-        <w:r>
-          <w:rPr>
-            <w:lang w:val="sw_KE" w:bidi="sw_KE"/>
-          </w:rPr>
-          <w:rPr>
-            <w:color w:val="0000EE"/>
-            <w:u w:val="single"/>
-          </w:rPr>
-          <w:t>Yeremia 7:34</w:t>
-        </w:r>
-      </w:hyperlink>
-      <w:r>
-        <w:rPr>
-          <w:lang w:val="sw_KE" w:bidi="sw_KE"/>
-        </w:rPr>
-        <w:t xml:space="preserve">; </w:t>
-      </w:r>
-      <w:hyperlink r:id="rId56">
-        <w:r>
-          <w:rPr>
-            <w:lang w:val="sw_KE" w:bidi="sw_KE"/>
-          </w:rPr>
-          <w:rPr>
-            <w:color w:val="0000EE"/>
-            <w:u w:val="single"/>
-          </w:rPr>
-          <w:t>Ezekieli 5:14</w:t>
-        </w:r>
-      </w:hyperlink>
+      <w:r>
+        <w:rPr>
+          <w:lang w:val="sw_KE" w:bidi="sw_KE"/>
+        </w:rPr>
+        <w:t>Mambo ya Walawi 26:31, 33</w:t>
+      </w:r>
+      <w:r>
+        <w:rPr>
+          <w:lang w:val="sw_KE" w:bidi="sw_KE"/>
+        </w:rPr>
+        <w:t xml:space="preserve">; </w:t>
+      </w:r>
+      <w:r>
+        <w:rPr>
+          <w:lang w:val="sw_KE" w:bidi="sw_KE"/>
+        </w:rPr>
+        <w:t>Ayubu 3:14</w:t>
+      </w:r>
+      <w:r>
+        <w:rPr>
+          <w:lang w:val="sw_KE" w:bidi="sw_KE"/>
+        </w:rPr>
+        <w:t xml:space="preserve">; </w:t>
+      </w:r>
+      <w:r>
+        <w:rPr>
+          <w:lang w:val="sw_KE" w:bidi="sw_KE"/>
+        </w:rPr>
+        <w:t>Zaburi 9:6</w:t>
+      </w:r>
+      <w:r>
+        <w:rPr>
+          <w:lang w:val="sw_KE" w:bidi="sw_KE"/>
+        </w:rPr>
+        <w:t xml:space="preserve">; </w:t>
+      </w:r>
+      <w:r>
+        <w:rPr>
+          <w:lang w:val="sw_KE" w:bidi="sw_KE"/>
+        </w:rPr>
+        <w:t>109:10</w:t>
+      </w:r>
+      <w:r>
+        <w:rPr>
+          <w:lang w:val="sw_KE" w:bidi="sw_KE"/>
+        </w:rPr>
+        <w:t xml:space="preserve">; </w:t>
+      </w:r>
+      <w:r>
+        <w:rPr>
+          <w:lang w:val="sw_KE" w:bidi="sw_KE"/>
+        </w:rPr>
+        <w:t>Isaya 5:17</w:t>
+      </w:r>
+      <w:r>
+        <w:rPr>
+          <w:lang w:val="sw_KE" w:bidi="sw_KE"/>
+        </w:rPr>
+        <w:t xml:space="preserve">; </w:t>
+      </w:r>
+      <w:r>
+        <w:rPr>
+          <w:lang w:val="sw_KE" w:bidi="sw_KE"/>
+        </w:rPr>
+        <w:t>44:26</w:t>
+      </w:r>
+      <w:r>
+        <w:rPr>
+          <w:lang w:val="sw_KE" w:bidi="sw_KE"/>
+        </w:rPr>
+        <w:t xml:space="preserve">; </w:t>
+      </w:r>
+      <w:r>
+        <w:rPr>
+          <w:lang w:val="sw_KE" w:bidi="sw_KE"/>
+        </w:rPr>
+        <w:t>51:3</w:t>
+      </w:r>
+      <w:r>
+        <w:rPr>
+          <w:lang w:val="sw_KE" w:bidi="sw_KE"/>
+        </w:rPr>
+        <w:t xml:space="preserve">; </w:t>
+      </w:r>
+      <w:r>
+        <w:rPr>
+          <w:lang w:val="sw_KE" w:bidi="sw_KE"/>
+        </w:rPr>
+        <w:t>52:9</w:t>
+      </w:r>
+      <w:r>
+        <w:rPr>
+          <w:lang w:val="sw_KE" w:bidi="sw_KE"/>
+        </w:rPr>
+        <w:t xml:space="preserve">; </w:t>
+      </w:r>
+      <w:r>
+        <w:rPr>
+          <w:lang w:val="sw_KE" w:bidi="sw_KE"/>
+        </w:rPr>
+        <w:t>Yeremia 7:34</w:t>
+      </w:r>
+      <w:r>
+        <w:rPr>
+          <w:lang w:val="sw_KE" w:bidi="sw_KE"/>
+        </w:rPr>
+        <w:t xml:space="preserve">; </w:t>
+      </w:r>
+      <w:r>
+        <w:rPr>
+          <w:lang w:val="sw_KE" w:bidi="sw_KE"/>
+        </w:rPr>
+        <w:t>Ezekieli 5:14</w:t>
+      </w:r>
       <w:r>
         <w:rPr>
           <w:lang w:val="sw_KE" w:bidi="sw_KE"/>
         </w:rPr>
         <w:t>). Moja ya maneno hayo inatumika kuelezea nyika ya Kutoka (</w:t>
       </w:r>
-      <w:hyperlink r:id="rId57">
-        <w:r>
-          <w:rPr>
-            <w:lang w:val="sw_KE" w:bidi="sw_KE"/>
-          </w:rPr>
-          <w:rPr>
-            <w:color w:val="0000EE"/>
-            <w:u w:val="single"/>
-          </w:rPr>
-          <w:t>Isaya 48:21</w:t>
-        </w:r>
-      </w:hyperlink>
+      <w:r>
+        <w:rPr>
+          <w:lang w:val="sw_KE" w:bidi="sw_KE"/>
+        </w:rPr>
+        <w:t>Isaya 48:21</w:t>
+      </w:r>
       <w:r>
         <w:rPr>
           <w:lang w:val="sw_KE" w:bidi="sw_KE"/>
@@ -1277,108 +989,72 @@
         </w:rPr>
         <w:t>Neno lingine linalomaanisha "taka" (</w:t>
       </w:r>
-      <w:hyperlink r:id="rId58">
-        <w:r>
-          <w:rPr>
-            <w:lang w:val="sw_KE" w:bidi="sw_KE"/>
-          </w:rPr>
-          <w:rPr>
-            <w:color w:val="0000EE"/>
-            <w:u w:val="single"/>
-          </w:rPr>
-          <w:t>Zaburi 78:40</w:t>
-        </w:r>
-      </w:hyperlink>
-      <w:r>
-        <w:rPr>
-          <w:lang w:val="sw_KE" w:bidi="sw_KE"/>
-        </w:rPr>
-        <w:t xml:space="preserve">; </w:t>
-      </w:r>
-      <w:hyperlink r:id="rId59">
-        <w:r>
-          <w:rPr>
-            <w:lang w:val="sw_KE" w:bidi="sw_KE"/>
-          </w:rPr>
-          <w:rPr>
-            <w:color w:val="0000EE"/>
-            <w:u w:val="single"/>
-          </w:rPr>
-          <w:t>Isaya 43:19</w:t>
-        </w:r>
-      </w:hyperlink>
+      <w:r>
+        <w:rPr>
+          <w:lang w:val="sw_KE" w:bidi="sw_KE"/>
+        </w:rPr>
+        <w:t>Zaburi 78:40</w:t>
+      </w:r>
+      <w:r>
+        <w:rPr>
+          <w:lang w:val="sw_KE" w:bidi="sw_KE"/>
+        </w:rPr>
+        <w:t xml:space="preserve">; </w:t>
+      </w:r>
+      <w:r>
+        <w:rPr>
+          <w:lang w:val="sw_KE" w:bidi="sw_KE"/>
+        </w:rPr>
+        <w:t>Isaya 43:19</w:t>
+      </w:r>
       <w:r>
         <w:rPr>
           <w:lang w:val="sw_KE" w:bidi="sw_KE"/>
         </w:rPr>
         <w:t>–</w:t>
       </w:r>
-      <w:hyperlink r:id="rId59">
-        <w:r>
-          <w:rPr>
-            <w:lang w:val="sw_KE" w:bidi="sw_KE"/>
-          </w:rPr>
-          <w:rPr>
-            <w:color w:val="0000EE"/>
-            <w:u w:val="single"/>
-          </w:rPr>
-          <w:t>20</w:t>
-        </w:r>
-      </w:hyperlink>
+      <w:r>
+        <w:rPr>
+          <w:lang w:val="sw_KE" w:bidi="sw_KE"/>
+        </w:rPr>
+        <w:t>20</w:t>
+      </w:r>
       <w:r>
         <w:rPr>
           <w:lang w:val="sw_KE" w:bidi="sw_KE"/>
         </w:rPr>
         <w:t>) pia ni jina la Yeshimoni, eneo la ardhi lililoko magharibi mwa Araba (</w:t>
       </w:r>
-      <w:hyperlink r:id="rId60">
-        <w:r>
-          <w:rPr>
-            <w:lang w:val="sw_KE" w:bidi="sw_KE"/>
-          </w:rPr>
-          <w:rPr>
-            <w:color w:val="0000EE"/>
-            <w:u w:val="single"/>
-          </w:rPr>
-          <w:t>Hesabu 21:20</w:t>
-        </w:r>
-      </w:hyperlink>
-      <w:r>
-        <w:rPr>
-          <w:lang w:val="sw_KE" w:bidi="sw_KE"/>
-        </w:rPr>
-        <w:t xml:space="preserve">; </w:t>
-      </w:r>
-      <w:hyperlink r:id="rId61">
-        <w:r>
-          <w:rPr>
-            <w:lang w:val="sw_KE" w:bidi="sw_KE"/>
-          </w:rPr>
-          <w:rPr>
-            <w:color w:val="0000EE"/>
-            <w:u w:val="single"/>
-          </w:rPr>
-          <w:t>1 Samweli 23:24</w:t>
-        </w:r>
-      </w:hyperlink>
-      <w:r>
-        <w:rPr>
-          <w:lang w:val="sw_KE" w:bidi="sw_KE"/>
-        </w:rPr>
-        <w:t xml:space="preserve">; </w:t>
-      </w:r>
-      <w:hyperlink r:id="rId62">
-        <w:r>
-          <w:rPr>
-            <w:lang w:val="sw_KE" w:bidi="sw_KE"/>
-          </w:rPr>
-          <w:rPr>
-            <w:color w:val="0000EE"/>
-            <w:u w:val="single"/>
-          </w:rPr>
-          <w:t>26:1</w:t>
-        </w:r>
-      </w:hyperlink>
+      <w:r>
+        <w:rPr>
+          <w:lang w:val="sw_KE" w:bidi="sw_KE"/>
+        </w:rPr>
+        <w:t>Hesabu 21:20</w:t>
+      </w:r>
+      <w:r>
+        <w:rPr>
+          <w:lang w:val="sw_KE" w:bidi="sw_KE"/>
+        </w:rPr>
+        <w:t xml:space="preserve">; </w:t>
+      </w:r>
+      <w:r>
+        <w:rPr>
+          <w:lang w:val="sw_KE" w:bidi="sw_KE"/>
+        </w:rPr>
+        <w:t>1 Samweli 23:24</w:t>
+      </w:r>
+      <w:r>
+        <w:rPr>
+          <w:lang w:val="sw_KE" w:bidi="sw_KE"/>
+        </w:rPr>
+        <w:t xml:space="preserve">; </w:t>
+      </w:r>
+      <w:r>
+        <w:rPr>
+          <w:lang w:val="sw_KE" w:bidi="sw_KE"/>
+        </w:rPr>
+        <w:t>26:1</w:t>
+      </w:r>
       <w:r>
         <w:rPr>
           <w:lang w:val="sw_KE" w:bidi="sw_KE"/>
@@ -1399,90 +1075,60 @@
         </w:rPr>
         <w:t>Kwenye Agano Jipya, nomino "nyika" na kivumishi "jangwa" (</w:t>
       </w:r>
-      <w:hyperlink r:id="rId22">
-        <w:r>
-          <w:rPr>
-            <w:lang w:val="sw_KE" w:bidi="sw_KE"/>
-          </w:rPr>
-          <w:rPr>
-            <w:color w:val="0000EE"/>
-            <w:u w:val="single"/>
-          </w:rPr>
-          <w:t>Mathayo 3:1</w:t>
-        </w:r>
-      </w:hyperlink>
-      <w:r>
-        <w:rPr>
-          <w:lang w:val="sw_KE" w:bidi="sw_KE"/>
-        </w:rPr>
-        <w:t xml:space="preserve">; </w:t>
-      </w:r>
-      <w:hyperlink r:id="rId63">
-        <w:r>
-          <w:rPr>
-            <w:lang w:val="sw_KE" w:bidi="sw_KE"/>
-          </w:rPr>
-          <w:rPr>
-            <w:color w:val="0000EE"/>
-            <w:u w:val="single"/>
-          </w:rPr>
-          <w:t>24:26</w:t>
-        </w:r>
-      </w:hyperlink>
-      <w:r>
-        <w:rPr>
-          <w:lang w:val="sw_KE" w:bidi="sw_KE"/>
-        </w:rPr>
-        <w:t xml:space="preserve">; </w:t>
-      </w:r>
-      <w:hyperlink r:id="rId64">
-        <w:r>
-          <w:rPr>
-            <w:lang w:val="sw_KE" w:bidi="sw_KE"/>
-          </w:rPr>
-          <w:rPr>
-            <w:color w:val="0000EE"/>
-            <w:u w:val="single"/>
-          </w:rPr>
-          <w:t>Luka 5:16</w:t>
-        </w:r>
-      </w:hyperlink>
-      <w:r>
-        <w:rPr>
-          <w:lang w:val="sw_KE" w:bidi="sw_KE"/>
-        </w:rPr>
-        <w:t xml:space="preserve">; </w:t>
-      </w:r>
-      <w:hyperlink r:id="rId65">
-        <w:r>
-          <w:rPr>
-            <w:lang w:val="sw_KE" w:bidi="sw_KE"/>
-          </w:rPr>
-          <w:rPr>
-            <w:color w:val="0000EE"/>
-            <w:u w:val="single"/>
-          </w:rPr>
-          <w:t>Yohana 6:31</w:t>
-        </w:r>
-      </w:hyperlink>
-      <w:r>
-        <w:rPr>
-          <w:lang w:val="sw_KE" w:bidi="sw_KE"/>
-        </w:rPr>
-        <w:t xml:space="preserve">; </w:t>
-      </w:r>
-      <w:hyperlink r:id="rId66">
-        <w:r>
-          <w:rPr>
-            <w:lang w:val="sw_KE" w:bidi="sw_KE"/>
-          </w:rPr>
-          <w:rPr>
-            <w:color w:val="0000EE"/>
-            <w:u w:val="single"/>
-          </w:rPr>
-          <w:t>Matendo 8:26</w:t>
-        </w:r>
-      </w:hyperlink>
+      <w:r>
+        <w:rPr>
+          <w:lang w:val="sw_KE" w:bidi="sw_KE"/>
+        </w:rPr>
+        <w:t>Mathayo 3:1</w:t>
+      </w:r>
+      <w:r>
+        <w:rPr>
+          <w:lang w:val="sw_KE" w:bidi="sw_KE"/>
+        </w:rPr>
+        <w:t xml:space="preserve">; </w:t>
+      </w:r>
+      <w:r>
+        <w:rPr>
+          <w:lang w:val="sw_KE" w:bidi="sw_KE"/>
+        </w:rPr>
+        <w:t>24:26</w:t>
+      </w:r>
+      <w:r>
+        <w:rPr>
+          <w:lang w:val="sw_KE" w:bidi="sw_KE"/>
+        </w:rPr>
+        <w:t xml:space="preserve">; </w:t>
+      </w:r>
+      <w:r>
+        <w:rPr>
+          <w:lang w:val="sw_KE" w:bidi="sw_KE"/>
+        </w:rPr>
+        <w:t>Luka 5:16</w:t>
+      </w:r>
+      <w:r>
+        <w:rPr>
+          <w:lang w:val="sw_KE" w:bidi="sw_KE"/>
+        </w:rPr>
+        <w:t xml:space="preserve">; </w:t>
+      </w:r>
+      <w:r>
+        <w:rPr>
+          <w:lang w:val="sw_KE" w:bidi="sw_KE"/>
+        </w:rPr>
+        <w:t>Yohana 6:31</w:t>
+      </w:r>
+      <w:r>
+        <w:rPr>
+          <w:lang w:val="sw_KE" w:bidi="sw_KE"/>
+        </w:rPr>
+        <w:t xml:space="preserve">; </w:t>
+      </w:r>
+      <w:r>
+        <w:rPr>
+          <w:lang w:val="sw_KE" w:bidi="sw_KE"/>
+        </w:rPr>
+        <w:t>Matendo 8:26</w:t>
+      </w:r>
       <w:r>
         <w:rPr>
           <w:lang w:val="sw_KE" w:bidi="sw_KE"/>
@@ -1582,144 +1228,96 @@
         </w:rPr>
         <w:t>Jangwa linaonekana kama ufalme wa roho na kifo (</w:t>
       </w:r>
-      <w:hyperlink r:id="rId67">
-        <w:r>
-          <w:rPr>
-            <w:lang w:val="sw_KE" w:bidi="sw_KE"/>
-          </w:rPr>
-          <w:rPr>
-            <w:color w:val="0000EE"/>
-            <w:u w:val="single"/>
-          </w:rPr>
-          <w:t>Kumbukumbu la Torati 32:17</w:t>
-        </w:r>
-      </w:hyperlink>
-      <w:r>
-        <w:rPr>
-          <w:lang w:val="sw_KE" w:bidi="sw_KE"/>
-        </w:rPr>
-        <w:t xml:space="preserve">; </w:t>
-      </w:r>
-      <w:hyperlink r:id="rId68">
-        <w:r>
-          <w:rPr>
-            <w:lang w:val="sw_KE" w:bidi="sw_KE"/>
-          </w:rPr>
-          <w:rPr>
-            <w:color w:val="0000EE"/>
-            <w:u w:val="single"/>
-          </w:rPr>
-          <w:t>Isaya 34:13</w:t>
-        </w:r>
-      </w:hyperlink>
+      <w:r>
+        <w:rPr>
+          <w:lang w:val="sw_KE" w:bidi="sw_KE"/>
+        </w:rPr>
+        <w:t>Kumbukumbu la Torati 32:17</w:t>
+      </w:r>
+      <w:r>
+        <w:rPr>
+          <w:lang w:val="sw_KE" w:bidi="sw_KE"/>
+        </w:rPr>
+        <w:t xml:space="preserve">; </w:t>
+      </w:r>
+      <w:r>
+        <w:rPr>
+          <w:lang w:val="sw_KE" w:bidi="sw_KE"/>
+        </w:rPr>
+        <w:t>Isaya 34:13</w:t>
+      </w:r>
       <w:r>
         <w:rPr>
           <w:lang w:val="sw_KE" w:bidi="sw_KE"/>
         </w:rPr>
         <w:t>–</w:t>
       </w:r>
-      <w:hyperlink r:id="rId68">
-        <w:r>
-          <w:rPr>
-            <w:lang w:val="sw_KE" w:bidi="sw_KE"/>
-          </w:rPr>
-          <w:rPr>
-            <w:color w:val="0000EE"/>
-            <w:u w:val="single"/>
-          </w:rPr>
-          <w:t>14</w:t>
-        </w:r>
-      </w:hyperlink>
+      <w:r>
+        <w:rPr>
+          <w:lang w:val="sw_KE" w:bidi="sw_KE"/>
+        </w:rPr>
+        <w:t>14</w:t>
+      </w:r>
       <w:r>
         <w:rPr>
           <w:lang w:val="sw_KE" w:bidi="sw_KE"/>
         </w:rPr>
         <w:t>). Uporaji unafananishwa na machafuko kabla ya Uumbaji (</w:t>
       </w:r>
-      <w:hyperlink r:id="rId69">
-        <w:r>
-          <w:rPr>
-            <w:lang w:val="sw_KE" w:bidi="sw_KE"/>
-          </w:rPr>
-          <w:rPr>
-            <w:color w:val="0000EE"/>
-            <w:u w:val="single"/>
-          </w:rPr>
-          <w:t>Mwanzo 1:2</w:t>
-        </w:r>
-      </w:hyperlink>
-      <w:r>
-        <w:rPr>
-          <w:lang w:val="sw_KE" w:bidi="sw_KE"/>
-        </w:rPr>
-        <w:t xml:space="preserve">; </w:t>
-      </w:r>
-      <w:hyperlink r:id="rId70">
-        <w:r>
-          <w:rPr>
-            <w:lang w:val="sw_KE" w:bidi="sw_KE"/>
-          </w:rPr>
-          <w:rPr>
-            <w:color w:val="0000EE"/>
-            <w:u w:val="single"/>
-          </w:rPr>
-          <w:t>Ayubu 26:7</w:t>
-        </w:r>
-      </w:hyperlink>
+      <w:r>
+        <w:rPr>
+          <w:lang w:val="sw_KE" w:bidi="sw_KE"/>
+        </w:rPr>
+        <w:t>Mwanzo 1:2</w:t>
+      </w:r>
+      <w:r>
+        <w:rPr>
+          <w:lang w:val="sw_KE" w:bidi="sw_KE"/>
+        </w:rPr>
+        <w:t xml:space="preserve">; </w:t>
+      </w:r>
+      <w:r>
+        <w:rPr>
+          <w:lang w:val="sw_KE" w:bidi="sw_KE"/>
+        </w:rPr>
+        <w:t>Ayubu 26:7</w:t>
+      </w:r>
       <w:r>
         <w:rPr>
           <w:lang w:val="sw_KE" w:bidi="sw_KE"/>
         </w:rPr>
         <w:t>). Sehemu kadhaa zinahusu upya wa maisha katika bonde la jangwa au mabadiliko ya jangwa kuwa bustani (</w:t>
       </w:r>
-      <w:hyperlink r:id="rId71">
-        <w:r>
-          <w:rPr>
-            <w:lang w:val="sw_KE" w:bidi="sw_KE"/>
-          </w:rPr>
-          <w:rPr>
-            <w:color w:val="0000EE"/>
-            <w:u w:val="single"/>
-          </w:rPr>
-          <w:t>Ezekieli 37</w:t>
-        </w:r>
-      </w:hyperlink>
-      <w:r>
-        <w:rPr>
-          <w:lang w:val="sw_KE" w:bidi="sw_KE"/>
-        </w:rPr>
-        <w:t xml:space="preserve">; </w:t>
-      </w:r>
-      <w:hyperlink r:id="rId72">
-        <w:r>
-          <w:rPr>
-            <w:lang w:val="sw_KE" w:bidi="sw_KE"/>
-          </w:rPr>
-          <w:rPr>
-            <w:color w:val="0000EE"/>
-            <w:u w:val="single"/>
-          </w:rPr>
-          <w:t>Isaya 41:18</w:t>
-        </w:r>
-      </w:hyperlink>
+      <w:r>
+        <w:rPr>
+          <w:lang w:val="sw_KE" w:bidi="sw_KE"/>
+        </w:rPr>
+        <w:t>Ezekieli 37</w:t>
+      </w:r>
+      <w:r>
+        <w:rPr>
+          <w:lang w:val="sw_KE" w:bidi="sw_KE"/>
+        </w:rPr>
+        <w:t xml:space="preserve">; </w:t>
+      </w:r>
+      <w:r>
+        <w:rPr>
+          <w:lang w:val="sw_KE" w:bidi="sw_KE"/>
+        </w:rPr>
+        <w:t>Isaya 41:18</w:t>
+      </w:r>
       <w:r>
         <w:rPr>
           <w:lang w:val="sw_KE" w:bidi="sw_KE"/>
         </w:rPr>
         <w:t>–</w:t>
       </w:r>
-      <w:hyperlink r:id="rId72">
-        <w:r>
-          <w:rPr>
-            <w:lang w:val="sw_KE" w:bidi="sw_KE"/>
-          </w:rPr>
-          <w:rPr>
-            <w:color w:val="0000EE"/>
-            <w:u w:val="single"/>
-          </w:rPr>
-          <w:t>20</w:t>
-        </w:r>
-      </w:hyperlink>
+      <w:r>
+        <w:rPr>
+          <w:lang w:val="sw_KE" w:bidi="sw_KE"/>
+        </w:rPr>
+        <w:t>20</w:t>
+      </w:r>
       <w:r>
         <w:rPr>
           <w:lang w:val="sw_KE" w:bidi="sw_KE"/>
@@ -1740,90 +1338,60 @@
         </w:rPr>
         <w:t>Jangwa pia ni mahali ambapo Mungu yupo karibu na watu wake (</w:t>
       </w:r>
-      <w:hyperlink r:id="rId73">
-        <w:r>
-          <w:rPr>
-            <w:lang w:val="sw_KE" w:bidi="sw_KE"/>
-          </w:rPr>
-          <w:rPr>
-            <w:color w:val="0000EE"/>
-            <w:u w:val="single"/>
-          </w:rPr>
-          <w:t>Kumbukumbu la Torati 32:10</w:t>
-        </w:r>
-      </w:hyperlink>
+      <w:r>
+        <w:rPr>
+          <w:lang w:val="sw_KE" w:bidi="sw_KE"/>
+        </w:rPr>
+        <w:t>Kumbukumbu la Torati 32:10</w:t>
+      </w:r>
       <w:r>
         <w:rPr>
           <w:lang w:val="sw_KE" w:bidi="sw_KE"/>
         </w:rPr>
         <w:t>–</w:t>
       </w:r>
-      <w:hyperlink r:id="rId73">
-        <w:r>
-          <w:rPr>
-            <w:lang w:val="sw_KE" w:bidi="sw_KE"/>
-          </w:rPr>
-          <w:rPr>
-            <w:color w:val="0000EE"/>
-            <w:u w:val="single"/>
-          </w:rPr>
-          <w:t>12</w:t>
-        </w:r>
-      </w:hyperlink>
+      <w:r>
+        <w:rPr>
+          <w:lang w:val="sw_KE" w:bidi="sw_KE"/>
+        </w:rPr>
+        <w:t>12</w:t>
+      </w:r>
       <w:r>
         <w:rPr>
           <w:lang w:val="sw_KE" w:bidi="sw_KE"/>
         </w:rPr>
         <w:t>). Anawaangalia na kujaribu utii wao (</w:t>
       </w:r>
-      <w:hyperlink r:id="rId74">
-        <w:r>
-          <w:rPr>
-            <w:lang w:val="sw_KE" w:bidi="sw_KE"/>
-          </w:rPr>
-          <w:rPr>
-            <w:color w:val="0000EE"/>
-            <w:u w:val="single"/>
-          </w:rPr>
-          <w:t>Yeremia 2:2</w:t>
-        </w:r>
-      </w:hyperlink>
-      <w:r>
-        <w:rPr>
-          <w:lang w:val="sw_KE" w:bidi="sw_KE"/>
-        </w:rPr>
-        <w:t xml:space="preserve">; </w:t>
-      </w:r>
-      <w:hyperlink r:id="rId75">
-        <w:r>
-          <w:rPr>
-            <w:lang w:val="sw_KE" w:bidi="sw_KE"/>
-          </w:rPr>
-          <w:rPr>
-            <w:color w:val="0000EE"/>
-            <w:u w:val="single"/>
-          </w:rPr>
-          <w:t>Hosea 2:14</w:t>
-        </w:r>
-      </w:hyperlink>
+      <w:r>
+        <w:rPr>
+          <w:lang w:val="sw_KE" w:bidi="sw_KE"/>
+        </w:rPr>
+        <w:t>Yeremia 2:2</w:t>
+      </w:r>
+      <w:r>
+        <w:rPr>
+          <w:lang w:val="sw_KE" w:bidi="sw_KE"/>
+        </w:rPr>
+        <w:t xml:space="preserve">; </w:t>
+      </w:r>
+      <w:r>
+        <w:rPr>
+          <w:lang w:val="sw_KE" w:bidi="sw_KE"/>
+        </w:rPr>
+        <w:t>Hosea 2:14</w:t>
+      </w:r>
       <w:r>
         <w:rPr>
           <w:lang w:val="sw_KE" w:bidi="sw_KE"/>
         </w:rPr>
         <w:t>–</w:t>
       </w:r>
-      <w:hyperlink r:id="rId75">
-        <w:r>
-          <w:rPr>
-            <w:lang w:val="sw_KE" w:bidi="sw_KE"/>
-          </w:rPr>
-          <w:rPr>
-            <w:color w:val="0000EE"/>
-            <w:u w:val="single"/>
-          </w:rPr>
-          <w:t>15</w:t>
-        </w:r>
-      </w:hyperlink>
+      <w:r>
+        <w:rPr>
+          <w:lang w:val="sw_KE" w:bidi="sw_KE"/>
+        </w:rPr>
+        <w:t>15</w:t>
+      </w:r>
       <w:r>
         <w:rPr>
           <w:lang w:val="sw_KE" w:bidi="sw_KE"/>
@@ -1844,108 +1412,72 @@
         </w:rPr>
         <w:t>Hatimaye, jangwa ni mahali pa kimbilio, utakaso, na usafi. Katika injili, mada ya jangwa ya Kutoka inajirudia katika siku 40 na usiku ambapo Yesu alijaribiwa nyikani (</w:t>
       </w:r>
-      <w:hyperlink r:id="rId23">
-        <w:r>
-          <w:rPr>
-            <w:lang w:val="sw_KE" w:bidi="sw_KE"/>
-          </w:rPr>
-          <w:rPr>
-            <w:color w:val="0000EE"/>
-            <w:u w:val="single"/>
-          </w:rPr>
-          <w:t>Marko 1:13</w:t>
-        </w:r>
-      </w:hyperlink>
+      <w:r>
+        <w:rPr>
+          <w:lang w:val="sw_KE" w:bidi="sw_KE"/>
+        </w:rPr>
+        <w:t>Marko 1:13</w:t>
+      </w:r>
       <w:r>
         <w:rPr>
           <w:lang w:val="sw_KE" w:bidi="sw_KE"/>
         </w:rPr>
         <w:t xml:space="preserve">; linganisha </w:t>
       </w:r>
-      <w:hyperlink r:id="rId76">
-        <w:r>
-          <w:rPr>
-            <w:lang w:val="sw_KE" w:bidi="sw_KE"/>
-          </w:rPr>
-          <w:rPr>
-            <w:color w:val="0000EE"/>
-            <w:u w:val="single"/>
-          </w:rPr>
-          <w:t>Zaburi 91</w:t>
-        </w:r>
-      </w:hyperlink>
+      <w:r>
+        <w:rPr>
+          <w:lang w:val="sw_KE" w:bidi="sw_KE"/>
+        </w:rPr>
+        <w:t>Zaburi 91</w:t>
+      </w:r>
       <w:r>
         <w:rPr>
           <w:lang w:val="sw_KE" w:bidi="sw_KE"/>
         </w:rPr>
         <w:t>). Mababa wa jangwa wa kanisa la awali na wamonaki wa Enzi za Kati wanaakisi nabii Eliya na Yohana Mbatizaji (</w:t>
       </w:r>
-      <w:hyperlink r:id="rId77">
-        <w:r>
-          <w:rPr>
-            <w:lang w:val="sw_KE" w:bidi="sw_KE"/>
-          </w:rPr>
-          <w:rPr>
-            <w:color w:val="0000EE"/>
-            <w:u w:val="single"/>
-          </w:rPr>
-          <w:t>1 Wafalme 19:4</w:t>
-        </w:r>
-      </w:hyperlink>
+      <w:r>
+        <w:rPr>
+          <w:lang w:val="sw_KE" w:bidi="sw_KE"/>
+        </w:rPr>
+        <w:t>1 Wafalme 19:4</w:t>
+      </w:r>
       <w:r>
         <w:rPr>
           <w:lang w:val="sw_KE" w:bidi="sw_KE"/>
         </w:rPr>
         <w:t>–</w:t>
       </w:r>
-      <w:hyperlink r:id="rId77">
-        <w:r>
-          <w:rPr>
-            <w:lang w:val="sw_KE" w:bidi="sw_KE"/>
-          </w:rPr>
-          <w:rPr>
-            <w:color w:val="0000EE"/>
-            <w:u w:val="single"/>
-          </w:rPr>
-          <w:t>8</w:t>
-        </w:r>
-      </w:hyperlink>
-      <w:r>
-        <w:rPr>
-          <w:lang w:val="sw_KE" w:bidi="sw_KE"/>
-        </w:rPr>
-        <w:t xml:space="preserve">; </w:t>
-      </w:r>
-      <w:hyperlink r:id="rId78">
-        <w:r>
-          <w:rPr>
-            <w:lang w:val="sw_KE" w:bidi="sw_KE"/>
-          </w:rPr>
-          <w:rPr>
-            <w:color w:val="0000EE"/>
-            <w:u w:val="single"/>
-          </w:rPr>
-          <w:t>Mathayo 3:1</w:t>
-        </w:r>
-      </w:hyperlink>
+      <w:r>
+        <w:rPr>
+          <w:lang w:val="sw_KE" w:bidi="sw_KE"/>
+        </w:rPr>
+        <w:t>8</w:t>
+      </w:r>
+      <w:r>
+        <w:rPr>
+          <w:lang w:val="sw_KE" w:bidi="sw_KE"/>
+        </w:rPr>
+        <w:t xml:space="preserve">; </w:t>
+      </w:r>
+      <w:r>
+        <w:rPr>
+          <w:lang w:val="sw_KE" w:bidi="sw_KE"/>
+        </w:rPr>
+        <w:t>Mathayo 3:1</w:t>
+      </w:r>
       <w:r>
         <w:rPr>
           <w:lang w:val="sw_KE" w:bidi="sw_KE"/>
         </w:rPr>
         <w:t>–</w:t>
       </w:r>
-      <w:hyperlink r:id="rId78">
-        <w:r>
-          <w:rPr>
-            <w:lang w:val="sw_KE" w:bidi="sw_KE"/>
-          </w:rPr>
-          <w:rPr>
-            <w:color w:val="0000EE"/>
-            <w:u w:val="single"/>
-          </w:rPr>
-          <w:t>6</w:t>
-        </w:r>
-      </w:hyperlink>
+      <w:r>
+        <w:rPr>
+          <w:lang w:val="sw_KE" w:bidi="sw_KE"/>
+        </w:rPr>
+        <w:t>6</w:t>
+      </w:r>
       <w:r>
         <w:rPr>
           <w:lang w:val="sw_KE" w:bidi="sw_KE"/>
@@ -2169,36 +1701,24 @@
         </w:rPr>
         <w:t>Tanuru inayowaka moto usiozimika (</w:t>
       </w:r>
-      <w:hyperlink r:id="rId79">
-        <w:r>
-          <w:rPr>
-            <w:lang w:val="sw_KE" w:bidi="sw_KE"/>
-          </w:rPr>
-          <w:rPr>
-            <w:color w:val="0000EE"/>
-            <w:u w:val="single"/>
-          </w:rPr>
-          <w:t>Mathayo 13:42, 50</w:t>
-        </w:r>
-      </w:hyperlink>
-      <w:r>
-        <w:rPr>
-          <w:lang w:val="sw_KE" w:bidi="sw_KE"/>
-        </w:rPr>
-        <w:t xml:space="preserve">; </w:t>
-      </w:r>
-      <w:hyperlink r:id="rId80">
-        <w:r>
-          <w:rPr>
-            <w:lang w:val="sw_KE" w:bidi="sw_KE"/>
-          </w:rPr>
-          <w:rPr>
-            <w:color w:val="0000EE"/>
-            <w:u w:val="single"/>
-          </w:rPr>
-          <w:t>25:41, 46</w:t>
-        </w:r>
-      </w:hyperlink>
+      <w:r>
+        <w:rPr>
+          <w:lang w:val="sw_KE" w:bidi="sw_KE"/>
+        </w:rPr>
+        <w:t>Mathayo 13:42, 50</w:t>
+      </w:r>
+      <w:r>
+        <w:rPr>
+          <w:lang w:val="sw_KE" w:bidi="sw_KE"/>
+        </w:rPr>
+        <w:t xml:space="preserve">; </w:t>
+      </w:r>
+      <w:r>
+        <w:rPr>
+          <w:lang w:val="sw_KE" w:bidi="sw_KE"/>
+        </w:rPr>
+        <w:t>25:41, 46</w:t>
+      </w:r>
       <w:r>
         <w:rPr>
           <w:lang w:val="sw_KE" w:bidi="sw_KE"/>
@@ -2223,18 +1743,12 @@
         </w:rPr>
         <w:t>Mahali pa giza kabisa ambapo watu hulia kwa uchungu (</w:t>
       </w:r>
-      <w:hyperlink r:id="rId81">
-        <w:r>
-          <w:rPr>
-            <w:lang w:val="sw_KE" w:bidi="sw_KE"/>
-          </w:rPr>
-          <w:rPr>
-            <w:color w:val="0000EE"/>
-            <w:u w:val="single"/>
-          </w:rPr>
-          <w:t>8:12</w:t>
-        </w:r>
-      </w:hyperlink>
+      <w:r>
+        <w:rPr>
+          <w:lang w:val="sw_KE" w:bidi="sw_KE"/>
+        </w:rPr>
+        <w:t>8:12</w:t>
+      </w:r>
       <w:r>
         <w:rPr>
           <w:lang w:val="sw_KE" w:bidi="sw_KE"/>
@@ -2259,18 +1773,12 @@
         </w:rPr>
         <w:t>Ziwa la moto linaloitwa "kifo cha pili" (</w:t>
       </w:r>
-      <w:hyperlink r:id="rId82">
-        <w:r>
-          <w:rPr>
-            <w:lang w:val="sw_KE" w:bidi="sw_KE"/>
-          </w:rPr>
-          <w:rPr>
-            <w:color w:val="0000EE"/>
-            <w:u w:val="single"/>
-          </w:rPr>
-          <w:t>Ufunuo 21:8</w:t>
-        </w:r>
-      </w:hyperlink>
+      <w:r>
+        <w:rPr>
+          <w:lang w:val="sw_KE" w:bidi="sw_KE"/>
+        </w:rPr>
+        <w:t>Ufunuo 21:8</w:t>
+      </w:r>
       <w:r>
         <w:rPr>
           <w:lang w:val="sw_KE" w:bidi="sw_KE"/>
@@ -2295,18 +1803,12 @@
         </w:rPr>
         <w:t xml:space="preserve">Mahali palipotayarishwa kwa ajili ya shetani na pepo ("malaika waovu," </w:t>
       </w:r>
-      <w:hyperlink r:id="rId83">
-        <w:r>
-          <w:rPr>
-            <w:lang w:val="sw_KE" w:bidi="sw_KE"/>
-          </w:rPr>
-          <w:rPr>
-            <w:color w:val="0000EE"/>
-            <w:u w:val="single"/>
-          </w:rPr>
-          <w:t>Mathayo 25:41</w:t>
-        </w:r>
-      </w:hyperlink>
+      <w:r>
+        <w:rPr>
+          <w:lang w:val="sw_KE" w:bidi="sw_KE"/>
+        </w:rPr>
+        <w:t>Mathayo 25:41</w:t>
+      </w:r>
       <w:r>
         <w:rPr>
           <w:lang w:val="sw_KE" w:bidi="sw_KE"/>
@@ -2327,36 +1829,24 @@
         </w:rPr>
         <w:t>Wale walio jehanamu wameachana na Mungu milele. Hawatawahi kupata uwepo wa Mungu au kuona nguvu zake (</w:t>
       </w:r>
-      <w:hyperlink r:id="rId84">
-        <w:r>
-          <w:rPr>
-            <w:lang w:val="sw_KE" w:bidi="sw_KE"/>
-          </w:rPr>
-          <w:rPr>
-            <w:color w:val="0000EE"/>
-            <w:u w:val="single"/>
-          </w:rPr>
-          <w:t>2 Wathesalonike 1:9</w:t>
-        </w:r>
-      </w:hyperlink>
+      <w:r>
+        <w:rPr>
+          <w:lang w:val="sw_KE" w:bidi="sw_KE"/>
+        </w:rPr>
+        <w:t>2 Wathesalonike 1:9</w:t>
+      </w:r>
       <w:r>
         <w:rPr>
           <w:lang w:val="sw_KE" w:bidi="sw_KE"/>
         </w:rPr>
         <w:t>). Wale waliomwabudu mnyama watakabiliwa na mateso yasiyoisha (</w:t>
       </w:r>
-      <w:hyperlink r:id="rId85">
-        <w:r>
-          <w:rPr>
-            <w:lang w:val="sw_KE" w:bidi="sw_KE"/>
-          </w:rPr>
-          <w:rPr>
-            <w:color w:val="0000EE"/>
-            <w:u w:val="single"/>
-          </w:rPr>
-          <w:t>Ufunuo 14:10–11</w:t>
-        </w:r>
-      </w:hyperlink>
+      <w:r>
+        <w:rPr>
+          <w:lang w:val="sw_KE" w:bidi="sw_KE"/>
+        </w:rPr>
+        <w:t>Ufunuo 14:10–11</w:t>
+      </w:r>
       <w:r>
         <w:rPr>
           <w:lang w:val="sw_KE" w:bidi="sw_KE"/>
@@ -2399,18 +1889,12 @@
         </w:rPr>
         <w:t>“Choma ... kwa moto usiozimika” (</w:t>
       </w:r>
-      <w:hyperlink r:id="rId86">
-        <w:r>
-          <w:rPr>
-            <w:lang w:val="sw_KE" w:bidi="sw_KE"/>
-          </w:rPr>
-          <w:rPr>
-            <w:color w:val="0000EE"/>
-            <w:u w:val="single"/>
-          </w:rPr>
-          <w:t>Mathayo 3:12</w:t>
-        </w:r>
-      </w:hyperlink>
+      <w:r>
+        <w:rPr>
+          <w:lang w:val="sw_KE" w:bidi="sw_KE"/>
+        </w:rPr>
+        <w:t>Mathayo 3:12</w:t>
+      </w:r>
       <w:r>
         <w:rPr>
           <w:lang w:val="sw_KE" w:bidi="sw_KE"/>
@@ -2435,18 +1919,12 @@
         </w:rPr>
         <w:t>“Kwa moto usiozimika ... ambapo funza wao hawafi, na moto hauzimiki” (</w:t>
       </w:r>
-      <w:hyperlink r:id="rId87">
-        <w:r>
-          <w:rPr>
-            <w:lang w:val="sw_KE" w:bidi="sw_KE"/>
-          </w:rPr>
-          <w:rPr>
-            <w:color w:val="0000EE"/>
-            <w:u w:val="single"/>
-          </w:rPr>
-          <w:t>Marko 9:43, 48</w:t>
-        </w:r>
-      </w:hyperlink>
+      <w:r>
+        <w:rPr>
+          <w:lang w:val="sw_KE" w:bidi="sw_KE"/>
+        </w:rPr>
+        <w:t>Marko 9:43, 48</w:t>
+      </w:r>
       <w:r>
         <w:rPr>
           <w:lang w:val="sw_KE" w:bidi="sw_KE"/>
@@ -2471,18 +1949,12 @@
         </w:rPr>
         <w:t>Kuna dhambi ambayo “haitasamehewa, katika enzi hii au ile ijayo” (</w:t>
       </w:r>
-      <w:hyperlink r:id="rId88">
-        <w:r>
-          <w:rPr>
-            <w:lang w:val="sw_KE" w:bidi="sw_KE"/>
-          </w:rPr>
-          <w:rPr>
-            <w:color w:val="0000EE"/>
-            <w:u w:val="single"/>
-          </w:rPr>
-          <w:t>Mathayo 12:32</w:t>
-        </w:r>
-      </w:hyperlink>
+      <w:r>
+        <w:rPr>
+          <w:lang w:val="sw_KE" w:bidi="sw_KE"/>
+        </w:rPr>
+        <w:t>Mathayo 12:32</w:t>
+      </w:r>
       <w:r>
         <w:rPr>
           <w:lang w:val="sw_KE" w:bidi="sw_KE"/>
@@ -2777,270 +2249,180 @@
         </w:rPr>
         <w:t xml:space="preserve">Biblia inafundisha mara kwa mara kuhusu adhabu kwa dhambi. Wazo la hukumu linapatikana katika Biblia yote. Baadhi ya mifano ya mafundisho haya ni </w:t>
       </w:r>
-      <w:hyperlink r:id="rId89">
-        <w:r>
-          <w:rPr>
-            <w:lang w:val="sw_KE" w:bidi="sw_KE"/>
-          </w:rPr>
-          <w:rPr>
-            <w:color w:val="0000EE"/>
-            <w:u w:val="single"/>
-          </w:rPr>
-          <w:t>Mwanzo 2:17</w:t>
-        </w:r>
-      </w:hyperlink>
-      <w:r>
-        <w:rPr>
-          <w:lang w:val="sw_KE" w:bidi="sw_KE"/>
-        </w:rPr>
-        <w:t xml:space="preserve">; </w:t>
-      </w:r>
-      <w:hyperlink r:id="rId90">
-        <w:r>
-          <w:rPr>
-            <w:lang w:val="sw_KE" w:bidi="sw_KE"/>
-          </w:rPr>
-          <w:rPr>
-            <w:color w:val="0000EE"/>
-            <w:u w:val="single"/>
-          </w:rPr>
-          <w:t>3:17–19</w:t>
-        </w:r>
-      </w:hyperlink>
-      <w:r>
-        <w:rPr>
-          <w:lang w:val="sw_KE" w:bidi="sw_KE"/>
-        </w:rPr>
-        <w:t xml:space="preserve">; </w:t>
-      </w:r>
-      <w:hyperlink r:id="rId91">
-        <w:r>
-          <w:rPr>
-            <w:lang w:val="sw_KE" w:bidi="sw_KE"/>
-          </w:rPr>
-          <w:rPr>
-            <w:color w:val="0000EE"/>
-            <w:u w:val="single"/>
-          </w:rPr>
-          <w:t>4:13</w:t>
-        </w:r>
-      </w:hyperlink>
-      <w:r>
-        <w:rPr>
-          <w:lang w:val="sw_KE" w:bidi="sw_KE"/>
-        </w:rPr>
-        <w:t xml:space="preserve">; </w:t>
-      </w:r>
-      <w:hyperlink r:id="rId92">
-        <w:r>
-          <w:rPr>
-            <w:lang w:val="sw_KE" w:bidi="sw_KE"/>
-          </w:rPr>
-          <w:rPr>
-            <w:color w:val="0000EE"/>
-            <w:u w:val="single"/>
-          </w:rPr>
-          <w:t>Mambo ya Walawi 26:27–33</w:t>
-        </w:r>
-      </w:hyperlink>
-      <w:r>
-        <w:rPr>
-          <w:lang w:val="sw_KE" w:bidi="sw_KE"/>
-        </w:rPr>
-        <w:t xml:space="preserve">; </w:t>
-      </w:r>
-      <w:hyperlink r:id="rId93">
-        <w:r>
-          <w:rPr>
-            <w:lang w:val="sw_KE" w:bidi="sw_KE"/>
-          </w:rPr>
-          <w:rPr>
-            <w:color w:val="0000EE"/>
-            <w:u w:val="single"/>
-          </w:rPr>
-          <w:t>Zaburi 149:7</w:t>
-        </w:r>
-      </w:hyperlink>
-      <w:r>
-        <w:rPr>
-          <w:lang w:val="sw_KE" w:bidi="sw_KE"/>
-        </w:rPr>
-        <w:t xml:space="preserve">; </w:t>
-      </w:r>
-      <w:hyperlink r:id="rId94">
-        <w:r>
-          <w:rPr>
-            <w:lang w:val="sw_KE" w:bidi="sw_KE"/>
-          </w:rPr>
-          <w:rPr>
-            <w:color w:val="0000EE"/>
-            <w:u w:val="single"/>
-          </w:rPr>
-          <w:t>Isaya 3:11</w:t>
-        </w:r>
-      </w:hyperlink>
-      <w:r>
-        <w:rPr>
-          <w:lang w:val="sw_KE" w:bidi="sw_KE"/>
-        </w:rPr>
-        <w:t xml:space="preserve">; </w:t>
-      </w:r>
-      <w:hyperlink r:id="rId95">
-        <w:r>
-          <w:rPr>
-            <w:lang w:val="sw_KE" w:bidi="sw_KE"/>
-          </w:rPr>
-          <w:rPr>
-            <w:color w:val="0000EE"/>
-            <w:u w:val="single"/>
-          </w:rPr>
-          <w:t>Ezekieli 14:10</w:t>
-        </w:r>
-      </w:hyperlink>
-      <w:r>
-        <w:rPr>
-          <w:lang w:val="sw_KE" w:bidi="sw_KE"/>
-        </w:rPr>
-        <w:t xml:space="preserve">; </w:t>
-      </w:r>
-      <w:hyperlink r:id="rId96">
-        <w:r>
-          <w:rPr>
-            <w:lang w:val="sw_KE" w:bidi="sw_KE"/>
-          </w:rPr>
-          <w:rPr>
-            <w:color w:val="0000EE"/>
-            <w:u w:val="single"/>
-          </w:rPr>
-          <w:t>Amosi 1:2–2:16</w:t>
-        </w:r>
-      </w:hyperlink>
-      <w:r>
-        <w:rPr>
-          <w:lang w:val="sw_KE" w:bidi="sw_KE"/>
-        </w:rPr>
-        <w:t xml:space="preserve">; </w:t>
-      </w:r>
-      <w:hyperlink r:id="rId97">
-        <w:r>
-          <w:rPr>
-            <w:lang w:val="sw_KE" w:bidi="sw_KE"/>
-          </w:rPr>
-          <w:rPr>
-            <w:color w:val="0000EE"/>
-            <w:u w:val="single"/>
-          </w:rPr>
-          <w:t>Zekaria 14:19</w:t>
-        </w:r>
-      </w:hyperlink>
-      <w:r>
-        <w:rPr>
-          <w:lang w:val="sw_KE" w:bidi="sw_KE"/>
-        </w:rPr>
-        <w:t xml:space="preserve">; </w:t>
-      </w:r>
-      <w:hyperlink r:id="rId80">
-        <w:r>
-          <w:rPr>
-            <w:lang w:val="sw_KE" w:bidi="sw_KE"/>
-          </w:rPr>
-          <w:rPr>
-            <w:color w:val="0000EE"/>
-            <w:u w:val="single"/>
-          </w:rPr>
-          <w:t>Mathayo 25:41, 46</w:t>
-        </w:r>
-      </w:hyperlink>
-      <w:r>
-        <w:rPr>
-          <w:lang w:val="sw_KE" w:bidi="sw_KE"/>
-        </w:rPr>
-        <w:t xml:space="preserve">; </w:t>
-      </w:r>
-      <w:hyperlink r:id="rId98">
-        <w:r>
-          <w:rPr>
-            <w:lang w:val="sw_KE" w:bidi="sw_KE"/>
-          </w:rPr>
-          <w:rPr>
-            <w:color w:val="0000EE"/>
-            <w:u w:val="single"/>
-          </w:rPr>
-          <w:t>Luka 16:23–24</w:t>
-        </w:r>
-      </w:hyperlink>
-      <w:r>
-        <w:rPr>
-          <w:lang w:val="sw_KE" w:bidi="sw_KE"/>
-        </w:rPr>
-        <w:t xml:space="preserve">; </w:t>
-      </w:r>
-      <w:hyperlink r:id="rId99">
-        <w:r>
-          <w:rPr>
-            <w:lang w:val="sw_KE" w:bidi="sw_KE"/>
-          </w:rPr>
-          <w:rPr>
-            <w:color w:val="0000EE"/>
-            <w:u w:val="single"/>
-          </w:rPr>
-          <w:t>Warumi 2:5–12</w:t>
-        </w:r>
-      </w:hyperlink>
-      <w:r>
-        <w:rPr>
-          <w:lang w:val="sw_KE" w:bidi="sw_KE"/>
-        </w:rPr>
-        <w:t xml:space="preserve">; </w:t>
-      </w:r>
-      <w:hyperlink r:id="rId100">
-        <w:r>
-          <w:rPr>
-            <w:lang w:val="sw_KE" w:bidi="sw_KE"/>
-          </w:rPr>
-          <w:rPr>
-            <w:color w:val="0000EE"/>
-            <w:u w:val="single"/>
-          </w:rPr>
-          <w:t>Wagalatia 6:7–8</w:t>
-        </w:r>
-      </w:hyperlink>
-      <w:r>
-        <w:rPr>
-          <w:lang w:val="sw_KE" w:bidi="sw_KE"/>
-        </w:rPr>
-        <w:t xml:space="preserve">; </w:t>
-      </w:r>
-      <w:hyperlink r:id="rId101">
-        <w:r>
-          <w:rPr>
-            <w:lang w:val="sw_KE" w:bidi="sw_KE"/>
-          </w:rPr>
-          <w:rPr>
-            <w:color w:val="0000EE"/>
-            <w:u w:val="single"/>
-          </w:rPr>
-          <w:t>Waebrania 10:29–31</w:t>
-        </w:r>
-      </w:hyperlink>
+      <w:r>
+        <w:rPr>
+          <w:lang w:val="sw_KE" w:bidi="sw_KE"/>
+        </w:rPr>
+        <w:t>Mwanzo 2:17</w:t>
+      </w:r>
+      <w:r>
+        <w:rPr>
+          <w:lang w:val="sw_KE" w:bidi="sw_KE"/>
+        </w:rPr>
+        <w:t xml:space="preserve">; </w:t>
+      </w:r>
+      <w:r>
+        <w:rPr>
+          <w:lang w:val="sw_KE" w:bidi="sw_KE"/>
+        </w:rPr>
+        <w:t>3:17–19</w:t>
+      </w:r>
+      <w:r>
+        <w:rPr>
+          <w:lang w:val="sw_KE" w:bidi="sw_KE"/>
+        </w:rPr>
+        <w:t xml:space="preserve">; </w:t>
+      </w:r>
+      <w:r>
+        <w:rPr>
+          <w:lang w:val="sw_KE" w:bidi="sw_KE"/>
+        </w:rPr>
+        <w:t>4:13</w:t>
+      </w:r>
+      <w:r>
+        <w:rPr>
+          <w:lang w:val="sw_KE" w:bidi="sw_KE"/>
+        </w:rPr>
+        <w:t xml:space="preserve">; </w:t>
+      </w:r>
+      <w:r>
+        <w:rPr>
+          <w:lang w:val="sw_KE" w:bidi="sw_KE"/>
+        </w:rPr>
+        <w:t>Mambo ya Walawi 26:27–33</w:t>
+      </w:r>
+      <w:r>
+        <w:rPr>
+          <w:lang w:val="sw_KE" w:bidi="sw_KE"/>
+        </w:rPr>
+        <w:t xml:space="preserve">; </w:t>
+      </w:r>
+      <w:r>
+        <w:rPr>
+          <w:lang w:val="sw_KE" w:bidi="sw_KE"/>
+        </w:rPr>
+        <w:t>Zaburi 149:7</w:t>
+      </w:r>
+      <w:r>
+        <w:rPr>
+          <w:lang w:val="sw_KE" w:bidi="sw_KE"/>
+        </w:rPr>
+        <w:t xml:space="preserve">; </w:t>
+      </w:r>
+      <w:r>
+        <w:rPr>
+          <w:lang w:val="sw_KE" w:bidi="sw_KE"/>
+        </w:rPr>
+        <w:t>Isaya 3:11</w:t>
+      </w:r>
+      <w:r>
+        <w:rPr>
+          <w:lang w:val="sw_KE" w:bidi="sw_KE"/>
+        </w:rPr>
+        <w:t xml:space="preserve">; </w:t>
+      </w:r>
+      <w:r>
+        <w:rPr>
+          <w:lang w:val="sw_KE" w:bidi="sw_KE"/>
+        </w:rPr>
+        <w:t>Ezekieli 14:10</w:t>
+      </w:r>
+      <w:r>
+        <w:rPr>
+          <w:lang w:val="sw_KE" w:bidi="sw_KE"/>
+        </w:rPr>
+        <w:t xml:space="preserve">; </w:t>
+      </w:r>
+      <w:r>
+        <w:rPr>
+          <w:lang w:val="sw_KE" w:bidi="sw_KE"/>
+        </w:rPr>
+        <w:t>Amosi 1:2–2:16</w:t>
+      </w:r>
+      <w:r>
+        <w:rPr>
+          <w:lang w:val="sw_KE" w:bidi="sw_KE"/>
+        </w:rPr>
+        <w:t xml:space="preserve">; </w:t>
+      </w:r>
+      <w:r>
+        <w:rPr>
+          <w:lang w:val="sw_KE" w:bidi="sw_KE"/>
+        </w:rPr>
+        <w:t>Zekaria 14:19</w:t>
+      </w:r>
+      <w:r>
+        <w:rPr>
+          <w:lang w:val="sw_KE" w:bidi="sw_KE"/>
+        </w:rPr>
+        <w:t xml:space="preserve">; </w:t>
+      </w:r>
+      <w:r>
+        <w:rPr>
+          <w:lang w:val="sw_KE" w:bidi="sw_KE"/>
+        </w:rPr>
+        <w:t>Mathayo 25:41, 46</w:t>
+      </w:r>
+      <w:r>
+        <w:rPr>
+          <w:lang w:val="sw_KE" w:bidi="sw_KE"/>
+        </w:rPr>
+        <w:t xml:space="preserve">; </w:t>
+      </w:r>
+      <w:r>
+        <w:rPr>
+          <w:lang w:val="sw_KE" w:bidi="sw_KE"/>
+        </w:rPr>
+        <w:t>Luka 16:23–24</w:t>
+      </w:r>
+      <w:r>
+        <w:rPr>
+          <w:lang w:val="sw_KE" w:bidi="sw_KE"/>
+        </w:rPr>
+        <w:t xml:space="preserve">; </w:t>
+      </w:r>
+      <w:r>
+        <w:rPr>
+          <w:lang w:val="sw_KE" w:bidi="sw_KE"/>
+        </w:rPr>
+        <w:t>Warumi 2:5–12</w:t>
+      </w:r>
+      <w:r>
+        <w:rPr>
+          <w:lang w:val="sw_KE" w:bidi="sw_KE"/>
+        </w:rPr>
+        <w:t xml:space="preserve">; </w:t>
+      </w:r>
+      <w:r>
+        <w:rPr>
+          <w:lang w:val="sw_KE" w:bidi="sw_KE"/>
+        </w:rPr>
+        <w:t>Wagalatia 6:7–8</w:t>
+      </w:r>
+      <w:r>
+        <w:rPr>
+          <w:lang w:val="sw_KE" w:bidi="sw_KE"/>
+        </w:rPr>
+        <w:t xml:space="preserve">; </w:t>
+      </w:r>
+      <w:r>
+        <w:rPr>
+          <w:lang w:val="sw_KE" w:bidi="sw_KE"/>
+        </w:rPr>
+        <w:t>Waebrania 10:29–31</w:t>
+      </w:r>
       <w:r>
         <w:rPr>
           <w:lang w:val="sw_KE" w:bidi="sw_KE"/>
         </w:rPr>
         <w:t xml:space="preserve">; na </w:t>
       </w:r>
-      <w:hyperlink r:id="rId102">
-        <w:r>
-          <w:rPr>
-            <w:lang w:val="sw_KE" w:bidi="sw_KE"/>
-          </w:rPr>
-          <w:rPr>
-            <w:color w:val="0000EE"/>
-            <w:u w:val="single"/>
-          </w:rPr>
-          <w:t>Ufunuo 20:11–15</w:t>
-        </w:r>
-      </w:hyperlink>
+      <w:r>
+        <w:rPr>
+          <w:lang w:val="sw_KE" w:bidi="sw_KE"/>
+        </w:rPr>
+        <w:t>Ufunuo 20:11–15</w:t>
+      </w:r>
       <w:r>
         <w:rPr>
           <w:lang w:val="sw_KE" w:bidi="sw_KE"/>
@@ -3072,234 +2454,156 @@
         </w:rPr>
         <w:t>Neno la Kiebrania "Sheol" katika Agano la Kale linatumika kumaanisha "kaburi, shimo, mahali pa wafu" (</w:t>
       </w:r>
-      <w:hyperlink r:id="rId103">
-        <w:r>
-          <w:rPr>
-            <w:lang w:val="sw_KE" w:bidi="sw_KE"/>
-          </w:rPr>
-          <w:rPr>
-            <w:color w:val="0000EE"/>
-            <w:u w:val="single"/>
-          </w:rPr>
-          <w:t>Mwanzo 37:35</w:t>
-        </w:r>
-      </w:hyperlink>
-      <w:r>
-        <w:rPr>
-          <w:lang w:val="sw_KE" w:bidi="sw_KE"/>
-        </w:rPr>
-        <w:t xml:space="preserve">; </w:t>
-      </w:r>
-      <w:hyperlink r:id="rId104">
-        <w:r>
-          <w:rPr>
-            <w:lang w:val="sw_KE" w:bidi="sw_KE"/>
-          </w:rPr>
-          <w:rPr>
-            <w:color w:val="0000EE"/>
-            <w:u w:val="single"/>
-          </w:rPr>
-          <w:t>Ayubu 7:9</w:t>
-        </w:r>
-      </w:hyperlink>
-      <w:r>
-        <w:rPr>
-          <w:lang w:val="sw_KE" w:bidi="sw_KE"/>
-        </w:rPr>
-        <w:t xml:space="preserve">; </w:t>
-      </w:r>
-      <w:hyperlink r:id="rId105">
-        <w:r>
-          <w:rPr>
-            <w:lang w:val="sw_KE" w:bidi="sw_KE"/>
-          </w:rPr>
-          <w:rPr>
-            <w:color w:val="0000EE"/>
-            <w:u w:val="single"/>
-          </w:rPr>
-          <w:t>14:13</w:t>
-        </w:r>
-      </w:hyperlink>
-      <w:r>
-        <w:rPr>
-          <w:lang w:val="sw_KE" w:bidi="sw_KE"/>
-        </w:rPr>
-        <w:t xml:space="preserve">; </w:t>
-      </w:r>
-      <w:hyperlink r:id="rId106">
-        <w:r>
-          <w:rPr>
-            <w:lang w:val="sw_KE" w:bidi="sw_KE"/>
-          </w:rPr>
-          <w:rPr>
-            <w:color w:val="0000EE"/>
-            <w:u w:val="single"/>
-          </w:rPr>
-          <w:t>17:13–16</w:t>
-        </w:r>
-      </w:hyperlink>
-      <w:r>
-        <w:rPr>
-          <w:lang w:val="sw_KE" w:bidi="sw_KE"/>
-        </w:rPr>
-        <w:t xml:space="preserve">; </w:t>
-      </w:r>
-      <w:hyperlink r:id="rId107">
-        <w:r>
-          <w:rPr>
-            <w:lang w:val="sw_KE" w:bidi="sw_KE"/>
-          </w:rPr>
-          <w:rPr>
-            <w:color w:val="0000EE"/>
-            <w:u w:val="single"/>
-          </w:rPr>
-          <w:t>Zaburi 6:5</w:t>
-        </w:r>
-      </w:hyperlink>
-      <w:r>
-        <w:rPr>
-          <w:lang w:val="sw_KE" w:bidi="sw_KE"/>
-        </w:rPr>
-        <w:t xml:space="preserve">; </w:t>
-      </w:r>
-      <w:hyperlink r:id="rId108">
-        <w:r>
-          <w:rPr>
-            <w:lang w:val="sw_KE" w:bidi="sw_KE"/>
-          </w:rPr>
-          <w:rPr>
-            <w:color w:val="0000EE"/>
-            <w:u w:val="single"/>
-          </w:rPr>
-          <w:t>16:10</w:t>
-        </w:r>
-      </w:hyperlink>
-      <w:r>
-        <w:rPr>
-          <w:lang w:val="sw_KE" w:bidi="sw_KE"/>
-        </w:rPr>
-        <w:t xml:space="preserve">; </w:t>
-      </w:r>
-      <w:hyperlink r:id="rId109">
-        <w:r>
-          <w:rPr>
-            <w:lang w:val="sw_KE" w:bidi="sw_KE"/>
-          </w:rPr>
-          <w:rPr>
-            <w:color w:val="0000EE"/>
-            <w:u w:val="single"/>
-          </w:rPr>
-          <w:t>55:15</w:t>
-        </w:r>
-      </w:hyperlink>
-      <w:r>
-        <w:rPr>
-          <w:lang w:val="sw_KE" w:bidi="sw_KE"/>
-        </w:rPr>
-        <w:t xml:space="preserve">; </w:t>
-      </w:r>
-      <w:hyperlink r:id="rId110">
-        <w:r>
-          <w:rPr>
-            <w:lang w:val="sw_KE" w:bidi="sw_KE"/>
-          </w:rPr>
-          <w:rPr>
-            <w:color w:val="0000EE"/>
-            <w:u w:val="single"/>
-          </w:rPr>
-          <w:t>Mithali 9:18</w:t>
-        </w:r>
-      </w:hyperlink>
-      <w:r>
-        <w:rPr>
-          <w:lang w:val="sw_KE" w:bidi="sw_KE"/>
-        </w:rPr>
-        <w:t xml:space="preserve">; </w:t>
-      </w:r>
-      <w:hyperlink r:id="rId111">
-        <w:r>
-          <w:rPr>
-            <w:lang w:val="sw_KE" w:bidi="sw_KE"/>
-          </w:rPr>
-          <w:rPr>
-            <w:color w:val="0000EE"/>
-            <w:u w:val="single"/>
-          </w:rPr>
-          <w:t>Mhubiri 9:10</w:t>
-        </w:r>
-      </w:hyperlink>
-      <w:r>
-        <w:rPr>
-          <w:lang w:val="sw_KE" w:bidi="sw_KE"/>
-        </w:rPr>
-        <w:t xml:space="preserve">; </w:t>
-      </w:r>
-      <w:hyperlink r:id="rId112">
-        <w:r>
-          <w:rPr>
-            <w:lang w:val="sw_KE" w:bidi="sw_KE"/>
-          </w:rPr>
-          <w:rPr>
-            <w:color w:val="0000EE"/>
-            <w:u w:val="single"/>
-          </w:rPr>
-          <w:t>Isaiah 14:11</w:t>
-        </w:r>
-      </w:hyperlink>
-      <w:r>
-        <w:rPr>
-          <w:lang w:val="sw_KE" w:bidi="sw_KE"/>
-        </w:rPr>
-        <w:t xml:space="preserve">; </w:t>
-      </w:r>
-      <w:hyperlink r:id="rId113">
-        <w:r>
-          <w:rPr>
-            <w:lang w:val="sw_KE" w:bidi="sw_KE"/>
-          </w:rPr>
-          <w:rPr>
-            <w:color w:val="0000EE"/>
-            <w:u w:val="single"/>
-          </w:rPr>
-          <w:t>38:10–12, 18</w:t>
-        </w:r>
-      </w:hyperlink>
+      <w:r>
+        <w:rPr>
+          <w:lang w:val="sw_KE" w:bidi="sw_KE"/>
+        </w:rPr>
+        <w:t>Mwanzo 37:35</w:t>
+      </w:r>
+      <w:r>
+        <w:rPr>
+          <w:lang w:val="sw_KE" w:bidi="sw_KE"/>
+        </w:rPr>
+        <w:t xml:space="preserve">; </w:t>
+      </w:r>
+      <w:r>
+        <w:rPr>
+          <w:lang w:val="sw_KE" w:bidi="sw_KE"/>
+        </w:rPr>
+        <w:t>Ayubu 7:9</w:t>
+      </w:r>
+      <w:r>
+        <w:rPr>
+          <w:lang w:val="sw_KE" w:bidi="sw_KE"/>
+        </w:rPr>
+        <w:t xml:space="preserve">; </w:t>
+      </w:r>
+      <w:r>
+        <w:rPr>
+          <w:lang w:val="sw_KE" w:bidi="sw_KE"/>
+        </w:rPr>
+        <w:t>14:13</w:t>
+      </w:r>
+      <w:r>
+        <w:rPr>
+          <w:lang w:val="sw_KE" w:bidi="sw_KE"/>
+        </w:rPr>
+        <w:t xml:space="preserve">; </w:t>
+      </w:r>
+      <w:r>
+        <w:rPr>
+          <w:lang w:val="sw_KE" w:bidi="sw_KE"/>
+        </w:rPr>
+        <w:t>17:13–16</w:t>
+      </w:r>
+      <w:r>
+        <w:rPr>
+          <w:lang w:val="sw_KE" w:bidi="sw_KE"/>
+        </w:rPr>
+        <w:t xml:space="preserve">; </w:t>
+      </w:r>
+      <w:r>
+        <w:rPr>
+          <w:lang w:val="sw_KE" w:bidi="sw_KE"/>
+        </w:rPr>
+        <w:t>Zaburi 6:5</w:t>
+      </w:r>
+      <w:r>
+        <w:rPr>
+          <w:lang w:val="sw_KE" w:bidi="sw_KE"/>
+        </w:rPr>
+        <w:t xml:space="preserve">; </w:t>
+      </w:r>
+      <w:r>
+        <w:rPr>
+          <w:lang w:val="sw_KE" w:bidi="sw_KE"/>
+        </w:rPr>
+        <w:t>16:10</w:t>
+      </w:r>
+      <w:r>
+        <w:rPr>
+          <w:lang w:val="sw_KE" w:bidi="sw_KE"/>
+        </w:rPr>
+        <w:t xml:space="preserve">; </w:t>
+      </w:r>
+      <w:r>
+        <w:rPr>
+          <w:lang w:val="sw_KE" w:bidi="sw_KE"/>
+        </w:rPr>
+        <w:t>55:15</w:t>
+      </w:r>
+      <w:r>
+        <w:rPr>
+          <w:lang w:val="sw_KE" w:bidi="sw_KE"/>
+        </w:rPr>
+        <w:t xml:space="preserve">; </w:t>
+      </w:r>
+      <w:r>
+        <w:rPr>
+          <w:lang w:val="sw_KE" w:bidi="sw_KE"/>
+        </w:rPr>
+        <w:t>Mithali 9:18</w:t>
+      </w:r>
+      <w:r>
+        <w:rPr>
+          <w:lang w:val="sw_KE" w:bidi="sw_KE"/>
+        </w:rPr>
+        <w:t xml:space="preserve">; </w:t>
+      </w:r>
+      <w:r>
+        <w:rPr>
+          <w:lang w:val="sw_KE" w:bidi="sw_KE"/>
+        </w:rPr>
+        <w:t>Mhubiri 9:10</w:t>
+      </w:r>
+      <w:r>
+        <w:rPr>
+          <w:lang w:val="sw_KE" w:bidi="sw_KE"/>
+        </w:rPr>
+        <w:t xml:space="preserve">; </w:t>
+      </w:r>
+      <w:r>
+        <w:rPr>
+          <w:lang w:val="sw_KE" w:bidi="sw_KE"/>
+        </w:rPr>
+        <w:t>Isaiah 14:11</w:t>
+      </w:r>
+      <w:r>
+        <w:rPr>
+          <w:lang w:val="sw_KE" w:bidi="sw_KE"/>
+        </w:rPr>
+        <w:t xml:space="preserve">; </w:t>
+      </w:r>
+      <w:r>
+        <w:rPr>
+          <w:lang w:val="sw_KE" w:bidi="sw_KE"/>
+        </w:rPr>
+        <w:t>38:10–12, 18</w:t>
+      </w:r>
       <w:r>
         <w:rPr>
           <w:lang w:val="sw_KE" w:bidi="sw_KE"/>
         </w:rPr>
         <w:t>). Katika Agano la Kale, si mara zote kuna uwazi kuhusu tofauti kati ya mahali ambapo watu wema na waovu huenda baada ya kifo. Wote, wema na wabaya, huenda kaburini, mahali chini ya ardhi palipojaa giza, uozo, na kusahaulika, mbali na Mungu (</w:t>
       </w:r>
-      <w:hyperlink r:id="rId114">
-        <w:r>
-          <w:rPr>
-            <w:lang w:val="sw_KE" w:bidi="sw_KE"/>
-          </w:rPr>
-          <w:rPr>
-            <w:color w:val="0000EE"/>
-            <w:u w:val="single"/>
-          </w:rPr>
-          <w:t>Ayubu 10:20–22</w:t>
-        </w:r>
-      </w:hyperlink>
-      <w:r>
-        <w:rPr>
-          <w:lang w:val="sw_KE" w:bidi="sw_KE"/>
-        </w:rPr>
-        <w:t xml:space="preserve">; </w:t>
-      </w:r>
-      <w:hyperlink r:id="rId115">
-        <w:r>
-          <w:rPr>
-            <w:lang w:val="sw_KE" w:bidi="sw_KE"/>
-          </w:rPr>
-          <w:rPr>
-            <w:color w:val="0000EE"/>
-            <w:u w:val="single"/>
-          </w:rPr>
-          <w:t>Zaburi 88:3–6</w:t>
-        </w:r>
-      </w:hyperlink>
+      <w:r>
+        <w:rPr>
+          <w:lang w:val="sw_KE" w:bidi="sw_KE"/>
+        </w:rPr>
+        <w:t>Ayubu 10:20–22</w:t>
+      </w:r>
+      <w:r>
+        <w:rPr>
+          <w:lang w:val="sw_KE" w:bidi="sw_KE"/>
+        </w:rPr>
+        <w:t xml:space="preserve">; </w:t>
+      </w:r>
+      <w:r>
+        <w:rPr>
+          <w:lang w:val="sw_KE" w:bidi="sw_KE"/>
+        </w:rPr>
+        <w:t>Zaburi 88:3–6</w:t>
+      </w:r>
       <w:r>
         <w:rPr>
           <w:lang w:val="sw_KE" w:bidi="sw_KE"/>
@@ -3320,288 +2624,192 @@
         </w:rPr>
         <w:t>Hata hivyo, ni mahali ambapo Mungu bado anaweza kufikiwa (</w:t>
       </w:r>
-      <w:hyperlink r:id="rId116">
-        <w:r>
-          <w:rPr>
-            <w:lang w:val="sw_KE" w:bidi="sw_KE"/>
-          </w:rPr>
-          <w:rPr>
-            <w:color w:val="0000EE"/>
-            <w:u w:val="single"/>
-          </w:rPr>
-          <w:t>Ayubu 26:6</w:t>
-        </w:r>
-      </w:hyperlink>
-      <w:r>
-        <w:rPr>
-          <w:lang w:val="sw_KE" w:bidi="sw_KE"/>
-        </w:rPr>
-        <w:t xml:space="preserve">; </w:t>
-      </w:r>
-      <w:hyperlink r:id="rId117">
-        <w:r>
-          <w:rPr>
-            <w:lang w:val="sw_KE" w:bidi="sw_KE"/>
-          </w:rPr>
-          <w:rPr>
-            <w:color w:val="0000EE"/>
-            <w:u w:val="single"/>
-          </w:rPr>
-          <w:t>Zaburi 138:8</w:t>
-        </w:r>
-      </w:hyperlink>
-      <w:r>
-        <w:rPr>
-          <w:lang w:val="sw_KE" w:bidi="sw_KE"/>
-        </w:rPr>
-        <w:t xml:space="preserve">; </w:t>
-      </w:r>
-      <w:hyperlink r:id="rId118">
-        <w:r>
-          <w:rPr>
-            <w:lang w:val="sw_KE" w:bidi="sw_KE"/>
-          </w:rPr>
-          <w:rPr>
-            <w:color w:val="0000EE"/>
-            <w:u w:val="single"/>
-          </w:rPr>
-          <w:t>Amosi 9:2</w:t>
-        </w:r>
-      </w:hyperlink>
+      <w:r>
+        <w:rPr>
+          <w:lang w:val="sw_KE" w:bidi="sw_KE"/>
+        </w:rPr>
+        <w:t>Ayubu 26:6</w:t>
+      </w:r>
+      <w:r>
+        <w:rPr>
+          <w:lang w:val="sw_KE" w:bidi="sw_KE"/>
+        </w:rPr>
+        <w:t xml:space="preserve">; </w:t>
+      </w:r>
+      <w:r>
+        <w:rPr>
+          <w:lang w:val="sw_KE" w:bidi="sw_KE"/>
+        </w:rPr>
+        <w:t>Zaburi 138:8</w:t>
+      </w:r>
+      <w:r>
+        <w:rPr>
+          <w:lang w:val="sw_KE" w:bidi="sw_KE"/>
+        </w:rPr>
+        <w:t xml:space="preserve">; </w:t>
+      </w:r>
+      <w:r>
+        <w:rPr>
+          <w:lang w:val="sw_KE" w:bidi="sw_KE"/>
+        </w:rPr>
+        <w:t>Amosi 9:2</w:t>
+      </w:r>
       <w:r>
         <w:rPr>
           <w:lang w:val="sw_KE" w:bidi="sw_KE"/>
         </w:rPr>
         <w:t>). Sheol mara nyingi inaelezewa kama ukimya (</w:t>
       </w:r>
-      <w:hyperlink r:id="rId119">
-        <w:r>
-          <w:rPr>
-            <w:lang w:val="sw_KE" w:bidi="sw_KE"/>
-          </w:rPr>
-          <w:rPr>
-            <w:color w:val="0000EE"/>
-            <w:u w:val="single"/>
-          </w:rPr>
-          <w:t>Zaburi 94:17</w:t>
-        </w:r>
-      </w:hyperlink>
-      <w:r>
-        <w:rPr>
-          <w:lang w:val="sw_KE" w:bidi="sw_KE"/>
-        </w:rPr>
-        <w:t xml:space="preserve">; </w:t>
-      </w:r>
-      <w:hyperlink r:id="rId120">
-        <w:r>
-          <w:rPr>
-            <w:lang w:val="sw_KE" w:bidi="sw_KE"/>
-          </w:rPr>
-          <w:rPr>
-            <w:color w:val="0000EE"/>
-            <w:u w:val="single"/>
-          </w:rPr>
-          <w:t>115:17</w:t>
-        </w:r>
-      </w:hyperlink>
+      <w:r>
+        <w:rPr>
+          <w:lang w:val="sw_KE" w:bidi="sw_KE"/>
+        </w:rPr>
+        <w:t>Zaburi 94:17</w:t>
+      </w:r>
+      <w:r>
+        <w:rPr>
+          <w:lang w:val="sw_KE" w:bidi="sw_KE"/>
+        </w:rPr>
+        <w:t xml:space="preserve">; </w:t>
+      </w:r>
+      <w:r>
+        <w:rPr>
+          <w:lang w:val="sw_KE" w:bidi="sw_KE"/>
+        </w:rPr>
+        <w:t>115:17</w:t>
+      </w:r>
       <w:r>
         <w:rPr>
           <w:lang w:val="sw_KE" w:bidi="sw_KE"/>
         </w:rPr>
         <w:t>) na tulivu (</w:t>
       </w:r>
-      <w:hyperlink r:id="rId121">
-        <w:r>
-          <w:rPr>
-            <w:lang w:val="sw_KE" w:bidi="sw_KE"/>
-          </w:rPr>
-          <w:rPr>
-            <w:color w:val="0000EE"/>
-            <w:u w:val="single"/>
-          </w:rPr>
-          <w:t>Ayubu 3:17</w:t>
-        </w:r>
-      </w:hyperlink>
+      <w:r>
+        <w:rPr>
+          <w:lang w:val="sw_KE" w:bidi="sw_KE"/>
+        </w:rPr>
+        <w:t>Ayubu 3:17</w:t>
+      </w:r>
       <w:r>
         <w:rPr>
           <w:lang w:val="sw_KE" w:bidi="sw_KE"/>
         </w:rPr>
         <w:t>). Baadhi ya maandiko yanapendekeza kwamba kunaweza kuwa na ufahamu, tumaini, na hata mawasiliano katika Sheol (</w:t>
       </w:r>
-      <w:hyperlink r:id="rId122">
-        <w:r>
-          <w:rPr>
-            <w:lang w:val="sw_KE" w:bidi="sw_KE"/>
-          </w:rPr>
-          <w:rPr>
-            <w:color w:val="0000EE"/>
-            <w:u w:val="single"/>
-          </w:rPr>
-          <w:t>Ayubu 14:13–15</w:t>
-        </w:r>
-      </w:hyperlink>
-      <w:r>
-        <w:rPr>
-          <w:lang w:val="sw_KE" w:bidi="sw_KE"/>
-        </w:rPr>
-        <w:t xml:space="preserve">; </w:t>
-      </w:r>
-      <w:hyperlink r:id="rId123">
-        <w:r>
-          <w:rPr>
-            <w:lang w:val="sw_KE" w:bidi="sw_KE"/>
-          </w:rPr>
-          <w:rPr>
-            <w:color w:val="0000EE"/>
-            <w:u w:val="single"/>
-          </w:rPr>
-          <w:t>19:25–27</w:t>
-        </w:r>
-      </w:hyperlink>
-      <w:r>
-        <w:rPr>
-          <w:lang w:val="sw_KE" w:bidi="sw_KE"/>
-        </w:rPr>
-        <w:t xml:space="preserve">; </w:t>
-      </w:r>
-      <w:hyperlink r:id="rId108">
-        <w:r>
-          <w:rPr>
-            <w:lang w:val="sw_KE" w:bidi="sw_KE"/>
-          </w:rPr>
-          <w:rPr>
-            <w:color w:val="0000EE"/>
-            <w:u w:val="single"/>
-          </w:rPr>
-          <w:t>Zaburi 16:10</w:t>
-        </w:r>
-      </w:hyperlink>
-      <w:r>
-        <w:rPr>
-          <w:lang w:val="sw_KE" w:bidi="sw_KE"/>
-        </w:rPr>
-        <w:t xml:space="preserve">; </w:t>
-      </w:r>
-      <w:hyperlink r:id="rId124">
-        <w:r>
-          <w:rPr>
-            <w:lang w:val="sw_KE" w:bidi="sw_KE"/>
-          </w:rPr>
-          <w:rPr>
-            <w:color w:val="0000EE"/>
-            <w:u w:val="single"/>
-          </w:rPr>
-          <w:t>49:15</w:t>
-        </w:r>
-      </w:hyperlink>
-      <w:r>
-        <w:rPr>
-          <w:lang w:val="sw_KE" w:bidi="sw_KE"/>
-        </w:rPr>
-        <w:t xml:space="preserve">; </w:t>
-      </w:r>
-      <w:hyperlink r:id="rId125">
-        <w:r>
-          <w:rPr>
-            <w:lang w:val="sw_KE" w:bidi="sw_KE"/>
-          </w:rPr>
-          <w:rPr>
-            <w:color w:val="0000EE"/>
-            <w:u w:val="single"/>
-          </w:rPr>
-          <w:t>Isaiah 14:9–10</w:t>
-        </w:r>
-      </w:hyperlink>
-      <w:r>
-        <w:rPr>
-          <w:lang w:val="sw_KE" w:bidi="sw_KE"/>
-        </w:rPr>
-        <w:t xml:space="preserve">; </w:t>
-      </w:r>
-      <w:hyperlink r:id="rId126">
-        <w:r>
-          <w:rPr>
-            <w:lang w:val="sw_KE" w:bidi="sw_KE"/>
-          </w:rPr>
-          <w:rPr>
-            <w:color w:val="0000EE"/>
-            <w:u w:val="single"/>
-          </w:rPr>
-          <w:t>Ezekieli 32:21</w:t>
-        </w:r>
-      </w:hyperlink>
+      <w:r>
+        <w:rPr>
+          <w:lang w:val="sw_KE" w:bidi="sw_KE"/>
+        </w:rPr>
+        <w:t>Ayubu 14:13–15</w:t>
+      </w:r>
+      <w:r>
+        <w:rPr>
+          <w:lang w:val="sw_KE" w:bidi="sw_KE"/>
+        </w:rPr>
+        <w:t xml:space="preserve">; </w:t>
+      </w:r>
+      <w:r>
+        <w:rPr>
+          <w:lang w:val="sw_KE" w:bidi="sw_KE"/>
+        </w:rPr>
+        <w:t>19:25–27</w:t>
+      </w:r>
+      <w:r>
+        <w:rPr>
+          <w:lang w:val="sw_KE" w:bidi="sw_KE"/>
+        </w:rPr>
+        <w:t xml:space="preserve">; </w:t>
+      </w:r>
+      <w:r>
+        <w:rPr>
+          <w:lang w:val="sw_KE" w:bidi="sw_KE"/>
+        </w:rPr>
+        <w:t>Zaburi 16:10</w:t>
+      </w:r>
+      <w:r>
+        <w:rPr>
+          <w:lang w:val="sw_KE" w:bidi="sw_KE"/>
+        </w:rPr>
+        <w:t xml:space="preserve">; </w:t>
+      </w:r>
+      <w:r>
+        <w:rPr>
+          <w:lang w:val="sw_KE" w:bidi="sw_KE"/>
+        </w:rPr>
+        <w:t>49:15</w:t>
+      </w:r>
+      <w:r>
+        <w:rPr>
+          <w:lang w:val="sw_KE" w:bidi="sw_KE"/>
+        </w:rPr>
+        <w:t xml:space="preserve">; </w:t>
+      </w:r>
+      <w:r>
+        <w:rPr>
+          <w:lang w:val="sw_KE" w:bidi="sw_KE"/>
+        </w:rPr>
+        <w:t>Isaiah 14:9–10</w:t>
+      </w:r>
+      <w:r>
+        <w:rPr>
+          <w:lang w:val="sw_KE" w:bidi="sw_KE"/>
+        </w:rPr>
+        <w:t xml:space="preserve">; </w:t>
+      </w:r>
+      <w:r>
+        <w:rPr>
+          <w:lang w:val="sw_KE" w:bidi="sw_KE"/>
+        </w:rPr>
+        <w:t>Ezekieli 32:21</w:t>
+      </w:r>
       <w:r>
         <w:rPr>
           <w:lang w:val="sw_KE" w:bidi="sw_KE"/>
         </w:rPr>
         <w:t>). Mistari michache inaonekana kuashiria uwezekano wa hukumu baada ya kifo (</w:t>
       </w:r>
-      <w:hyperlink r:id="rId127">
-        <w:r>
-          <w:rPr>
-            <w:lang w:val="sw_KE" w:bidi="sw_KE"/>
-          </w:rPr>
-          <w:rPr>
-            <w:color w:val="0000EE"/>
-            <w:u w:val="single"/>
-          </w:rPr>
-          <w:t>Zaburi 9:17</w:t>
-        </w:r>
-      </w:hyperlink>
-      <w:r>
-        <w:rPr>
-          <w:lang w:val="sw_KE" w:bidi="sw_KE"/>
-        </w:rPr>
-        <w:t xml:space="preserve">; </w:t>
-      </w:r>
-      <w:hyperlink r:id="rId109">
-        <w:r>
-          <w:rPr>
-            <w:lang w:val="sw_KE" w:bidi="sw_KE"/>
-          </w:rPr>
-          <w:rPr>
-            <w:color w:val="0000EE"/>
-            <w:u w:val="single"/>
-          </w:rPr>
-          <w:t>55:15</w:t>
-        </w:r>
-      </w:hyperlink>
+      <w:r>
+        <w:rPr>
+          <w:lang w:val="sw_KE" w:bidi="sw_KE"/>
+        </w:rPr>
+        <w:t>Zaburi 9:17</w:t>
+      </w:r>
+      <w:r>
+        <w:rPr>
+          <w:lang w:val="sw_KE" w:bidi="sw_KE"/>
+        </w:rPr>
+        <w:t xml:space="preserve">; </w:t>
+      </w:r>
+      <w:r>
+        <w:rPr>
+          <w:lang w:val="sw_KE" w:bidi="sw_KE"/>
+        </w:rPr>
+        <w:t>55:15</w:t>
+      </w:r>
       <w:r>
         <w:rPr>
           <w:lang w:val="sw_KE" w:bidi="sw_KE"/>
         </w:rPr>
         <w:t>). Kwa ujumla, Sheol ilionekana kama mahali pa hofu na kutokuwa na uhakika (</w:t>
       </w:r>
-      <w:hyperlink r:id="rId128">
-        <w:r>
-          <w:rPr>
-            <w:lang w:val="sw_KE" w:bidi="sw_KE"/>
-          </w:rPr>
-          <w:rPr>
-            <w:color w:val="0000EE"/>
-            <w:u w:val="single"/>
-          </w:rPr>
-          <w:t>Kumbukumbu la Torati 32:22</w:t>
-        </w:r>
-      </w:hyperlink>
-      <w:r>
-        <w:rPr>
-          <w:lang w:val="sw_KE" w:bidi="sw_KE"/>
-        </w:rPr>
-        <w:t xml:space="preserve">; </w:t>
-      </w:r>
-      <w:hyperlink r:id="rId129">
-        <w:r>
-          <w:rPr>
-            <w:lang w:val="sw_KE" w:bidi="sw_KE"/>
-          </w:rPr>
-          <w:rPr>
-            <w:color w:val="0000EE"/>
-            <w:u w:val="single"/>
-          </w:rPr>
-          <w:t>Isaiah 38:18</w:t>
-        </w:r>
-      </w:hyperlink>
+      <w:r>
+        <w:rPr>
+          <w:lang w:val="sw_KE" w:bidi="sw_KE"/>
+        </w:rPr>
+        <w:t>Kumbukumbu la Torati 32:22</w:t>
+      </w:r>
+      <w:r>
+        <w:rPr>
+          <w:lang w:val="sw_KE" w:bidi="sw_KE"/>
+        </w:rPr>
+        <w:t xml:space="preserve">; </w:t>
+      </w:r>
+      <w:r>
+        <w:rPr>
+          <w:lang w:val="sw_KE" w:bidi="sw_KE"/>
+        </w:rPr>
+        <w:t>Isaiah 38:18</w:t>
+      </w:r>
       <w:r>
         <w:rPr>
           <w:lang w:val="sw_KE" w:bidi="sw_KE"/>
@@ -3664,18 +2872,12 @@
         </w:rPr>
         <w:t>Lakini katika hadithi moja aliyoeleza Yesu, "hades" kwa wazi inamaanisha mahali ambapo watu waovu wanaadhibiwa (</w:t>
       </w:r>
-      <w:hyperlink r:id="rId130">
-        <w:r>
-          <w:rPr>
-            <w:lang w:val="sw_KE" w:bidi="sw_KE"/>
-          </w:rPr>
-          <w:rPr>
-            <w:color w:val="0000EE"/>
-            <w:u w:val="single"/>
-          </w:rPr>
-          <w:t>Luka 16:23</w:t>
-        </w:r>
-      </w:hyperlink>
+      <w:r>
+        <w:rPr>
+          <w:lang w:val="sw_KE" w:bidi="sw_KE"/>
+        </w:rPr>
+        <w:t>Luka 16:23</w:t>
+      </w:r>
       <w:r>
         <w:rPr>
           <w:lang w:val="sw_KE" w:bidi="sw_KE"/>
@@ -3696,108 +2898,72 @@
         </w:rPr>
         <w:t>Neno la Kigiriki "Gehenna" linatumika katika maandiko kadhaa ya Agano Jipya kuelezea mahali pa moto kwa ajili ya adhabu ya wenye dhambi na mara nyingi hutafsiriwa kama "jehanamu" au "moto wa jehanamu" (</w:t>
       </w:r>
-      <w:hyperlink r:id="rId131">
-        <w:r>
-          <w:rPr>
-            <w:lang w:val="sw_KE" w:bidi="sw_KE"/>
-          </w:rPr>
-          <w:rPr>
-            <w:color w:val="0000EE"/>
-            <w:u w:val="single"/>
-          </w:rPr>
-          <w:t>Mathayo 5:22, 29–30</w:t>
-        </w:r>
-      </w:hyperlink>
-      <w:r>
-        <w:rPr>
-          <w:lang w:val="sw_KE" w:bidi="sw_KE"/>
-        </w:rPr>
-        <w:t xml:space="preserve">; </w:t>
-      </w:r>
-      <w:hyperlink r:id="rId132">
-        <w:r>
-          <w:rPr>
-            <w:lang w:val="sw_KE" w:bidi="sw_KE"/>
-          </w:rPr>
-          <w:rPr>
-            <w:color w:val="0000EE"/>
-            <w:u w:val="single"/>
-          </w:rPr>
-          <w:t>10:28</w:t>
-        </w:r>
-      </w:hyperlink>
-      <w:r>
-        <w:rPr>
-          <w:lang w:val="sw_KE" w:bidi="sw_KE"/>
-        </w:rPr>
-        <w:t xml:space="preserve">; </w:t>
-      </w:r>
-      <w:hyperlink r:id="rId133">
-        <w:r>
-          <w:rPr>
-            <w:lang w:val="sw_KE" w:bidi="sw_KE"/>
-          </w:rPr>
-          <w:rPr>
-            <w:color w:val="0000EE"/>
-            <w:u w:val="single"/>
-          </w:rPr>
-          <w:t>18:9</w:t>
-        </w:r>
-      </w:hyperlink>
-      <w:r>
-        <w:rPr>
-          <w:lang w:val="sw_KE" w:bidi="sw_KE"/>
-        </w:rPr>
-        <w:t xml:space="preserve">; </w:t>
-      </w:r>
-      <w:hyperlink r:id="rId134">
-        <w:r>
-          <w:rPr>
-            <w:lang w:val="sw_KE" w:bidi="sw_KE"/>
-          </w:rPr>
-          <w:rPr>
-            <w:color w:val="0000EE"/>
-            <w:u w:val="single"/>
-          </w:rPr>
-          <w:t>23:15, 33</w:t>
-        </w:r>
-      </w:hyperlink>
-      <w:r>
-        <w:rPr>
-          <w:lang w:val="sw_KE" w:bidi="sw_KE"/>
-        </w:rPr>
-        <w:t xml:space="preserve">; </w:t>
-      </w:r>
-      <w:hyperlink r:id="rId135">
-        <w:r>
-          <w:rPr>
-            <w:lang w:val="sw_KE" w:bidi="sw_KE"/>
-          </w:rPr>
-          <w:rPr>
-            <w:color w:val="0000EE"/>
-            <w:u w:val="single"/>
-          </w:rPr>
-          <w:t>Marko 9:43, 45, 47</w:t>
-        </w:r>
-      </w:hyperlink>
-      <w:r>
-        <w:rPr>
-          <w:lang w:val="sw_KE" w:bidi="sw_KE"/>
-        </w:rPr>
-        <w:t xml:space="preserve">; </w:t>
-      </w:r>
-      <w:hyperlink r:id="rId136">
-        <w:r>
-          <w:rPr>
-            <w:lang w:val="sw_KE" w:bidi="sw_KE"/>
-          </w:rPr>
-          <w:rPr>
-            <w:color w:val="0000EE"/>
-            <w:u w:val="single"/>
-          </w:rPr>
-          <w:t>Yakobo 3:6</w:t>
-        </w:r>
-      </w:hyperlink>
+      <w:r>
+        <w:rPr>
+          <w:lang w:val="sw_KE" w:bidi="sw_KE"/>
+        </w:rPr>
+        <w:t>Mathayo 5:22, 29–30</w:t>
+      </w:r>
+      <w:r>
+        <w:rPr>
+          <w:lang w:val="sw_KE" w:bidi="sw_KE"/>
+        </w:rPr>
+        <w:t xml:space="preserve">; </w:t>
+      </w:r>
+      <w:r>
+        <w:rPr>
+          <w:lang w:val="sw_KE" w:bidi="sw_KE"/>
+        </w:rPr>
+        <w:t>10:28</w:t>
+      </w:r>
+      <w:r>
+        <w:rPr>
+          <w:lang w:val="sw_KE" w:bidi="sw_KE"/>
+        </w:rPr>
+        <w:t xml:space="preserve">; </w:t>
+      </w:r>
+      <w:r>
+        <w:rPr>
+          <w:lang w:val="sw_KE" w:bidi="sw_KE"/>
+        </w:rPr>
+        <w:t>18:9</w:t>
+      </w:r>
+      <w:r>
+        <w:rPr>
+          <w:lang w:val="sw_KE" w:bidi="sw_KE"/>
+        </w:rPr>
+        <w:t xml:space="preserve">; </w:t>
+      </w:r>
+      <w:r>
+        <w:rPr>
+          <w:lang w:val="sw_KE" w:bidi="sw_KE"/>
+        </w:rPr>
+        <w:t>23:15, 33</w:t>
+      </w:r>
+      <w:r>
+        <w:rPr>
+          <w:lang w:val="sw_KE" w:bidi="sw_KE"/>
+        </w:rPr>
+        <w:t xml:space="preserve">; </w:t>
+      </w:r>
+      <w:r>
+        <w:rPr>
+          <w:lang w:val="sw_KE" w:bidi="sw_KE"/>
+        </w:rPr>
+        <w:t>Marko 9:43, 45, 47</w:t>
+      </w:r>
+      <w:r>
+        <w:rPr>
+          <w:lang w:val="sw_KE" w:bidi="sw_KE"/>
+        </w:rPr>
+        <w:t xml:space="preserve">; </w:t>
+      </w:r>
+      <w:r>
+        <w:rPr>
+          <w:lang w:val="sw_KE" w:bidi="sw_KE"/>
+        </w:rPr>
+        <w:t>Yakobo 3:6</w:t>
+      </w:r>
       <w:r>
         <w:rPr>
           <w:lang w:val="sw_KE" w:bidi="sw_KE"/>
@@ -3818,36 +2984,24 @@
         </w:rPr>
         <w:t>Neno "Gehenna" linatokana na mahali halisi, bonde lililoko nje ya mji wa Yerusalemu linaloitwa Bonde la Hinnomu. Bonde hili lilikuwa kitovu cha ibada ya sanamu ambapo watoto walichomwa moto kama sadaka kwa mungu Moleki (</w:t>
       </w:r>
-      <w:hyperlink r:id="rId137">
-        <w:r>
-          <w:rPr>
-            <w:lang w:val="sw_KE" w:bidi="sw_KE"/>
-          </w:rPr>
-          <w:rPr>
-            <w:color w:val="0000EE"/>
-            <w:u w:val="single"/>
-          </w:rPr>
-          <w:t>2 Mambo ya Nyakati 28:3</w:t>
-        </w:r>
-      </w:hyperlink>
-      <w:r>
-        <w:rPr>
-          <w:lang w:val="sw_KE" w:bidi="sw_KE"/>
-        </w:rPr>
-        <w:t xml:space="preserve">; </w:t>
-      </w:r>
-      <w:hyperlink r:id="rId138">
-        <w:r>
-          <w:rPr>
-            <w:lang w:val="sw_KE" w:bidi="sw_KE"/>
-          </w:rPr>
-          <w:rPr>
-            <w:color w:val="0000EE"/>
-            <w:u w:val="single"/>
-          </w:rPr>
-          <w:t>33:6</w:t>
-        </w:r>
-      </w:hyperlink>
+      <w:r>
+        <w:rPr>
+          <w:lang w:val="sw_KE" w:bidi="sw_KE"/>
+        </w:rPr>
+        <w:t>2 Mambo ya Nyakati 28:3</w:t>
+      </w:r>
+      <w:r>
+        <w:rPr>
+          <w:lang w:val="sw_KE" w:bidi="sw_KE"/>
+        </w:rPr>
+        <w:t xml:space="preserve">; </w:t>
+      </w:r>
+      <w:r>
+        <w:rPr>
+          <w:lang w:val="sw_KE" w:bidi="sw_KE"/>
+        </w:rPr>
+        <w:t>33:6</w:t>
+      </w:r>
       <w:r>
         <w:rPr>
           <w:lang w:val="sw_KE" w:bidi="sw_KE"/>
@@ -3868,54 +3022,36 @@
         </w:rPr>
         <w:t>Baadaye, wakati wa utawala wa Mfalme Yosia, bonde hilo likawa mahali pabaya palipojaa mifupa ya wafu na taka (</w:t>
       </w:r>
-      <w:hyperlink r:id="rId139">
-        <w:r>
-          <w:rPr>
-            <w:lang w:val="sw_KE" w:bidi="sw_KE"/>
-          </w:rPr>
-          <w:rPr>
-            <w:color w:val="0000EE"/>
-            <w:u w:val="single"/>
-          </w:rPr>
-          <w:t>2 Wafalme 23:10–14</w:t>
-        </w:r>
-      </w:hyperlink>
+      <w:r>
+        <w:rPr>
+          <w:lang w:val="sw_KE" w:bidi="sw_KE"/>
+        </w:rPr>
+        <w:t>2 Wafalme 23:10–14</w:t>
+      </w:r>
       <w:r>
         <w:rPr>
           <w:lang w:val="sw_KE" w:bidi="sw_KE"/>
         </w:rPr>
         <w:t>). Jiji la Yerusalemu lililitumia kama dampo la taka. Moto uliteketea huko kila wakati ili kuharibu taka. Kwa sababu ya moto huu unaowaka kila wakati, watu walianza kutumia bonde hili kama ishara ya jehanamu, mahali ambapo watu wanaomkataa Mungu wangesumbuka milele. Manabii walitumia bonde hili kama onyo kuhusu jinsi Mungu angewaadhibu watu wanaoabudu miungu ya uongo na wasiomtii (</w:t>
       </w:r>
-      <w:hyperlink r:id="rId140">
-        <w:r>
-          <w:rPr>
-            <w:lang w:val="sw_KE" w:bidi="sw_KE"/>
-          </w:rPr>
-          <w:rPr>
-            <w:color w:val="0000EE"/>
-            <w:u w:val="single"/>
-          </w:rPr>
-          <w:t>Yeremia 7:31–34</w:t>
-        </w:r>
-      </w:hyperlink>
-      <w:r>
-        <w:rPr>
-          <w:lang w:val="sw_KE" w:bidi="sw_KE"/>
-        </w:rPr>
-        <w:t xml:space="preserve">; </w:t>
-      </w:r>
-      <w:hyperlink r:id="rId141">
-        <w:r>
-          <w:rPr>
-            <w:lang w:val="sw_KE" w:bidi="sw_KE"/>
-          </w:rPr>
-          <w:rPr>
-            <w:color w:val="0000EE"/>
-            <w:u w:val="single"/>
-          </w:rPr>
-          <w:t>32:35</w:t>
-        </w:r>
-      </w:hyperlink>
+      <w:r>
+        <w:rPr>
+          <w:lang w:val="sw_KE" w:bidi="sw_KE"/>
+        </w:rPr>
+        <w:t>Yeremia 7:31–34</w:t>
+      </w:r>
+      <w:r>
+        <w:rPr>
+          <w:lang w:val="sw_KE" w:bidi="sw_KE"/>
+        </w:rPr>
+        <w:t xml:space="preserve">; </w:t>
+      </w:r>
+      <w:r>
+        <w:rPr>
+          <w:lang w:val="sw_KE" w:bidi="sw_KE"/>
+        </w:rPr>
+        <w:t>32:35</w:t>
+      </w:r>
       <w:r>
         <w:rPr>
           <w:lang w:val="sw_KE" w:bidi="sw_KE"/>
@@ -3936,18 +3072,12 @@
         </w:rPr>
         <w:t>Neno lingine la Kigiriki linalotumika kwa jehanamu au "maeneo ya chini" ni "Tartaru" (</w:t>
       </w:r>
-      <w:hyperlink r:id="rId142">
-        <w:r>
-          <w:rPr>
-            <w:lang w:val="sw_KE" w:bidi="sw_KE"/>
-          </w:rPr>
-          <w:rPr>
-            <w:color w:val="0000EE"/>
-            <w:u w:val="single"/>
-          </w:rPr>
-          <w:t>2 Petro 2:4</w:t>
-        </w:r>
-      </w:hyperlink>
+      <w:r>
+        <w:rPr>
+          <w:lang w:val="sw_KE" w:bidi="sw_KE"/>
+        </w:rPr>
+        <w:t>2 Petro 2:4</w:t>
+      </w:r>
       <w:r>
         <w:rPr>
           <w:lang w:val="sw_KE" w:bidi="sw_KE"/>
@@ -4021,36 +3151,24 @@
         </w:rPr>
         <w:t>jehanamu lazima kuendelea mradi hali ya mwenye dhambi inayohitaji iendelee. Hakuna pendekezo popote katika Maandiko kwamba wenye dhambi waliopotea jehanamu wanaweza kutubu na kuamini. Ikiwa mtu hakugeuka kutoka kwa dhambi na kumpokea Kristo kama Mwokozi katika maisha haya, si busara kufikiria watafanya hivyo katika maisha yajayo. Adhabu haiwezi kuisha hadi hatia na dhambi ziishe. Wakati mwenye dhambi anakataa kazi ya Roho Mtakatifu, yeye anahukumiwa kwa dhambi. Hakuna uwezekano zaidi wa toba au wokovu. Mtu huyu ametenda dhambi ya milele (</w:t>
       </w:r>
-      <w:hyperlink r:id="rId143">
-        <w:r>
-          <w:rPr>
-            <w:lang w:val="sw_KE" w:bidi="sw_KE"/>
-          </w:rPr>
-          <w:rPr>
-            <w:color w:val="0000EE"/>
-            <w:u w:val="single"/>
-          </w:rPr>
-          <w:t>Marko 3:29</w:t>
-        </w:r>
-      </w:hyperlink>
-      <w:r>
-        <w:rPr>
-          <w:lang w:val="sw_KE" w:bidi="sw_KE"/>
-        </w:rPr>
-        <w:t xml:space="preserve">; </w:t>
-      </w:r>
-      <w:hyperlink r:id="rId144">
-        <w:r>
-          <w:rPr>
-            <w:lang w:val="sw_KE" w:bidi="sw_KE"/>
-          </w:rPr>
-          <w:rPr>
-            <w:color w:val="0000EE"/>
-            <w:u w:val="single"/>
-          </w:rPr>
-          <w:t>Ufunuo 22:11</w:t>
-        </w:r>
-      </w:hyperlink>
+      <w:r>
+        <w:rPr>
+          <w:lang w:val="sw_KE" w:bidi="sw_KE"/>
+        </w:rPr>
+        <w:t>Marko 3:29</w:t>
+      </w:r>
+      <w:r>
+        <w:rPr>
+          <w:lang w:val="sw_KE" w:bidi="sw_KE"/>
+        </w:rPr>
+        <w:t xml:space="preserve">; </w:t>
+      </w:r>
+      <w:r>
+        <w:rPr>
+          <w:lang w:val="sw_KE" w:bidi="sw_KE"/>
+        </w:rPr>
+        <w:t>Ufunuo 22:11</w:t>
+      </w:r>
       <w:r>
         <w:rPr>
           <w:lang w:val="sw_KE" w:bidi="sw_KE"/>
@@ -4099,72 +3217,48 @@
         </w:rPr>
         <w:t>Adhabu ya Mungu kwa wale wanaochagua jehanamu ni ya milele, lakini kuna viwango vya adhabu kulingana na viwango vya hatia vya kila mwenye dhambi. Ni Mungu pekee anayeweza kuamua viwango hivyo. Atatoa matokeo kwa haki kamilifu kwa kila mwenye dhambi. Ushahidi wa viwango vya adhabu unapatikana katika Maandiko (</w:t>
       </w:r>
-      <w:hyperlink r:id="rId145">
-        <w:r>
-          <w:rPr>
-            <w:lang w:val="sw_KE" w:bidi="sw_KE"/>
-          </w:rPr>
-          <w:rPr>
-            <w:color w:val="0000EE"/>
-            <w:u w:val="single"/>
-          </w:rPr>
-          <w:t>Mathayo 11:20–24</w:t>
-        </w:r>
-      </w:hyperlink>
-      <w:r>
-        <w:rPr>
-          <w:lang w:val="sw_KE" w:bidi="sw_KE"/>
-        </w:rPr>
-        <w:t xml:space="preserve">; </w:t>
-      </w:r>
-      <w:hyperlink r:id="rId146">
-        <w:r>
-          <w:rPr>
-            <w:lang w:val="sw_KE" w:bidi="sw_KE"/>
-          </w:rPr>
-          <w:rPr>
-            <w:color w:val="0000EE"/>
-            <w:u w:val="single"/>
-          </w:rPr>
-          <w:t>Luka 12:47–48</w:t>
-        </w:r>
-      </w:hyperlink>
-      <w:r>
-        <w:rPr>
-          <w:lang w:val="sw_KE" w:bidi="sw_KE"/>
-        </w:rPr>
-        <w:t xml:space="preserve">; </w:t>
-      </w:r>
-      <w:hyperlink r:id="rId147">
-        <w:r>
-          <w:rPr>
-            <w:lang w:val="sw_KE" w:bidi="sw_KE"/>
-          </w:rPr>
-          <w:rPr>
-            <w:color w:val="0000EE"/>
-            <w:u w:val="single"/>
-          </w:rPr>
-          <w:t>Ufunuo 20:12–13</w:t>
-        </w:r>
-      </w:hyperlink>
+      <w:r>
+        <w:rPr>
+          <w:lang w:val="sw_KE" w:bidi="sw_KE"/>
+        </w:rPr>
+        <w:t>Mathayo 11:20–24</w:t>
+      </w:r>
+      <w:r>
+        <w:rPr>
+          <w:lang w:val="sw_KE" w:bidi="sw_KE"/>
+        </w:rPr>
+        <w:t xml:space="preserve">; </w:t>
+      </w:r>
+      <w:r>
+        <w:rPr>
+          <w:lang w:val="sw_KE" w:bidi="sw_KE"/>
+        </w:rPr>
+        <w:t>Luka 12:47–48</w:t>
+      </w:r>
+      <w:r>
+        <w:rPr>
+          <w:lang w:val="sw_KE" w:bidi="sw_KE"/>
+        </w:rPr>
+        <w:t xml:space="preserve">; </w:t>
+      </w:r>
+      <w:r>
+        <w:rPr>
+          <w:lang w:val="sw_KE" w:bidi="sw_KE"/>
+        </w:rPr>
+        <w:t>Ufunuo 20:12–13</w:t>
+      </w:r>
       <w:r>
         <w:rPr>
           <w:lang w:val="sw_KE" w:bidi="sw_KE"/>
         </w:rPr>
         <w:t xml:space="preserve">; linganisha </w:t>
       </w:r>
-      <w:hyperlink r:id="rId148">
-        <w:r>
-          <w:rPr>
-            <w:lang w:val="sw_KE" w:bidi="sw_KE"/>
-          </w:rPr>
-          <w:rPr>
-            <w:color w:val="0000EE"/>
-            <w:u w:val="single"/>
-          </w:rPr>
-          <w:t>Ezekieli 16:48–61</w:t>
-        </w:r>
-      </w:hyperlink>
+      <w:r>
+        <w:rPr>
+          <w:lang w:val="sw_KE" w:bidi="sw_KE"/>
+        </w:rPr>
+        <w:t>Ezekieli 16:48–61</w:t>
+      </w:r>
       <w:r>
         <w:rPr>
           <w:lang w:val="sw_KE" w:bidi="sw_KE"/>
@@ -4394,126 +3488,84 @@
         </w:rPr>
         <w:t>Mji nchini Italia ulioanzishwa, kulingana na mapokeo, mnamo mwaka 753 Kabla ya Kristo (KK) kwenye vilima saba takriban maili 15 (kilomita 24.1) kutoka mdomo wa Mto Tiber. Haukuwa na umuhimu wa kibiblia hadi nyakati za Agano Jipya (AJ). Kuna marejeleo tisa ya wazi kwa mji huo katika Agano Jipya (</w:t>
       </w:r>
-      <w:hyperlink r:id="rId149">
-        <w:r>
-          <w:rPr>
-            <w:lang w:val="sw_KE" w:bidi="sw_KE"/>
-          </w:rPr>
-          <w:rPr>
-            <w:color w:val="0000EE"/>
-            <w:u w:val="single"/>
-          </w:rPr>
-          <w:t>Matendo 2:10</w:t>
-        </w:r>
-      </w:hyperlink>
-      <w:r>
-        <w:rPr>
-          <w:lang w:val="sw_KE" w:bidi="sw_KE"/>
-        </w:rPr>
-        <w:t xml:space="preserve">; </w:t>
-      </w:r>
-      <w:hyperlink r:id="rId150">
-        <w:r>
-          <w:rPr>
-            <w:lang w:val="sw_KE" w:bidi="sw_KE"/>
-          </w:rPr>
-          <w:rPr>
-            <w:color w:val="0000EE"/>
-            <w:u w:val="single"/>
-          </w:rPr>
-          <w:t>18:2</w:t>
-        </w:r>
-      </w:hyperlink>
-      <w:r>
-        <w:rPr>
-          <w:lang w:val="sw_KE" w:bidi="sw_KE"/>
-        </w:rPr>
-        <w:t xml:space="preserve">; </w:t>
-      </w:r>
-      <w:hyperlink r:id="rId151">
-        <w:r>
-          <w:rPr>
-            <w:lang w:val="sw_KE" w:bidi="sw_KE"/>
-          </w:rPr>
-          <w:rPr>
-            <w:color w:val="0000EE"/>
-            <w:u w:val="single"/>
-          </w:rPr>
-          <w:t>19:21</w:t>
-        </w:r>
-      </w:hyperlink>
-      <w:r>
-        <w:rPr>
-          <w:lang w:val="sw_KE" w:bidi="sw_KE"/>
-        </w:rPr>
-        <w:t xml:space="preserve">; </w:t>
-      </w:r>
-      <w:hyperlink r:id="rId152">
-        <w:r>
-          <w:rPr>
-            <w:lang w:val="sw_KE" w:bidi="sw_KE"/>
-          </w:rPr>
-          <w:rPr>
-            <w:color w:val="0000EE"/>
-            <w:u w:val="single"/>
-          </w:rPr>
-          <w:t>23:11</w:t>
-        </w:r>
-      </w:hyperlink>
-      <w:r>
-        <w:rPr>
-          <w:lang w:val="sw_KE" w:bidi="sw_KE"/>
-        </w:rPr>
-        <w:t xml:space="preserve">; </w:t>
-      </w:r>
-      <w:hyperlink r:id="rId153">
-        <w:r>
-          <w:rPr>
-            <w:lang w:val="sw_KE" w:bidi="sw_KE"/>
-          </w:rPr>
-          <w:rPr>
-            <w:color w:val="0000EE"/>
-            <w:u w:val="single"/>
-          </w:rPr>
-          <w:t>28:14, 16</w:t>
-        </w:r>
-      </w:hyperlink>
-      <w:r>
-        <w:rPr>
-          <w:lang w:val="sw_KE" w:bidi="sw_KE"/>
-        </w:rPr>
-        <w:t xml:space="preserve">; </w:t>
-      </w:r>
-      <w:hyperlink r:id="rId154">
-        <w:r>
-          <w:rPr>
-            <w:lang w:val="sw_KE" w:bidi="sw_KE"/>
-          </w:rPr>
-          <w:rPr>
-            <w:color w:val="0000EE"/>
-            <w:u w:val="single"/>
-          </w:rPr>
-          <w:t>Rom 1:7, 15</w:t>
-        </w:r>
-      </w:hyperlink>
-      <w:r>
-        <w:rPr>
-          <w:lang w:val="sw_KE" w:bidi="sw_KE"/>
-        </w:rPr>
-        <w:t xml:space="preserve">; </w:t>
-      </w:r>
-      <w:hyperlink r:id="rId155">
-        <w:r>
-          <w:rPr>
-            <w:lang w:val="sw_KE" w:bidi="sw_KE"/>
-          </w:rPr>
-          <w:rPr>
-            <w:color w:val="0000EE"/>
-            <w:u w:val="single"/>
-          </w:rPr>
-          <w:t>2 Tm 1:17</w:t>
-        </w:r>
-      </w:hyperlink>
+      <w:r>
+        <w:rPr>
+          <w:lang w:val="sw_KE" w:bidi="sw_KE"/>
+        </w:rPr>
+        <w:t>Matendo 2:10</w:t>
+      </w:r>
+      <w:r>
+        <w:rPr>
+          <w:lang w:val="sw_KE" w:bidi="sw_KE"/>
+        </w:rPr>
+        <w:t xml:space="preserve">; </w:t>
+      </w:r>
+      <w:r>
+        <w:rPr>
+          <w:lang w:val="sw_KE" w:bidi="sw_KE"/>
+        </w:rPr>
+        <w:t>18:2</w:t>
+      </w:r>
+      <w:r>
+        <w:rPr>
+          <w:lang w:val="sw_KE" w:bidi="sw_KE"/>
+        </w:rPr>
+        <w:t xml:space="preserve">; </w:t>
+      </w:r>
+      <w:r>
+        <w:rPr>
+          <w:lang w:val="sw_KE" w:bidi="sw_KE"/>
+        </w:rPr>
+        <w:t>19:21</w:t>
+      </w:r>
+      <w:r>
+        <w:rPr>
+          <w:lang w:val="sw_KE" w:bidi="sw_KE"/>
+        </w:rPr>
+        <w:t xml:space="preserve">; </w:t>
+      </w:r>
+      <w:r>
+        <w:rPr>
+          <w:lang w:val="sw_KE" w:bidi="sw_KE"/>
+        </w:rPr>
+        <w:t>23:11</w:t>
+      </w:r>
+      <w:r>
+        <w:rPr>
+          <w:lang w:val="sw_KE" w:bidi="sw_KE"/>
+        </w:rPr>
+        <w:t xml:space="preserve">; </w:t>
+      </w:r>
+      <w:r>
+        <w:rPr>
+          <w:lang w:val="sw_KE" w:bidi="sw_KE"/>
+        </w:rPr>
+        <w:t>28:14, 16</w:t>
+      </w:r>
+      <w:r>
+        <w:rPr>
+          <w:lang w:val="sw_KE" w:bidi="sw_KE"/>
+        </w:rPr>
+        <w:t xml:space="preserve">; </w:t>
+      </w:r>
+      <w:r>
+        <w:rPr>
+          <w:lang w:val="sw_KE" w:bidi="sw_KE"/>
+        </w:rPr>
+        <w:t>Rom 1:7, 15</w:t>
+      </w:r>
+      <w:r>
+        <w:rPr>
+          <w:lang w:val="sw_KE" w:bidi="sw_KE"/>
+        </w:rPr>
+        <w:t xml:space="preserve">; </w:t>
+      </w:r>
+      <w:r>
+        <w:rPr>
+          <w:lang w:val="sw_KE" w:bidi="sw_KE"/>
+        </w:rPr>
+        <w:t>2 Tm 1:17</w:t>
+      </w:r>
       <w:r>
         <w:rPr>
           <w:lang w:val="sw_KE" w:bidi="sw_KE"/>
@@ -4628,126 +3680,84 @@
         </w:rPr>
         <w:t>) ilitawala ndani na nje hadi karne ya Pili BK. Wafalme wa karne ya kwanza BK wanahusishwa na kipindi cha maisha ya Yesu na kanisa linaloibuka, na kadhaa wanatajwa katika AJ: Augusto (</w:t>
       </w:r>
-      <w:hyperlink r:id="rId156">
-        <w:r>
-          <w:rPr>
-            <w:lang w:val="sw_KE" w:bidi="sw_KE"/>
-          </w:rPr>
-          <w:rPr>
-            <w:color w:val="0000EE"/>
-            <w:u w:val="single"/>
-          </w:rPr>
-          <w:t>Lk 2:1</w:t>
-        </w:r>
-      </w:hyperlink>
+      <w:r>
+        <w:rPr>
+          <w:lang w:val="sw_KE" w:bidi="sw_KE"/>
+        </w:rPr>
+        <w:t>Lk 2:1</w:t>
+      </w:r>
       <w:r>
         <w:rPr>
           <w:lang w:val="sw_KE" w:bidi="sw_KE"/>
         </w:rPr>
         <w:t>), Tiberio (</w:t>
       </w:r>
-      <w:hyperlink r:id="rId157">
-        <w:r>
-          <w:rPr>
-            <w:lang w:val="sw_KE" w:bidi="sw_KE"/>
-          </w:rPr>
-          <w:rPr>
-            <w:color w:val="0000EE"/>
-            <w:u w:val="single"/>
-          </w:rPr>
-          <w:t>Lk 3:1</w:t>
-        </w:r>
-      </w:hyperlink>
+      <w:r>
+        <w:rPr>
+          <w:lang w:val="sw_KE" w:bidi="sw_KE"/>
+        </w:rPr>
+        <w:t>Lk 3:1</w:t>
+      </w:r>
       <w:r>
         <w:rPr>
           <w:lang w:val="sw_KE" w:bidi="sw_KE"/>
         </w:rPr>
         <w:t>), Klaudio (</w:t>
       </w:r>
-      <w:hyperlink r:id="rId158">
-        <w:r>
-          <w:rPr>
-            <w:lang w:val="sw_KE" w:bidi="sw_KE"/>
-          </w:rPr>
-          <w:rPr>
-            <w:color w:val="0000EE"/>
-            <w:u w:val="single"/>
-          </w:rPr>
-          <w:t>Matendo 11:28</w:t>
-        </w:r>
-      </w:hyperlink>
-      <w:r>
-        <w:rPr>
-          <w:lang w:val="sw_KE" w:bidi="sw_KE"/>
-        </w:rPr>
-        <w:t xml:space="preserve">; </w:t>
-      </w:r>
-      <w:hyperlink r:id="rId150">
-        <w:r>
-          <w:rPr>
-            <w:lang w:val="sw_KE" w:bidi="sw_KE"/>
-          </w:rPr>
-          <w:rPr>
-            <w:color w:val="0000EE"/>
-            <w:u w:val="single"/>
-          </w:rPr>
-          <w:t>18:2</w:t>
-        </w:r>
-      </w:hyperlink>
+      <w:r>
+        <w:rPr>
+          <w:lang w:val="sw_KE" w:bidi="sw_KE"/>
+        </w:rPr>
+        <w:t>Matendo 11:28</w:t>
+      </w:r>
+      <w:r>
+        <w:rPr>
+          <w:lang w:val="sw_KE" w:bidi="sw_KE"/>
+        </w:rPr>
+        <w:t xml:space="preserve">; </w:t>
+      </w:r>
+      <w:r>
+        <w:rPr>
+          <w:lang w:val="sw_KE" w:bidi="sw_KE"/>
+        </w:rPr>
+        <w:t>18:2</w:t>
+      </w:r>
       <w:r>
         <w:rPr>
           <w:lang w:val="sw_KE" w:bidi="sw_KE"/>
         </w:rPr>
         <w:t>), na Nero, ambaye anarejelewa bila kutajwa jina waziwazi (</w:t>
       </w:r>
-      <w:hyperlink r:id="rId159">
-        <w:r>
-          <w:rPr>
-            <w:lang w:val="sw_KE" w:bidi="sw_KE"/>
-          </w:rPr>
-          <w:rPr>
-            <w:color w:val="0000EE"/>
-            <w:u w:val="single"/>
-          </w:rPr>
-          <w:t>Matendo 25:10–12</w:t>
-        </w:r>
-      </w:hyperlink>
-      <w:r>
-        <w:rPr>
-          <w:lang w:val="sw_KE" w:bidi="sw_KE"/>
-        </w:rPr>
-        <w:t xml:space="preserve">; </w:t>
-      </w:r>
-      <w:hyperlink r:id="rId160">
-        <w:r>
-          <w:rPr>
-            <w:lang w:val="sw_KE" w:bidi="sw_KE"/>
-          </w:rPr>
-          <w:rPr>
-            <w:color w:val="0000EE"/>
-            <w:u w:val="single"/>
-          </w:rPr>
-          <w:t>27:24</w:t>
-        </w:r>
-      </w:hyperlink>
-      <w:r>
-        <w:rPr>
-          <w:lang w:val="sw_KE" w:bidi="sw_KE"/>
-        </w:rPr>
-        <w:t xml:space="preserve">; </w:t>
-      </w:r>
-      <w:hyperlink r:id="rId161">
-        <w:r>
-          <w:rPr>
-            <w:lang w:val="sw_KE" w:bidi="sw_KE"/>
-          </w:rPr>
-          <w:rPr>
-            <w:color w:val="0000EE"/>
-            <w:u w:val="single"/>
-          </w:rPr>
-          <w:t>2 Tm 4:16–17</w:t>
-        </w:r>
-      </w:hyperlink>
+      <w:r>
+        <w:rPr>
+          <w:lang w:val="sw_KE" w:bidi="sw_KE"/>
+        </w:rPr>
+        <w:t>Matendo 25:10–12</w:t>
+      </w:r>
+      <w:r>
+        <w:rPr>
+          <w:lang w:val="sw_KE" w:bidi="sw_KE"/>
+        </w:rPr>
+        <w:t xml:space="preserve">; </w:t>
+      </w:r>
+      <w:r>
+        <w:rPr>
+          <w:lang w:val="sw_KE" w:bidi="sw_KE"/>
+        </w:rPr>
+        <w:t>27:24</w:t>
+      </w:r>
+      <w:r>
+        <w:rPr>
+          <w:lang w:val="sw_KE" w:bidi="sw_KE"/>
+        </w:rPr>
+        <w:t xml:space="preserve">; </w:t>
+      </w:r>
+      <w:r>
+        <w:rPr>
+          <w:lang w:val="sw_KE" w:bidi="sw_KE"/>
+        </w:rPr>
+        <w:t>2 Tm 4:16–17</w:t>
+      </w:r>
       <w:r>
         <w:rPr>
           <w:lang w:val="sw_KE" w:bidi="sw_KE"/>
@@ -4793,90 +3803,60 @@
         </w:rPr>
         <w:t>Kwa kuingilia kijeshi kwa Pompey katika masuala ya ndani ya Yudea mnamo mwaka wa 63 KK, Warumi walianzisha uwepo wao Palestina. Sensa iliyoamriwa na Augusto Kaisari, ikihusu majimbo ya mashariki pamoja na sehemu nyingine za ulimwengu wa Kirumi (</w:t>
       </w:r>
-      <w:hyperlink r:id="rId162">
-        <w:r>
-          <w:rPr>
-            <w:lang w:val="sw_KE" w:bidi="sw_KE"/>
-          </w:rPr>
-          <w:rPr>
-            <w:color w:val="0000EE"/>
-            <w:u w:val="single"/>
-          </w:rPr>
-          <w:t>Lk 2:1–2</w:t>
-        </w:r>
-      </w:hyperlink>
+      <w:r>
+        <w:rPr>
+          <w:lang w:val="sw_KE" w:bidi="sw_KE"/>
+        </w:rPr>
+        <w:t>Lk 2:1–2</w:t>
+      </w:r>
       <w:r>
         <w:rPr>
           <w:lang w:val="sw_KE" w:bidi="sw_KE"/>
         </w:rPr>
         <w:t xml:space="preserve">), ilikuwa ukumbusho wa wazi. Uwepo wa kijeshi wa Kirumi unaonyeshwa kwa wingi kwenye kurasa za Injili na Matendo (kwa mfano, </w:t>
       </w:r>
-      <w:hyperlink r:id="rId163">
-        <w:r>
-          <w:rPr>
-            <w:lang w:val="sw_KE" w:bidi="sw_KE"/>
-          </w:rPr>
-          <w:rPr>
-            <w:color w:val="0000EE"/>
-            <w:u w:val="single"/>
-          </w:rPr>
-          <w:t>Mk 15:16</w:t>
-        </w:r>
-      </w:hyperlink>
-      <w:r>
-        <w:rPr>
-          <w:lang w:val="sw_KE" w:bidi="sw_KE"/>
-        </w:rPr>
-        <w:t xml:space="preserve">; </w:t>
-      </w:r>
-      <w:hyperlink r:id="rId164">
-        <w:r>
-          <w:rPr>
-            <w:lang w:val="sw_KE" w:bidi="sw_KE"/>
-          </w:rPr>
-          <w:rPr>
-            <w:color w:val="0000EE"/>
-            <w:u w:val="single"/>
-          </w:rPr>
-          <w:t>Lk 3:14</w:t>
-        </w:r>
-      </w:hyperlink>
-      <w:r>
-        <w:rPr>
-          <w:lang w:val="sw_KE" w:bidi="sw_KE"/>
-        </w:rPr>
-        <w:t xml:space="preserve">; </w:t>
-      </w:r>
-      <w:hyperlink r:id="rId165">
-        <w:r>
-          <w:rPr>
-            <w:lang w:val="sw_KE" w:bidi="sw_KE"/>
-          </w:rPr>
-          <w:rPr>
-            <w:color w:val="0000EE"/>
-            <w:u w:val="single"/>
-          </w:rPr>
-          <w:t>7:1–8</w:t>
-        </w:r>
-      </w:hyperlink>
-      <w:r>
-        <w:rPr>
-          <w:lang w:val="sw_KE" w:bidi="sw_KE"/>
-        </w:rPr>
-        <w:t xml:space="preserve">; </w:t>
-      </w:r>
-      <w:hyperlink r:id="rId166">
-        <w:r>
-          <w:rPr>
-            <w:lang w:val="sw_KE" w:bidi="sw_KE"/>
-          </w:rPr>
-          <w:rPr>
-            <w:color w:val="0000EE"/>
-            <w:u w:val="single"/>
-          </w:rPr>
-          <w:t>Matendo 5:37</w:t>
-        </w:r>
-      </w:hyperlink>
+      <w:r>
+        <w:rPr>
+          <w:lang w:val="sw_KE" w:bidi="sw_KE"/>
+        </w:rPr>
+        <w:t>Mk 15:16</w:t>
+      </w:r>
+      <w:r>
+        <w:rPr>
+          <w:lang w:val="sw_KE" w:bidi="sw_KE"/>
+        </w:rPr>
+        <w:t xml:space="preserve">; </w:t>
+      </w:r>
+      <w:r>
+        <w:rPr>
+          <w:lang w:val="sw_KE" w:bidi="sw_KE"/>
+        </w:rPr>
+        <w:t>Lk 3:14</w:t>
+      </w:r>
+      <w:r>
+        <w:rPr>
+          <w:lang w:val="sw_KE" w:bidi="sw_KE"/>
+        </w:rPr>
+        <w:t xml:space="preserve">; </w:t>
+      </w:r>
+      <w:r>
+        <w:rPr>
+          <w:lang w:val="sw_KE" w:bidi="sw_KE"/>
+        </w:rPr>
+        <w:t>7:1–8</w:t>
+      </w:r>
+      <w:r>
+        <w:rPr>
+          <w:lang w:val="sw_KE" w:bidi="sw_KE"/>
+        </w:rPr>
+        <w:t xml:space="preserve">; </w:t>
+      </w:r>
+      <w:r>
+        <w:rPr>
+          <w:lang w:val="sw_KE" w:bidi="sw_KE"/>
+        </w:rPr>
+        <w:t>Matendo 5:37</w:t>
+      </w:r>
       <w:r>
         <w:rPr>
           <w:lang w:val="sw_KE" w:bidi="sw_KE"/>
@@ -4911,18 +3891,12 @@
         </w:rPr>
         <w:t xml:space="preserve">Kwenye majimbo, amri kuu ya kijeshi ilikuwa mikononi mwa gavana wa mkoa au prefekti. Katika Yudea wakati wa huduma ya Yesu kwa umma, Pontio Pilato aliteuliwa kuwa "prefekti wa Yudea" katika maandishi ya Kilatini yaliyopatikana Kaisaria mwaka 1961. Katika kituo rasmi cha utawala wa Yudea, Kaisaria Maritima, moja au zaidi ya majeshi yaliyokuwa chini ya gavana yangewekwa. Katika hafla maalum, hasa kwenye sikukuu kubwa za Kiyahudi, ambapo ghasia na machafuko yangeweza kutarajiwa, gavana wa mkoa angehamia Yerusalemu umbali wa maili 60 (kilomita 96.5) kuelekea kusini, akiwa ameandamana na kikosi kikubwa cha wanajeshi (tazama </w:t>
       </w:r>
-      <w:hyperlink r:id="rId167">
-        <w:r>
-          <w:rPr>
-            <w:lang w:val="sw_KE" w:bidi="sw_KE"/>
-          </w:rPr>
-          <w:rPr>
-            <w:color w:val="0000EE"/>
-            <w:u w:val="single"/>
-          </w:rPr>
-          <w:t>Lk 13:1</w:t>
-        </w:r>
-      </w:hyperlink>
+      <w:r>
+        <w:rPr>
+          <w:lang w:val="sw_KE" w:bidi="sw_KE"/>
+        </w:rPr>
+        <w:t>Lk 13:1</w:t>
+      </w:r>
       <w:r>
         <w:rPr>
           <w:lang w:val="sw_KE" w:bidi="sw_KE"/>
@@ -4957,72 +3931,48 @@
         </w:rPr>
         <w:t>Augusto pia alikuwa na jukumu la kuanzisha jeshi la ziada la kudumu, karibu sawa na jeshi la legioni. Vikosi vya ziada, vilivyokusanywa kutoka kwa wakaazi wa majimbo ambao hawakuwa wamepokea uraia wa Kirumi, vilijumuisha wapanda farasi na askari wa miguu. Wapanda farasi walipangwa katika vikosi, na askari wa miguu katika vikosi vya watu 1,000 chini ya amri ya tribune wa kijeshi (</w:t>
       </w:r>
-      <w:hyperlink r:id="rId168">
-        <w:r>
-          <w:rPr>
-            <w:lang w:val="sw_KE" w:bidi="sw_KE"/>
-          </w:rPr>
-          <w:rPr>
-            <w:color w:val="0000EE"/>
-            <w:u w:val="single"/>
-          </w:rPr>
-          <w:t>Matendo 21:31–33</w:t>
-        </w:r>
-      </w:hyperlink>
+      <w:r>
+        <w:rPr>
+          <w:lang w:val="sw_KE" w:bidi="sw_KE"/>
+        </w:rPr>
+        <w:t>Matendo 21:31–33</w:t>
+      </w:r>
       <w:r>
         <w:rPr>
           <w:lang w:val="sw_KE" w:bidi="sw_KE"/>
         </w:rPr>
         <w:t>). Wakati mtume Paulo alipokuwa Yerusalemu, tribune alikuwa Klaudio Lisia, mtu wa asili ya Kigiriki ambaye ununuzi wake wa uraia wa Kirumi ulimwezesha kupandishwa cheo kuwa kamanda wa kikosi cha ziada (</w:t>
       </w:r>
-      <w:hyperlink r:id="rId169">
-        <w:r>
-          <w:rPr>
-            <w:lang w:val="sw_KE" w:bidi="sw_KE"/>
-          </w:rPr>
-          <w:rPr>
-            <w:color w:val="0000EE"/>
-            <w:u w:val="single"/>
-          </w:rPr>
-          <w:t>22:28</w:t>
-        </w:r>
-      </w:hyperlink>
-      <w:r>
-        <w:rPr>
-          <w:lang w:val="sw_KE" w:bidi="sw_KE"/>
-        </w:rPr>
-        <w:t xml:space="preserve">; </w:t>
-      </w:r>
-      <w:hyperlink r:id="rId170">
-        <w:r>
-          <w:rPr>
-            <w:lang w:val="sw_KE" w:bidi="sw_KE"/>
-          </w:rPr>
-          <w:rPr>
-            <w:color w:val="0000EE"/>
-            <w:u w:val="single"/>
-          </w:rPr>
-          <w:t>23:26</w:t>
-        </w:r>
-      </w:hyperlink>
+      <w:r>
+        <w:rPr>
+          <w:lang w:val="sw_KE" w:bidi="sw_KE"/>
+        </w:rPr>
+        <w:t>22:28</w:t>
+      </w:r>
+      <w:r>
+        <w:rPr>
+          <w:lang w:val="sw_KE" w:bidi="sw_KE"/>
+        </w:rPr>
+        <w:t xml:space="preserve">; </w:t>
+      </w:r>
+      <w:r>
+        <w:rPr>
+          <w:lang w:val="sw_KE" w:bidi="sw_KE"/>
+        </w:rPr>
+        <w:t>23:26</w:t>
+      </w:r>
       <w:r>
         <w:rPr>
           <w:lang w:val="sw_KE" w:bidi="sw_KE"/>
         </w:rPr>
         <w:t>). Ili kumpeleka Paulo kutoka Yerusalemu hadi Kaisaria, Klaudio aliweza kuagiza msafara wa kijeshi wa askari 200 wakiongozwa na masenturia wawili, pamoja na walinzi 70 waliopanda farasi (</w:t>
       </w:r>
-      <w:hyperlink r:id="rId171">
-        <w:r>
-          <w:rPr>
-            <w:lang w:val="sw_KE" w:bidi="sw_KE"/>
-          </w:rPr>
-          <w:rPr>
-            <w:color w:val="0000EE"/>
-            <w:u w:val="single"/>
-          </w:rPr>
-          <w:t>23:23</w:t>
-        </w:r>
-      </w:hyperlink>
+      <w:r>
+        <w:rPr>
+          <w:lang w:val="sw_KE" w:bidi="sw_KE"/>
+        </w:rPr>
+        <w:t>23:23</w:t>
+      </w:r>
       <w:r>
         <w:rPr>
           <w:lang w:val="sw_KE" w:bidi="sw_KE"/>
@@ -5043,126 +3993,84 @@
         </w:rPr>
         <w:t>Kikosi kilikuwa na ama makumi kumi au tano za "karne," vitengo vilivyokuwa na wanaume 100 chini ya amri ya senturioni ambaye majukumu yake yalifanana na yale ya kapteni wa jeshi la kisasa. Kornelio (</w:t>
       </w:r>
-      <w:hyperlink r:id="rId172">
-        <w:r>
-          <w:rPr>
-            <w:lang w:val="sw_KE" w:bidi="sw_KE"/>
-          </w:rPr>
-          <w:rPr>
-            <w:color w:val="0000EE"/>
-            <w:u w:val="single"/>
-          </w:rPr>
-          <w:t>Matendo 10:1</w:t>
-        </w:r>
-      </w:hyperlink>
+      <w:r>
+        <w:rPr>
+          <w:lang w:val="sw_KE" w:bidi="sw_KE"/>
+        </w:rPr>
+        <w:t>Matendo 10:1</w:t>
+      </w:r>
       <w:r>
         <w:rPr>
           <w:lang w:val="sw_KE" w:bidi="sw_KE"/>
         </w:rPr>
         <w:t>) alikuwa senturioni wa Kirumi aliyekabidhiwa moja ya vikosi vya ziada huko Yudea. Kuna ushahidi wa maandishi kuhusu uwepo wa kikosi chake, "Kikosi cha Pili cha Italia cha Wananchi wa Kirumi," huko Siria karibu mwaka wa 69 BK. Paulo alitumwa Rumi akiwa chini ya ulinzi wa senturioni mwingine, Yulio, ambaye alikuwa wa kikosi cha Augustan au cha kifalme (</w:t>
       </w:r>
-      <w:hyperlink r:id="rId173">
-        <w:r>
-          <w:rPr>
-            <w:lang w:val="sw_KE" w:bidi="sw_KE"/>
-          </w:rPr>
-          <w:rPr>
-            <w:color w:val="0000EE"/>
-            <w:u w:val="single"/>
-          </w:rPr>
-          <w:t>27:1</w:t>
-        </w:r>
-      </w:hyperlink>
+      <w:r>
+        <w:rPr>
+          <w:lang w:val="sw_KE" w:bidi="sw_KE"/>
+        </w:rPr>
+        <w:t>27:1</w:t>
+      </w:r>
       <w:r>
         <w:rPr>
           <w:lang w:val="sw_KE" w:bidi="sw_KE"/>
         </w:rPr>
         <w:t xml:space="preserve">). Neno Augustan lilikuwa cheo cha heshima kilichopewa mara kwa mara kwa vikosi vya ziada. Yulio alikuwa dhahiri senturioni wa jeshi aliyekabidhiwa kikosi cha maafisa-watumishi ambao walidumisha huduma ya mawasiliano kati ya mfalme na majeshi yake ya mikoa. Alikuwa na kikosi cha askari chini ya amri yake kwenye safari ya kwenda Rumi (mstari wa </w:t>
       </w:r>
-      <w:hyperlink r:id="rId174">
-        <w:r>
-          <w:rPr>
-            <w:lang w:val="sw_KE" w:bidi="sw_KE"/>
-          </w:rPr>
-          <w:rPr>
-            <w:color w:val="0000EE"/>
-            <w:u w:val="single"/>
-          </w:rPr>
-          <w:t>3</w:t>
-        </w:r>
-      </w:hyperlink>
+      <w:r>
+        <w:rPr>
+          <w:lang w:val="sw_KE" w:bidi="sw_KE"/>
+        </w:rPr>
+        <w:t>3</w:t>
+      </w:r>
       <w:r>
         <w:rPr>
           <w:lang w:val="sw_KE" w:bidi="sw_KE"/>
         </w:rPr>
         <w:t>) na alipofika aliwakabidhi wafungwa wake kwa kamanda wa kikosi cha watumishi (</w:t>
       </w:r>
-      <w:hyperlink r:id="rId175">
-        <w:r>
-          <w:rPr>
-            <w:lang w:val="sw_KE" w:bidi="sw_KE"/>
-          </w:rPr>
-          <w:rPr>
-            <w:color w:val="0000EE"/>
-            <w:u w:val="single"/>
-          </w:rPr>
-          <w:t>28:16</w:t>
-        </w:r>
-      </w:hyperlink>
+      <w:r>
+        <w:rPr>
+          <w:lang w:val="sw_KE" w:bidi="sw_KE"/>
+        </w:rPr>
+        <w:t>28:16</w:t>
+      </w:r>
       <w:r>
         <w:rPr>
           <w:lang w:val="sw_KE" w:bidi="sw_KE"/>
         </w:rPr>
         <w:t>). Inawezekana senturioni wote wa Kirumi waliotajwa katika Injili au Matendo (</w:t>
       </w:r>
-      <w:hyperlink r:id="rId176">
-        <w:r>
-          <w:rPr>
-            <w:lang w:val="sw_KE" w:bidi="sw_KE"/>
-          </w:rPr>
-          <w:rPr>
-            <w:color w:val="0000EE"/>
-            <w:u w:val="single"/>
-          </w:rPr>
-          <w:t>Mt 8:5</w:t>
-        </w:r>
-      </w:hyperlink>
-      <w:r>
-        <w:rPr>
-          <w:lang w:val="sw_KE" w:bidi="sw_KE"/>
-        </w:rPr>
-        <w:t xml:space="preserve">; </w:t>
-      </w:r>
-      <w:hyperlink r:id="rId177">
-        <w:r>
-          <w:rPr>
-            <w:lang w:val="sw_KE" w:bidi="sw_KE"/>
-          </w:rPr>
-          <w:rPr>
-            <w:color w:val="0000EE"/>
-            <w:u w:val="single"/>
-          </w:rPr>
-          <w:t>Mk 15:39</w:t>
-        </w:r>
-      </w:hyperlink>
-      <w:r>
-        <w:rPr>
-          <w:lang w:val="sw_KE" w:bidi="sw_KE"/>
-        </w:rPr>
-        <w:t xml:space="preserve">; </w:t>
-      </w:r>
-      <w:hyperlink r:id="rId178">
-        <w:r>
-          <w:rPr>
-            <w:lang w:val="sw_KE" w:bidi="sw_KE"/>
-          </w:rPr>
-          <w:rPr>
-            <w:color w:val="0000EE"/>
-            <w:u w:val="single"/>
-          </w:rPr>
-          <w:t>Lk 7:2</w:t>
-        </w:r>
-      </w:hyperlink>
+      <w:r>
+        <w:rPr>
+          <w:lang w:val="sw_KE" w:bidi="sw_KE"/>
+        </w:rPr>
+        <w:t>Mt 8:5</w:t>
+      </w:r>
+      <w:r>
+        <w:rPr>
+          <w:lang w:val="sw_KE" w:bidi="sw_KE"/>
+        </w:rPr>
+        <w:t xml:space="preserve">; </w:t>
+      </w:r>
+      <w:r>
+        <w:rPr>
+          <w:lang w:val="sw_KE" w:bidi="sw_KE"/>
+        </w:rPr>
+        <w:t>Mk 15:39</w:t>
+      </w:r>
+      <w:r>
+        <w:rPr>
+          <w:lang w:val="sw_KE" w:bidi="sw_KE"/>
+        </w:rPr>
+        <w:t xml:space="preserve">; </w:t>
+      </w:r>
+      <w:r>
+        <w:rPr>
+          <w:lang w:val="sw_KE" w:bidi="sw_KE"/>
+        </w:rPr>
+        <w:t>Lk 7:2</w:t>
+      </w:r>
       <w:r>
         <w:rPr>
           <w:lang w:val="sw_KE" w:bidi="sw_KE"/>
@@ -5194,108 +4102,72 @@
         </w:rPr>
         <w:t>Ilikuwa katika mji huu wa kifahari ambapo Paulo alifika chini ya ulinzi mnamo Machi mwaka wa 59 BK. Aligundua kuwa kanisa la Kikristo lilikuwa tayari limeanzishwa hapo. Kwa kweli, alikuwa tayari ameandika barua kwa Wakristo wa Warumi mapema mwaka wa 57. Kulikuwa na koloni kubwa la Wayahudi huko Rumi katika karne ya kwanza BK, lililotokana na idadi kubwa ya watumwa Wayahudi waliokuja mjini hapo na Pompey baada ya kukamatwa kwa Yerusalemu mnamo mwaka wa 63 KK. Mfalme Klaudio aliwafukuza Wayahudi kutoka Rumi mnamo mwaka wa 49 BK, labda wakati Yesu alitangazwa kuwa Masihi katika sinagogi. Wahubiri hao hawajulikani, lakini walikuwa labda wasafiri na wafanyabiashara Wakristo. Barua ya Paulo kwa Warumi ilikuwa maelezo yake kwa makanisa ya Mataifa ambayo yalikuwepo bila yeye. Mawasiliano yake ya kwanza yanayojulikana na watu wa Rumi yalikuwa alipokutana na Akila na Priskila huko Korintho (</w:t>
       </w:r>
-      <w:hyperlink r:id="rId150">
-        <w:r>
-          <w:rPr>
-            <w:lang w:val="sw_KE" w:bidi="sw_KE"/>
-          </w:rPr>
-          <w:rPr>
-            <w:color w:val="0000EE"/>
-            <w:u w:val="single"/>
-          </w:rPr>
-          <w:t>Matendo 18:2</w:t>
-        </w:r>
-      </w:hyperlink>
+      <w:r>
+        <w:rPr>
+          <w:lang w:val="sw_KE" w:bidi="sw_KE"/>
+        </w:rPr>
+        <w:t>Matendo 18:2</w:t>
+      </w:r>
       <w:r>
         <w:rPr>
           <w:lang w:val="sw_KE" w:bidi="sw_KE"/>
         </w:rPr>
         <w:t>). Wanandoa hawa walifukuzwa kutoka Rumi wakati wa Klaudio. Baadaye, Paulo alitumaini kutembelea Rumi (</w:t>
       </w:r>
-      <w:hyperlink r:id="rId151">
-        <w:r>
-          <w:rPr>
-            <w:lang w:val="sw_KE" w:bidi="sw_KE"/>
-          </w:rPr>
-          <w:rPr>
-            <w:color w:val="0000EE"/>
-            <w:u w:val="single"/>
-          </w:rPr>
-          <w:t>Matendo 19:21</w:t>
-        </w:r>
-      </w:hyperlink>
+      <w:r>
+        <w:rPr>
+          <w:lang w:val="sw_KE" w:bidi="sw_KE"/>
+        </w:rPr>
+        <w:t>Matendo 19:21</w:t>
+      </w:r>
       <w:r>
         <w:rPr>
           <w:lang w:val="sw_KE" w:bidi="sw_KE"/>
         </w:rPr>
         <w:t>) akiwa njiani kuelekea Spania (</w:t>
       </w:r>
-      <w:hyperlink r:id="rId179">
-        <w:r>
-          <w:rPr>
-            <w:lang w:val="sw_KE" w:bidi="sw_KE"/>
-          </w:rPr>
-          <w:rPr>
-            <w:color w:val="0000EE"/>
-            <w:u w:val="single"/>
-          </w:rPr>
-          <w:t>Rom 15:24</w:t>
-        </w:r>
-      </w:hyperlink>
+      <w:r>
+        <w:rPr>
+          <w:lang w:val="sw_KE" w:bidi="sw_KE"/>
+        </w:rPr>
+        <w:t>Rom 15:24</w:t>
+      </w:r>
       <w:r>
         <w:rPr>
           <w:lang w:val="sw_KE" w:bidi="sw_KE"/>
         </w:rPr>
         <w:t xml:space="preserve">). Katika salamu zake, alitaja kundi kubwa la Wakristo huko Rumi (sura ya </w:t>
       </w:r>
-      <w:hyperlink r:id="rId180">
-        <w:r>
-          <w:rPr>
-            <w:lang w:val="sw_KE" w:bidi="sw_KE"/>
-          </w:rPr>
-          <w:rPr>
-            <w:color w:val="0000EE"/>
-            <w:u w:val="single"/>
-          </w:rPr>
-          <w:t>16</w:t>
-        </w:r>
-      </w:hyperlink>
+      <w:r>
+        <w:rPr>
+          <w:lang w:val="sw_KE" w:bidi="sw_KE"/>
+        </w:rPr>
+        <w:t>16</w:t>
+      </w:r>
       <w:r>
         <w:rPr>
           <w:lang w:val="sw_KE" w:bidi="sw_KE"/>
         </w:rPr>
         <w:t xml:space="preserve">). Marejeo kwa kaya katika sehemu kadhaa (mstari wa </w:t>
       </w:r>
-      <w:hyperlink r:id="rId181">
-        <w:r>
-          <w:rPr>
-            <w:lang w:val="sw_KE" w:bidi="sw_KE"/>
-          </w:rPr>
-          <w:rPr>
-            <w:color w:val="0000EE"/>
-            <w:u w:val="single"/>
-          </w:rPr>
-          <w:t>5, 10, 11, 14, 15</w:t>
-        </w:r>
-      </w:hyperlink>
+      <w:r>
+        <w:rPr>
+          <w:lang w:val="sw_KE" w:bidi="sw_KE"/>
+        </w:rPr>
+        <w:t>5, 10, 11, 14, 15</w:t>
+      </w:r>
       <w:r>
         <w:rPr>
           <w:lang w:val="sw_KE" w:bidi="sw_KE"/>
         </w:rPr>
         <w:t>) yanapendekeza kwamba haya yalikuwa makanisa ya nyumbani ya kanisa la Kikristo la Kirumi. Wakati wa kifungo chake, Paulo alikuwa mfungwa wa mamlaka za Kirumi, lakini aliweza kukutana na viongozi wa Wayahudi wa eneo hilo, kuwaeleza uzoefu wake, na kufafanua injili kwao ana kwa ana (</w:t>
       </w:r>
-      <w:hyperlink r:id="rId182">
-        <w:r>
-          <w:rPr>
-            <w:lang w:val="sw_KE" w:bidi="sw_KE"/>
-          </w:rPr>
-          <w:rPr>
-            <w:color w:val="0000EE"/>
-            <w:u w:val="single"/>
-          </w:rPr>
-          <w:t>Matendo 28:16–31</w:t>
-        </w:r>
-      </w:hyperlink>
+      <w:r>
+        <w:rPr>
+          <w:lang w:val="sw_KE" w:bidi="sw_KE"/>
+        </w:rPr>
+        <w:t>Matendo 28:16–31</w:t>
+      </w:r>
       <w:r>
         <w:rPr>
           <w:lang w:val="sw_KE" w:bidi="sw_KE"/>
@@ -5316,18 +4188,12 @@
         </w:rPr>
         <w:t>Katika kitabu cha Ufunuo, Rumi amepewa umuhimu mkubwa wa kutisha. Kufikia mwisho wa karne ya kwanza BK, Rumi alikuwa tayari amekunywa "damu ya mashahidi wa Yesu" (</w:t>
       </w:r>
-      <w:hyperlink r:id="rId183">
-        <w:r>
-          <w:rPr>
-            <w:lang w:val="sw_KE" w:bidi="sw_KE"/>
-          </w:rPr>
-          <w:rPr>
-            <w:color w:val="0000EE"/>
-            <w:u w:val="single"/>
-          </w:rPr>
-          <w:t>Ufu 17:6</w:t>
-        </w:r>
-      </w:hyperlink>
+      <w:r>
+        <w:rPr>
+          <w:lang w:val="sw_KE" w:bidi="sw_KE"/>
+        </w:rPr>
+        <w:t>Ufu 17:6</w:t>
+      </w:r>
       <w:r>
         <w:rPr>
           <w:lang w:val="sw_KE" w:bidi="sw_KE"/>
@@ -5452,54 +4318,36 @@
         </w:rPr>
         <w:t>Yesu alitumia neno hili alipokuwa akisimulia hadithi kuhusu wafanyakazi katika shamba la mizabibu (</w:t>
       </w:r>
-      <w:hyperlink r:id="rId184">
-        <w:r>
-          <w:rPr>
-            <w:lang w:val="sw_KE" w:bidi="sw_KE"/>
-          </w:rPr>
-          <w:rPr>
-            <w:color w:val="0000EE"/>
-            <w:u w:val="single"/>
-          </w:rPr>
-          <w:t>Mathayo 21:42</w:t>
-        </w:r>
-      </w:hyperlink>
-      <w:r>
-        <w:rPr>
-          <w:lang w:val="sw_KE" w:bidi="sw_KE"/>
-        </w:rPr>
-        <w:t xml:space="preserve">; </w:t>
-      </w:r>
-      <w:hyperlink r:id="rId185">
-        <w:r>
-          <w:rPr>
-            <w:lang w:val="sw_KE" w:bidi="sw_KE"/>
-          </w:rPr>
-          <w:rPr>
-            <w:color w:val="0000EE"/>
-            <w:u w:val="single"/>
-          </w:rPr>
-          <w:t>Marko 12:10</w:t>
-        </w:r>
-      </w:hyperlink>
-      <w:r>
-        <w:rPr>
-          <w:lang w:val="sw_KE" w:bidi="sw_KE"/>
-        </w:rPr>
-        <w:t xml:space="preserve">; </w:t>
-      </w:r>
-      <w:hyperlink r:id="rId186">
-        <w:r>
-          <w:rPr>
-            <w:lang w:val="sw_KE" w:bidi="sw_KE"/>
-          </w:rPr>
-          <w:rPr>
-            <w:color w:val="0000EE"/>
-            <w:u w:val="single"/>
-          </w:rPr>
-          <w:t>Luka 20:17</w:t>
-        </w:r>
-      </w:hyperlink>
+      <w:r>
+        <w:rPr>
+          <w:lang w:val="sw_KE" w:bidi="sw_KE"/>
+        </w:rPr>
+        <w:t>Mathayo 21:42</w:t>
+      </w:r>
+      <w:r>
+        <w:rPr>
+          <w:lang w:val="sw_KE" w:bidi="sw_KE"/>
+        </w:rPr>
+        <w:t xml:space="preserve">; </w:t>
+      </w:r>
+      <w:r>
+        <w:rPr>
+          <w:lang w:val="sw_KE" w:bidi="sw_KE"/>
+        </w:rPr>
+        <w:t>Marko 12:10</w:t>
+      </w:r>
+      <w:r>
+        <w:rPr>
+          <w:lang w:val="sw_KE" w:bidi="sw_KE"/>
+        </w:rPr>
+        <w:t xml:space="preserve">; </w:t>
+      </w:r>
+      <w:r>
+        <w:rPr>
+          <w:lang w:val="sw_KE" w:bidi="sw_KE"/>
+        </w:rPr>
+        <w:t>Luka 20:17</w:t>
+      </w:r>
       <w:r>
         <w:rPr>
           <w:lang w:val="sw_KE" w:bidi="sw_KE"/>
@@ -5534,36 +4382,24 @@
         </w:rPr>
         <w:t xml:space="preserve">Katika hadithi hii, Yesu alikuwa akitoa dokezo kuhusu kifo chake kinachokaribia. Kisha alinukuu kutoka kwenye Maandiko ya Kiyahudi, hasa </w:t>
       </w:r>
-      <w:hyperlink r:id="rId187">
-        <w:r>
-          <w:rPr>
-            <w:lang w:val="sw_KE" w:bidi="sw_KE"/>
-          </w:rPr>
-          <w:rPr>
-            <w:color w:val="0000EE"/>
-            <w:u w:val="single"/>
-          </w:rPr>
-          <w:t>Zaburi 118:22–23</w:t>
-        </w:r>
-      </w:hyperlink>
+      <w:r>
+        <w:rPr>
+          <w:lang w:val="sw_KE" w:bidi="sw_KE"/>
+        </w:rPr>
+        <w:t>Zaburi 118:22–23</w:t>
+      </w:r>
       <w:r>
         <w:rPr>
           <w:lang w:val="sw_KE" w:bidi="sw_KE"/>
         </w:rPr>
         <w:t xml:space="preserve"> na </w:t>
       </w:r>
-      <w:hyperlink r:id="rId188">
-        <w:r>
-          <w:rPr>
-            <w:lang w:val="sw_KE" w:bidi="sw_KE"/>
-          </w:rPr>
-          <w:rPr>
-            <w:color w:val="0000EE"/>
-            <w:u w:val="single"/>
-          </w:rPr>
-          <w:t>Isaya 28:16</w:t>
-        </w:r>
-      </w:hyperlink>
+      <w:r>
+        <w:rPr>
+          <w:lang w:val="sw_KE" w:bidi="sw_KE"/>
+        </w:rPr>
+        <w:t>Isaya 28:16</w:t>
+      </w:r>
       <w:r>
         <w:rPr>
           <w:lang w:val="sw_KE" w:bidi="sw_KE"/>
@@ -5595,36 +4431,24 @@
         </w:rPr>
         <w:t>Petro pia alitumia neno "jiwe la pembeni" alipoongea na watawala wa Kiyahudi huko Yerusalemu (</w:t>
       </w:r>
-      <w:hyperlink r:id="rId189">
-        <w:r>
-          <w:rPr>
-            <w:lang w:val="sw_KE" w:bidi="sw_KE"/>
-          </w:rPr>
-          <w:rPr>
-            <w:color w:val="0000EE"/>
-            <w:u w:val="single"/>
-          </w:rPr>
-          <w:t>Matendo 4:11</w:t>
-        </w:r>
-      </w:hyperlink>
+      <w:r>
+        <w:rPr>
+          <w:lang w:val="sw_KE" w:bidi="sw_KE"/>
+        </w:rPr>
+        <w:t>Matendo 4:11</w:t>
+      </w:r>
       <w:r>
         <w:rPr>
           <w:lang w:val="sw_KE" w:bidi="sw_KE"/>
         </w:rPr>
         <w:t>). Alikuwa akielezea kuhusu uponyaji wa mtu ambaye hakuweza kutembea karibu na lango la hekalu. Petro aliwaambia kwamba alikuwa ameponya mtu kupitia nguvu za Yesu wa Nazareti. Aliwakumbusha kwamba walikuwa wamemuua Yesu, lakini Mungu alikuwa amemfufua (</w:t>
       </w:r>
-      <w:hyperlink r:id="rId190">
-        <w:r>
-          <w:rPr>
-            <w:lang w:val="sw_KE" w:bidi="sw_KE"/>
-          </w:rPr>
-          <w:rPr>
-            <w:color w:val="0000EE"/>
-            <w:u w:val="single"/>
-          </w:rPr>
-          <w:t>Matendo 4:10</w:t>
-        </w:r>
-      </w:hyperlink>
+      <w:r>
+        <w:rPr>
+          <w:lang w:val="sw_KE" w:bidi="sw_KE"/>
+        </w:rPr>
+        <w:t>Matendo 4:10</w:t>
+      </w:r>
       <w:r>
         <w:rPr>
           <w:lang w:val="sw_KE" w:bidi="sw_KE"/>
@@ -5645,18 +4469,12 @@
         </w:rPr>
         <w:t xml:space="preserve">Petro kisha alinukuu kutoka </w:t>
       </w:r>
-      <w:hyperlink r:id="rId191">
-        <w:r>
-          <w:rPr>
-            <w:lang w:val="sw_KE" w:bidi="sw_KE"/>
-          </w:rPr>
-          <w:rPr>
-            <w:color w:val="0000EE"/>
-            <w:u w:val="single"/>
-          </w:rPr>
-          <w:t>Zaburi 118:22</w:t>
-        </w:r>
-      </w:hyperlink>
+      <w:r>
+        <w:rPr>
+          <w:lang w:val="sw_KE" w:bidi="sw_KE"/>
+        </w:rPr>
+        <w:t>Zaburi 118:22</w:t>
+      </w:r>
       <w:r>
         <w:rPr>
           <w:lang w:val="sw_KE" w:bidi="sw_KE"/>
@@ -5677,72 +4495,48 @@
         </w:rPr>
         <w:t xml:space="preserve">Petro anatumia tena neno "jiwe la pembeni" katika barua yake </w:t>
       </w:r>
-      <w:hyperlink r:id="rId192">
-        <w:r>
-          <w:rPr>
-            <w:lang w:val="sw_KE" w:bidi="sw_KE"/>
-          </w:rPr>
-          <w:rPr>
-            <w:color w:val="0000EE"/>
-            <w:u w:val="single"/>
-          </w:rPr>
-          <w:t>1 Petro 2:6–7</w:t>
-        </w:r>
-      </w:hyperlink>
+      <w:r>
+        <w:rPr>
+          <w:lang w:val="sw_KE" w:bidi="sw_KE"/>
+        </w:rPr>
+        <w:t>1 Petro 2:6–7</w:t>
+      </w:r>
       <w:r>
         <w:rPr>
           <w:lang w:val="sw_KE" w:bidi="sw_KE"/>
         </w:rPr>
         <w:t xml:space="preserve">. Katika aya </w:t>
       </w:r>
-      <w:hyperlink r:id="rId193">
-        <w:r>
-          <w:rPr>
-            <w:lang w:val="sw_KE" w:bidi="sw_KE"/>
-          </w:rPr>
-          <w:rPr>
-            <w:color w:val="0000EE"/>
-            <w:u w:val="single"/>
-          </w:rPr>
-          <w:t>1 Petro 2:4</w:t>
-        </w:r>
-      </w:hyperlink>
+      <w:r>
+        <w:rPr>
+          <w:lang w:val="sw_KE" w:bidi="sw_KE"/>
+        </w:rPr>
+        <w:t>1 Petro 2:4</w:t>
+      </w:r>
       <w:r>
         <w:rPr>
           <w:lang w:val="sw_KE" w:bidi="sw_KE"/>
         </w:rPr>
         <w:t xml:space="preserve">, Petro anachanganya wazo la kukataliwa kwa jiwe katika </w:t>
       </w:r>
-      <w:hyperlink r:id="rId191">
-        <w:r>
-          <w:rPr>
-            <w:lang w:val="sw_KE" w:bidi="sw_KE"/>
-          </w:rPr>
-          <w:rPr>
-            <w:color w:val="0000EE"/>
-            <w:u w:val="single"/>
-          </w:rPr>
-          <w:t>Zaburi 118:22</w:t>
-        </w:r>
-      </w:hyperlink>
+      <w:r>
+        <w:rPr>
+          <w:lang w:val="sw_KE" w:bidi="sw_KE"/>
+        </w:rPr>
+        <w:t>Zaburi 118:22</w:t>
+      </w:r>
       <w:r>
         <w:rPr>
           <w:lang w:val="sw_KE" w:bidi="sw_KE"/>
         </w:rPr>
         <w:t xml:space="preserve"> na wazo la jiwe lililochaguliwa na lenye thamani katika </w:t>
       </w:r>
-      <w:hyperlink r:id="rId188">
-        <w:r>
-          <w:rPr>
-            <w:lang w:val="sw_KE" w:bidi="sw_KE"/>
-          </w:rPr>
-          <w:rPr>
-            <w:color w:val="0000EE"/>
-            <w:u w:val="single"/>
-          </w:rPr>
-          <w:t>Isaya 28:16</w:t>
-        </w:r>
-      </w:hyperlink>
+      <w:r>
+        <w:rPr>
+          <w:lang w:val="sw_KE" w:bidi="sw_KE"/>
+        </w:rPr>
+        <w:t>Isaya 28:16</w:t>
+      </w:r>
       <w:r>
         <w:rPr>
           <w:lang w:val="sw_KE" w:bidi="sw_KE"/>
@@ -5763,90 +4557,60 @@
         </w:rPr>
         <w:t xml:space="preserve">Kwenye mstari </w:t>
       </w:r>
-      <w:hyperlink r:id="rId194">
-        <w:r>
-          <w:rPr>
-            <w:lang w:val="sw_KE" w:bidi="sw_KE"/>
-          </w:rPr>
-          <w:rPr>
-            <w:color w:val="0000EE"/>
-            <w:u w:val="single"/>
-          </w:rPr>
-          <w:t>1 Petro 2:6</w:t>
-        </w:r>
-      </w:hyperlink>
+      <w:r>
+        <w:rPr>
+          <w:lang w:val="sw_KE" w:bidi="sw_KE"/>
+        </w:rPr>
+        <w:t>1 Petro 2:6</w:t>
+      </w:r>
       <w:r>
         <w:rPr>
           <w:lang w:val="sw_KE" w:bidi="sw_KE"/>
         </w:rPr>
         <w:t xml:space="preserve">, Petro ananukuu </w:t>
       </w:r>
-      <w:hyperlink r:id="rId188">
-        <w:r>
-          <w:rPr>
-            <w:lang w:val="sw_KE" w:bidi="sw_KE"/>
-          </w:rPr>
-          <w:rPr>
-            <w:color w:val="0000EE"/>
-            <w:u w:val="single"/>
-          </w:rPr>
-          <w:t>Isaya 28:16</w:t>
-        </w:r>
-      </w:hyperlink>
+      <w:r>
+        <w:rPr>
+          <w:lang w:val="sw_KE" w:bidi="sw_KE"/>
+        </w:rPr>
+        <w:t>Isaya 28:16</w:t>
+      </w:r>
       <w:r>
         <w:rPr>
           <w:lang w:val="sw_KE" w:bidi="sw_KE"/>
         </w:rPr>
         <w:t xml:space="preserve">, inayozungumzia jiwe la msingi lililochaguliwa na lenye thamani. Ujumbe huu ni kwa wale wanaomwamini Yesu. Katika mistari </w:t>
       </w:r>
-      <w:hyperlink r:id="rId195">
-        <w:r>
-          <w:rPr>
-            <w:lang w:val="sw_KE" w:bidi="sw_KE"/>
-          </w:rPr>
-          <w:rPr>
-            <w:color w:val="0000EE"/>
-            <w:u w:val="single"/>
-          </w:rPr>
-          <w:t>1 Petro 2:7–8</w:t>
-        </w:r>
-      </w:hyperlink>
+      <w:r>
+        <w:rPr>
+          <w:lang w:val="sw_KE" w:bidi="sw_KE"/>
+        </w:rPr>
+        <w:t>1 Petro 2:7–8</w:t>
+      </w:r>
       <w:r>
         <w:rPr>
           <w:lang w:val="sw_KE" w:bidi="sw_KE"/>
         </w:rPr>
         <w:t xml:space="preserve">, ananukuu </w:t>
       </w:r>
-      <w:hyperlink r:id="rId191">
-        <w:r>
-          <w:rPr>
-            <w:lang w:val="sw_KE" w:bidi="sw_KE"/>
-          </w:rPr>
-          <w:rPr>
-            <w:color w:val="0000EE"/>
-            <w:u w:val="single"/>
-          </w:rPr>
-          <w:t>Zaburi 118:22</w:t>
-        </w:r>
-      </w:hyperlink>
+      <w:r>
+        <w:rPr>
+          <w:lang w:val="sw_KE" w:bidi="sw_KE"/>
+        </w:rPr>
+        <w:t>Zaburi 118:22</w:t>
+      </w:r>
       <w:r>
         <w:rPr>
           <w:lang w:val="sw_KE" w:bidi="sw_KE"/>
         </w:rPr>
         <w:t xml:space="preserve">, akizungumzia kukataliwa kwa jiwe, na </w:t>
       </w:r>
-      <w:hyperlink r:id="rId196">
-        <w:r>
-          <w:rPr>
-            <w:lang w:val="sw_KE" w:bidi="sw_KE"/>
-          </w:rPr>
-          <w:rPr>
-            <w:color w:val="0000EE"/>
-            <w:u w:val="single"/>
-          </w:rPr>
-          <w:t>Isaya 8:14</w:t>
-        </w:r>
-      </w:hyperlink>
+      <w:r>
+        <w:rPr>
+          <w:lang w:val="sw_KE" w:bidi="sw_KE"/>
+        </w:rPr>
+        <w:t>Isaya 8:14</w:t>
+      </w:r>
       <w:r>
         <w:rPr>
           <w:lang w:val="sw_KE" w:bidi="sw_KE"/>
@@ -5867,18 +4631,12 @@
         </w:rPr>
         <w:t>Katika Agano la Kale, jiwe la pembeni linawakilisha kitu cha muhimu sana. Waandishi wa Agano Jipya wanatumia picha hii kuonyesha kwamba Yesu ana mamlaka ya juu zaidi kutoka kwa Mungu Baba. Hii inawafundisha watu wanaomfuata Yesu jinsi alivyo maalum na muhimu. Paulo pia anatumia picha hii katika barua yake kwa Waefeso, akisema kwamba Yesu ni jiwe la pembeni linaloshikilia watu wa Mungu pamoja kama jengo (</w:t>
       </w:r>
-      <w:hyperlink r:id="rId197">
-        <w:r>
-          <w:rPr>
-            <w:lang w:val="sw_KE" w:bidi="sw_KE"/>
-          </w:rPr>
-          <w:rPr>
-            <w:color w:val="0000EE"/>
-            <w:u w:val="single"/>
-          </w:rPr>
-          <w:t>Waefeso 2:20</w:t>
-        </w:r>
-      </w:hyperlink>
+      <w:r>
+        <w:rPr>
+          <w:lang w:val="sw_KE" w:bidi="sw_KE"/>
+        </w:rPr>
+        <w:t>Waefeso 2:20</w:t>
+      </w:r>
       <w:r>
         <w:rPr>
           <w:lang w:val="sw_KE" w:bidi="sw_KE"/>
@@ -5933,54 +4691,36 @@
         </w:rPr>
         <w:t>Jua ni moja ya mianga mikubwa iliyoumbwa na Mungu ili kutawala mchana (</w:t>
       </w:r>
-      <w:hyperlink r:id="rId198">
-        <w:r>
-          <w:rPr>
-            <w:lang w:val="sw_KE" w:bidi="sw_KE"/>
-          </w:rPr>
-          <w:rPr>
-            <w:color w:val="0000EE"/>
-            <w:u w:val="single"/>
-          </w:rPr>
-          <w:t>Mwanzo 1:14–15</w:t>
-        </w:r>
-      </w:hyperlink>
+      <w:r>
+        <w:rPr>
+          <w:lang w:val="sw_KE" w:bidi="sw_KE"/>
+        </w:rPr>
+        <w:t>Mwanzo 1:14–15</w:t>
+      </w:r>
       <w:r>
         <w:rPr>
           <w:lang w:val="sw_KE" w:bidi="sw_KE"/>
         </w:rPr>
         <w:t>). Katika nyakati za kibiblia, siku mpya ilianza na machweo ya jua, na dhabihu za kila siku zilihusishwa na nafasi yake. Dhabihu ya kwanza ya kuteketezwa ilitolewa wakati wa kuchomoza kwa jua (</w:t>
       </w:r>
-      <w:hyperlink r:id="rId199">
-        <w:r>
-          <w:rPr>
-            <w:lang w:val="sw_KE" w:bidi="sw_KE"/>
-          </w:rPr>
-          <w:rPr>
-            <w:color w:val="0000EE"/>
-            <w:u w:val="single"/>
-          </w:rPr>
-          <w:t>Kutoka 29:39</w:t>
-        </w:r>
-      </w:hyperlink>
-      <w:r>
-        <w:rPr>
-          <w:lang w:val="sw_KE" w:bidi="sw_KE"/>
-        </w:rPr>
-        <w:t xml:space="preserve">; </w:t>
-      </w:r>
-      <w:hyperlink r:id="rId200">
-        <w:r>
-          <w:rPr>
-            <w:lang w:val="sw_KE" w:bidi="sw_KE"/>
-          </w:rPr>
-          <w:rPr>
-            <w:color w:val="0000EE"/>
-            <w:u w:val="single"/>
-          </w:rPr>
-          <w:t>Hesabu 28:4</w:t>
-        </w:r>
-      </w:hyperlink>
+      <w:r>
+        <w:rPr>
+          <w:lang w:val="sw_KE" w:bidi="sw_KE"/>
+        </w:rPr>
+        <w:t>Kutoka 29:39</w:t>
+      </w:r>
+      <w:r>
+        <w:rPr>
+          <w:lang w:val="sw_KE" w:bidi="sw_KE"/>
+        </w:rPr>
+        <w:t xml:space="preserve">; </w:t>
+      </w:r>
+      <w:r>
+        <w:rPr>
+          <w:lang w:val="sw_KE" w:bidi="sw_KE"/>
+        </w:rPr>
+        <w:t>Hesabu 28:4</w:t>
+      </w:r>
       <w:r>
         <w:rPr>
           <w:lang w:val="sw_KE" w:bidi="sw_KE"/>
@@ -6015,18 +4755,12 @@
         </w:rPr>
         <w:t>Uyahudi wa Kirabbi unatambua misimu minne. Agano la Kale linataja misimu miwili tu: "wakati wa kupanda na kuvuna, baridi na joto, kiangazi na baridi" (</w:t>
       </w:r>
-      <w:hyperlink r:id="rId201">
-        <w:r>
-          <w:rPr>
-            <w:lang w:val="sw_KE" w:bidi="sw_KE"/>
-          </w:rPr>
-          <w:rPr>
-            <w:color w:val="0000EE"/>
-            <w:u w:val="single"/>
-          </w:rPr>
-          <w:t>Mwanzo 8:22</w:t>
-        </w:r>
-      </w:hyperlink>
+      <w:r>
+        <w:rPr>
+          <w:lang w:val="sw_KE" w:bidi="sw_KE"/>
+        </w:rPr>
+        <w:t>Mwanzo 8:22</w:t>
+      </w:r>
       <w:r>
         <w:rPr>
           <w:lang w:val="sw_KE" w:bidi="sw_KE"/>
@@ -6078,18 +4812,12 @@
         </w:rPr>
         <w:t xml:space="preserve"> neno ambalo awali lilimaanisha "msimu wa mvua" au "mvua"; </w:t>
       </w:r>
-      <w:hyperlink r:id="rId202">
-        <w:r>
-          <w:rPr>
-            <w:lang w:val="sw_KE" w:bidi="sw_KE"/>
-          </w:rPr>
-          <w:rPr>
-            <w:color w:val="0000EE"/>
-            <w:u w:val="single"/>
-          </w:rPr>
-          <w:t>Wimbo wa Sulemani 2:11</w:t>
-        </w:r>
-      </w:hyperlink>
+      <w:r>
+        <w:rPr>
+          <w:lang w:val="sw_KE" w:bidi="sw_KE"/>
+        </w:rPr>
+        <w:t>Wimbo wa Sulemani 2:11</w:t>
+      </w:r>
       <w:r>
         <w:rPr>
           <w:lang w:val="sw_KE" w:bidi="sw_KE"/>
@@ -6235,18 +4963,12 @@
         </w:rPr>
         <w:t>Kuwa na makazi (</w:t>
       </w:r>
-      <w:hyperlink r:id="rId203">
-        <w:r>
-          <w:rPr>
-            <w:lang w:val="sw_KE" w:bidi="sw_KE"/>
-          </w:rPr>
-          <w:rPr>
-            <w:color w:val="0000EE"/>
-            <w:u w:val="single"/>
-          </w:rPr>
-          <w:t>Habakuki 3:11</w:t>
-        </w:r>
-      </w:hyperlink>
+      <w:r>
+        <w:rPr>
+          <w:lang w:val="sw_KE" w:bidi="sw_KE"/>
+        </w:rPr>
+        <w:t>Habakuki 3:11</w:t>
+      </w:r>
       <w:r>
         <w:rPr>
           <w:lang w:val="sw_KE" w:bidi="sw_KE"/>
@@ -6271,18 +4993,12 @@
         </w:rPr>
         <w:t>Akija kutoka kwenye hema kama bwana harusi (</w:t>
       </w:r>
-      <w:hyperlink r:id="rId204">
-        <w:r>
-          <w:rPr>
-            <w:lang w:val="sw_KE" w:bidi="sw_KE"/>
-          </w:rPr>
-          <w:rPr>
-            <w:color w:val="0000EE"/>
-            <w:u w:val="single"/>
-          </w:rPr>
-          <w:t>Zaburi 19:4–5</w:t>
-        </w:r>
-      </w:hyperlink>
+      <w:r>
+        <w:rPr>
+          <w:lang w:val="sw_KE" w:bidi="sw_KE"/>
+        </w:rPr>
+        <w:t>Zaburi 19:4–5</w:t>
+      </w:r>
       <w:r>
         <w:rPr>
           <w:lang w:val="sw_KE" w:bidi="sw_KE"/>
@@ -6321,18 +5037,12 @@
         </w:rPr>
         <w:t>Uthabiti (</w:t>
       </w:r>
-      <w:hyperlink r:id="rId205">
-        <w:r>
-          <w:rPr>
-            <w:lang w:val="sw_KE" w:bidi="sw_KE"/>
-          </w:rPr>
-          <w:rPr>
-            <w:color w:val="0000EE"/>
-            <w:u w:val="single"/>
-          </w:rPr>
-          <w:t>Zaburi 72:5, 17</w:t>
-        </w:r>
-      </w:hyperlink>
+      <w:r>
+        <w:rPr>
+          <w:lang w:val="sw_KE" w:bidi="sw_KE"/>
+        </w:rPr>
+        <w:t>Zaburi 72:5, 17</w:t>
+      </w:r>
       <w:r>
         <w:rPr>
           <w:lang w:val="sw_KE" w:bidi="sw_KE"/>
@@ -6357,18 +5067,12 @@
         </w:rPr>
         <w:t>Sheria (</w:t>
       </w:r>
-      <w:hyperlink r:id="rId206">
-        <w:r>
-          <w:rPr>
-            <w:lang w:val="sw_KE" w:bidi="sw_KE"/>
-          </w:rPr>
-          <w:rPr>
-            <w:color w:val="0000EE"/>
-            <w:u w:val="single"/>
-          </w:rPr>
-          <w:t>Zaburi 19:7</w:t>
-        </w:r>
-      </w:hyperlink>
+      <w:r>
+        <w:rPr>
+          <w:lang w:val="sw_KE" w:bidi="sw_KE"/>
+        </w:rPr>
+        <w:t>Zaburi 19:7</w:t>
+      </w:r>
       <w:r>
         <w:rPr>
           <w:lang w:val="sw_KE" w:bidi="sw_KE"/>
@@ -6393,18 +5097,12 @@
         </w:rPr>
         <w:t>Uwepo wa Mungu (</w:t>
       </w:r>
-      <w:hyperlink r:id="rId207">
-        <w:r>
-          <w:rPr>
-            <w:lang w:val="sw_KE" w:bidi="sw_KE"/>
-          </w:rPr>
-          <w:rPr>
-            <w:color w:val="0000EE"/>
-            <w:u w:val="single"/>
-          </w:rPr>
-          <w:t>Zaburi 84:11</w:t>
-        </w:r>
-      </w:hyperlink>
+      <w:r>
+        <w:rPr>
+          <w:lang w:val="sw_KE" w:bidi="sw_KE"/>
+        </w:rPr>
+        <w:t>Zaburi 84:11</w:t>
+      </w:r>
       <w:r>
         <w:rPr>
           <w:lang w:val="sw_KE" w:bidi="sw_KE"/>
@@ -6429,18 +5127,12 @@
         </w:rPr>
         <w:t>Uzuri (</w:t>
       </w:r>
-      <w:hyperlink r:id="rId208">
-        <w:r>
-          <w:rPr>
-            <w:lang w:val="sw_KE" w:bidi="sw_KE"/>
-          </w:rPr>
-          <w:rPr>
-            <w:color w:val="0000EE"/>
-            <w:u w:val="single"/>
-          </w:rPr>
-          <w:t>Wimbo wa Sulemani 6:10</w:t>
-        </w:r>
-      </w:hyperlink>
+      <w:r>
+        <w:rPr>
+          <w:lang w:val="sw_KE" w:bidi="sw_KE"/>
+        </w:rPr>
+        <w:t>Wimbo wa Sulemani 6:10</w:t>
+      </w:r>
       <w:r>
         <w:rPr>
           <w:lang w:val="sw_KE" w:bidi="sw_KE"/>
@@ -6461,36 +5153,24 @@
         </w:rPr>
         <w:t>Katika Mhubiri, maisha duniani mara nyingi yanaelezewa kama yanayotokea "chini ya jua" (</w:t>
       </w:r>
-      <w:hyperlink r:id="rId209">
-        <w:r>
-          <w:rPr>
-            <w:lang w:val="sw_KE" w:bidi="sw_KE"/>
-          </w:rPr>
-          <w:rPr>
-            <w:color w:val="0000EE"/>
-            <w:u w:val="single"/>
-          </w:rPr>
-          <w:t>Mhubiri 1:3, 9, 14</w:t>
-        </w:r>
-      </w:hyperlink>
-      <w:r>
-        <w:rPr>
-          <w:lang w:val="sw_KE" w:bidi="sw_KE"/>
-        </w:rPr>
-        <w:t xml:space="preserve">; </w:t>
-      </w:r>
-      <w:hyperlink r:id="rId210">
-        <w:r>
-          <w:rPr>
-            <w:lang w:val="sw_KE" w:bidi="sw_KE"/>
-          </w:rPr>
-          <w:rPr>
-            <w:color w:val="0000EE"/>
-            <w:u w:val="single"/>
-          </w:rPr>
-          <w:t>2:11</w:t>
-        </w:r>
-      </w:hyperlink>
+      <w:r>
+        <w:rPr>
+          <w:lang w:val="sw_KE" w:bidi="sw_KE"/>
+        </w:rPr>
+        <w:t>Mhubiri 1:3, 9, 14</w:t>
+      </w:r>
+      <w:r>
+        <w:rPr>
+          <w:lang w:val="sw_KE" w:bidi="sw_KE"/>
+        </w:rPr>
+        <w:t xml:space="preserve">; </w:t>
+      </w:r>
+      <w:r>
+        <w:rPr>
+          <w:lang w:val="sw_KE" w:bidi="sw_KE"/>
+        </w:rPr>
+        <w:t>2:11</w:t>
+      </w:r>
       <w:r>
         <w:rPr>
           <w:lang w:val="sw_KE" w:bidi="sw_KE"/>
@@ -6511,144 +5191,96 @@
         </w:rPr>
         <w:t>Wakati wa machafuko na ghadhabu ya kimungu, Biblia inaelezea jua likipungua nuru (</w:t>
       </w:r>
-      <w:hyperlink r:id="rId211">
-        <w:r>
-          <w:rPr>
-            <w:lang w:val="sw_KE" w:bidi="sw_KE"/>
-          </w:rPr>
-          <w:rPr>
-            <w:color w:val="0000EE"/>
-            <w:u w:val="single"/>
-          </w:rPr>
-          <w:t>Isaya 13:10</w:t>
-        </w:r>
-      </w:hyperlink>
-      <w:r>
-        <w:rPr>
-          <w:lang w:val="sw_KE" w:bidi="sw_KE"/>
-        </w:rPr>
-        <w:t xml:space="preserve">; </w:t>
-      </w:r>
-      <w:hyperlink r:id="rId212">
-        <w:r>
-          <w:rPr>
-            <w:lang w:val="sw_KE" w:bidi="sw_KE"/>
-          </w:rPr>
-          <w:rPr>
-            <w:color w:val="0000EE"/>
-            <w:u w:val="single"/>
-          </w:rPr>
-          <w:t>Ezekieli 32:7</w:t>
-        </w:r>
-      </w:hyperlink>
-      <w:r>
-        <w:rPr>
-          <w:lang w:val="sw_KE" w:bidi="sw_KE"/>
-        </w:rPr>
-        <w:t xml:space="preserve">; </w:t>
-      </w:r>
-      <w:hyperlink r:id="rId213">
-        <w:r>
-          <w:rPr>
-            <w:lang w:val="sw_KE" w:bidi="sw_KE"/>
-          </w:rPr>
-          <w:rPr>
-            <w:color w:val="0000EE"/>
-            <w:u w:val="single"/>
-          </w:rPr>
-          <w:t>Yoeli 2:10, 31</w:t>
-        </w:r>
-      </w:hyperlink>
-      <w:r>
-        <w:rPr>
-          <w:lang w:val="sw_KE" w:bidi="sw_KE"/>
-        </w:rPr>
-        <w:t xml:space="preserve">; </w:t>
-      </w:r>
-      <w:hyperlink r:id="rId214">
-        <w:r>
-          <w:rPr>
-            <w:lang w:val="sw_KE" w:bidi="sw_KE"/>
-          </w:rPr>
-          <w:rPr>
-            <w:color w:val="0000EE"/>
-            <w:u w:val="single"/>
-          </w:rPr>
-          <w:t>3:15</w:t>
-        </w:r>
-      </w:hyperlink>
-      <w:r>
-        <w:rPr>
-          <w:lang w:val="sw_KE" w:bidi="sw_KE"/>
-        </w:rPr>
-        <w:t xml:space="preserve">; </w:t>
-      </w:r>
-      <w:hyperlink r:id="rId215">
-        <w:r>
-          <w:rPr>
-            <w:lang w:val="sw_KE" w:bidi="sw_KE"/>
-          </w:rPr>
-          <w:rPr>
-            <w:color w:val="0000EE"/>
-            <w:u w:val="single"/>
-          </w:rPr>
-          <w:t>Sefania 1:15</w:t>
-        </w:r>
-      </w:hyperlink>
-      <w:r>
-        <w:rPr>
-          <w:lang w:val="sw_KE" w:bidi="sw_KE"/>
-        </w:rPr>
-        <w:t xml:space="preserve">; </w:t>
-      </w:r>
-      <w:hyperlink r:id="rId216">
-        <w:r>
-          <w:rPr>
-            <w:lang w:val="sw_KE" w:bidi="sw_KE"/>
-          </w:rPr>
-          <w:rPr>
-            <w:color w:val="0000EE"/>
-            <w:u w:val="single"/>
-          </w:rPr>
-          <w:t>Mathayo 24:29</w:t>
-        </w:r>
-      </w:hyperlink>
-      <w:r>
-        <w:rPr>
-          <w:lang w:val="sw_KE" w:bidi="sw_KE"/>
-        </w:rPr>
-        <w:t xml:space="preserve">; </w:t>
-      </w:r>
-      <w:hyperlink r:id="rId217">
-        <w:r>
-          <w:rPr>
-            <w:lang w:val="sw_KE" w:bidi="sw_KE"/>
-          </w:rPr>
-          <w:rPr>
-            <w:color w:val="0000EE"/>
-            <w:u w:val="single"/>
-          </w:rPr>
-          <w:t>Ufunuo 8:12</w:t>
-        </w:r>
-      </w:hyperlink>
+      <w:r>
+        <w:rPr>
+          <w:lang w:val="sw_KE" w:bidi="sw_KE"/>
+        </w:rPr>
+        <w:t>Isaya 13:10</w:t>
+      </w:r>
+      <w:r>
+        <w:rPr>
+          <w:lang w:val="sw_KE" w:bidi="sw_KE"/>
+        </w:rPr>
+        <w:t xml:space="preserve">; </w:t>
+      </w:r>
+      <w:r>
+        <w:rPr>
+          <w:lang w:val="sw_KE" w:bidi="sw_KE"/>
+        </w:rPr>
+        <w:t>Ezekieli 32:7</w:t>
+      </w:r>
+      <w:r>
+        <w:rPr>
+          <w:lang w:val="sw_KE" w:bidi="sw_KE"/>
+        </w:rPr>
+        <w:t xml:space="preserve">; </w:t>
+      </w:r>
+      <w:r>
+        <w:rPr>
+          <w:lang w:val="sw_KE" w:bidi="sw_KE"/>
+        </w:rPr>
+        <w:t>Yoeli 2:10, 31</w:t>
+      </w:r>
+      <w:r>
+        <w:rPr>
+          <w:lang w:val="sw_KE" w:bidi="sw_KE"/>
+        </w:rPr>
+        <w:t xml:space="preserve">; </w:t>
+      </w:r>
+      <w:r>
+        <w:rPr>
+          <w:lang w:val="sw_KE" w:bidi="sw_KE"/>
+        </w:rPr>
+        <w:t>3:15</w:t>
+      </w:r>
+      <w:r>
+        <w:rPr>
+          <w:lang w:val="sw_KE" w:bidi="sw_KE"/>
+        </w:rPr>
+        <w:t xml:space="preserve">; </w:t>
+      </w:r>
+      <w:r>
+        <w:rPr>
+          <w:lang w:val="sw_KE" w:bidi="sw_KE"/>
+        </w:rPr>
+        <w:t>Sefania 1:15</w:t>
+      </w:r>
+      <w:r>
+        <w:rPr>
+          <w:lang w:val="sw_KE" w:bidi="sw_KE"/>
+        </w:rPr>
+        <w:t xml:space="preserve">; </w:t>
+      </w:r>
+      <w:r>
+        <w:rPr>
+          <w:lang w:val="sw_KE" w:bidi="sw_KE"/>
+        </w:rPr>
+        <w:t>Mathayo 24:29</w:t>
+      </w:r>
+      <w:r>
+        <w:rPr>
+          <w:lang w:val="sw_KE" w:bidi="sw_KE"/>
+        </w:rPr>
+        <w:t xml:space="preserve">; </w:t>
+      </w:r>
+      <w:r>
+        <w:rPr>
+          <w:lang w:val="sw_KE" w:bidi="sw_KE"/>
+        </w:rPr>
+        <w:t>Ufunuo 8:12</w:t>
+      </w:r>
       <w:r>
         <w:rPr>
           <w:lang w:val="sw_KE" w:bidi="sw_KE"/>
         </w:rPr>
         <w:t>). Taswira hii huenda inarejelea kupatwa kwa jua, tukio lililowatia hofu watu wa zamani. Jua kubadilika na kuwa hafifu pia linaweza kumaanisha athari za "sirocco," ambapo dhoruba za mchanga na mawingu ya ukungu yanatia giza anga. Kwa upande mwingine, Ushindi wa Siku ya Bwana umeonyeshwa kama wakati ambapo jua litaangaza mara saba zaidi kuliko linavyofanya sasa (</w:t>
       </w:r>
-      <w:hyperlink r:id="rId218">
-        <w:r>
-          <w:rPr>
-            <w:lang w:val="sw_KE" w:bidi="sw_KE"/>
-          </w:rPr>
-          <w:rPr>
-            <w:color w:val="0000EE"/>
-            <w:u w:val="single"/>
-          </w:rPr>
-          <w:t>Isaya 30:26</w:t>
-        </w:r>
-      </w:hyperlink>
+      <w:r>
+        <w:rPr>
+          <w:lang w:val="sw_KE" w:bidi="sw_KE"/>
+        </w:rPr>
+        <w:t>Isaya 30:26</w:t>
+      </w:r>
       <w:r>
         <w:rPr>
           <w:lang w:val="sw_KE" w:bidi="sw_KE"/>
@@ -6780,36 +5412,24 @@
         </w:rPr>
         <w:t xml:space="preserve">Tahajia mbadala ya Yuda katika Toleo la King James. Yuda ni kaka yake Yesu katika </w:t>
       </w:r>
-      <w:hyperlink r:id="rId219">
-        <w:r>
-          <w:rPr>
-            <w:lang w:val="sw_KE" w:bidi="sw_KE"/>
-          </w:rPr>
-          <w:rPr>
-            <w:color w:val="0000EE"/>
-            <w:u w:val="single"/>
-          </w:rPr>
-          <w:t>Marko 6:3</w:t>
-        </w:r>
-      </w:hyperlink>
+      <w:r>
+        <w:rPr>
+          <w:lang w:val="sw_KE" w:bidi="sw_KE"/>
+        </w:rPr>
+        <w:t>Marko 6:3</w:t>
+      </w:r>
       <w:r>
         <w:rPr>
           <w:lang w:val="sw_KE" w:bidi="sw_KE"/>
         </w:rPr>
         <w:t xml:space="preserve">. Yuda pia anajulikana kama Yuda katika </w:t>
       </w:r>
-      <w:hyperlink r:id="rId220">
-        <w:r>
-          <w:rPr>
-            <w:lang w:val="sw_KE" w:bidi="sw_KE"/>
-          </w:rPr>
-          <w:rPr>
-            <w:color w:val="0000EE"/>
-            <w:u w:val="single"/>
-          </w:rPr>
-          <w:t>Yuda 1</w:t>
-        </w:r>
-      </w:hyperlink>
+      <w:r>
+        <w:rPr>
+          <w:lang w:val="sw_KE" w:bidi="sw_KE"/>
+        </w:rPr>
+        <w:t>Yuda 1</w:t>
+      </w:r>
       <w:r>
         <w:rPr>
           <w:lang w:val="sw_KE" w:bidi="sw_KE"/>
@@ -6853,18 +5473,12 @@
         </w:rPr>
         <w:t xml:space="preserve">Toleo mbadala la King James kuhusu tahajia ya Yuda, mwana wa Yohana, katika </w:t>
       </w:r>
-      <w:hyperlink r:id="rId221">
-        <w:r>
-          <w:rPr>
-            <w:lang w:val="sw_KE" w:bidi="sw_KE"/>
-          </w:rPr>
-          <w:rPr>
-            <w:color w:val="0000EE"/>
-            <w:u w:val="single"/>
-          </w:rPr>
-          <w:t>Luka 3:26</w:t>
-        </w:r>
-      </w:hyperlink>
+      <w:r>
+        <w:rPr>
+          <w:lang w:val="sw_KE" w:bidi="sw_KE"/>
+        </w:rPr>
+        <w:t>Luka 3:26</w:t>
+      </w:r>
       <w:r>
         <w:rPr>
           <w:lang w:val="sw_KE" w:bidi="sw_KE"/>
@@ -6914,18 +5528,12 @@
         </w:rPr>
         <w:t xml:space="preserve">Toleo mbadala la King James kuhusu tahajia la jina la Yuda, mwana wa Yosefu, katika </w:t>
       </w:r>
-      <w:hyperlink r:id="rId222">
-        <w:r>
-          <w:rPr>
-            <w:lang w:val="sw_KE" w:bidi="sw_KE"/>
-          </w:rPr>
-          <w:rPr>
-            <w:color w:val="0000EE"/>
-            <w:u w:val="single"/>
-          </w:rPr>
-          <w:t>Luka 3:30</w:t>
-        </w:r>
-      </w:hyperlink>
+      <w:r>
+        <w:rPr>
+          <w:lang w:val="sw_KE" w:bidi="sw_KE"/>
+        </w:rPr>
+        <w:t>Luka 3:30</w:t>
+      </w:r>
       <w:r>
         <w:rPr>
           <w:lang w:val="sw_KE" w:bidi="sw_KE"/>
@@ -6975,18 +5583,12 @@
         </w:rPr>
         <w:t xml:space="preserve">Toleo mbadala la King James kuhusu tahajia la Yuda, mwana wa Yakobo, katika </w:t>
       </w:r>
-      <w:hyperlink r:id="rId223">
-        <w:r>
-          <w:rPr>
-            <w:lang w:val="sw_KE" w:bidi="sw_KE"/>
-          </w:rPr>
-          <w:rPr>
-            <w:color w:val="0000EE"/>
-            <w:u w:val="single"/>
-          </w:rPr>
-          <w:t>Luka 3:33</w:t>
-        </w:r>
-      </w:hyperlink>
+      <w:r>
+        <w:rPr>
+          <w:lang w:val="sw_KE" w:bidi="sw_KE"/>
+        </w:rPr>
+        <w:t>Luka 3:33</w:t>
+      </w:r>
       <w:r>
         <w:rPr>
           <w:lang w:val="sw_KE" w:bidi="sw_KE"/>
@@ -7036,54 +5638,36 @@
         </w:rPr>
         <w:t>Toleo mbadala la King James kuhusu tahajia la kabila la Yuda (</w:t>
       </w:r>
-      <w:hyperlink r:id="rId224">
-        <w:r>
-          <w:rPr>
-            <w:lang w:val="sw_KE" w:bidi="sw_KE"/>
-          </w:rPr>
-          <w:rPr>
-            <w:color w:val="0000EE"/>
-            <w:u w:val="single"/>
-          </w:rPr>
-          <w:t>Waebrania 7:14</w:t>
-        </w:r>
-      </w:hyperlink>
-      <w:r>
-        <w:rPr>
-          <w:lang w:val="sw_KE" w:bidi="sw_KE"/>
-        </w:rPr>
-        <w:t xml:space="preserve">; </w:t>
-      </w:r>
-      <w:hyperlink r:id="rId225">
-        <w:r>
-          <w:rPr>
-            <w:lang w:val="sw_KE" w:bidi="sw_KE"/>
-          </w:rPr>
-          <w:rPr>
-            <w:color w:val="0000EE"/>
-            <w:u w:val="single"/>
-          </w:rPr>
-          <w:t>Ufunuo 5:5</w:t>
-        </w:r>
-      </w:hyperlink>
-      <w:r>
-        <w:rPr>
-          <w:lang w:val="sw_KE" w:bidi="sw_KE"/>
-        </w:rPr>
-        <w:t xml:space="preserve">; </w:t>
-      </w:r>
-      <w:hyperlink r:id="rId226">
-        <w:r>
-          <w:rPr>
-            <w:lang w:val="sw_KE" w:bidi="sw_KE"/>
-          </w:rPr>
-          <w:rPr>
-            <w:color w:val="0000EE"/>
-            <w:u w:val="single"/>
-          </w:rPr>
-          <w:t>7:5</w:t>
-        </w:r>
-      </w:hyperlink>
+      <w:r>
+        <w:rPr>
+          <w:lang w:val="sw_KE" w:bidi="sw_KE"/>
+        </w:rPr>
+        <w:t>Waebrania 7:14</w:t>
+      </w:r>
+      <w:r>
+        <w:rPr>
+          <w:lang w:val="sw_KE" w:bidi="sw_KE"/>
+        </w:rPr>
+        <w:t xml:space="preserve">; </w:t>
+      </w:r>
+      <w:r>
+        <w:rPr>
+          <w:lang w:val="sw_KE" w:bidi="sw_KE"/>
+        </w:rPr>
+        <w:t>Ufunuo 5:5</w:t>
+      </w:r>
+      <w:r>
+        <w:rPr>
+          <w:lang w:val="sw_KE" w:bidi="sw_KE"/>
+        </w:rPr>
+        <w:t xml:space="preserve">; </w:t>
+      </w:r>
+      <w:r>
+        <w:rPr>
+          <w:lang w:val="sw_KE" w:bidi="sw_KE"/>
+        </w:rPr>
+        <w:t>7:5</w:t>
+      </w:r>
       <w:r>
         <w:rPr>
           <w:lang w:val="sw_KE" w:bidi="sw_KE"/>
